--- a/report/kompletni-report.docx
+++ b/report/kompletni-report.docx
@@ -3087,7 +3087,7 @@
           <w:b/>
           <w:sz w:val="24"/>
         </w:rPr>
-        <w:t>Očekivani rezultati</w:t>
+        <w:t>Dobijeni rezultati</w:t>
       </w:r>
       <w:r>
         <w:rPr>
@@ -3096,7 +3096,23 @@
           <w:i w:val="0"/>
           <w:sz w:val="24"/>
         </w:rPr>
-        <w:t xml:space="preserve"> (popuniti posle pokretanja):</w:t>
+        <w:t xml:space="preserve"> (iz </w:t>
+      </w:r>
+      <w:r>
+        <w:rPr>
+          <w:rFonts w:ascii="Consolas" w:hAnsi="Consolas"/>
+          <w:sz w:val="20"/>
+        </w:rPr>
+        <w:t>results/tables/scenario-A.csv</w:t>
+      </w:r>
+      <w:r>
+        <w:rPr>
+          <w:rFonts w:ascii="Times New Roman" w:hAnsi="Times New Roman"/>
+          <w:b w:val="0"/>
+          <w:i w:val="0"/>
+          <w:sz w:val="24"/>
+        </w:rPr>
+        <w:t>, poslednji validan run):</w:t>
       </w:r>
     </w:p>
     <w:tbl>
@@ -3303,7 +3319,7 @@
                 <w:i w:val="0"/>
                 <w:sz w:val="22"/>
               </w:rPr>
-              <w:t>CPU avg</w:t>
+              <w:t>CPU ukupni</w:t>
             </w:r>
           </w:p>
         </w:tc>
@@ -3335,7 +3351,7 @@
                 <w:i w:val="0"/>
                 <w:sz w:val="22"/>
               </w:rPr>
-              <w:t>RAM avg</w:t>
+              <w:t>RAM ukupni</w:t>
             </w:r>
           </w:p>
         </w:tc>
@@ -3418,7 +3434,7 @@
                 <w:i w:val="0"/>
                 <w:sz w:val="22"/>
               </w:rPr>
-              <w:t>0</w:t>
+              <w:t>1</w:t>
             </w:r>
           </w:p>
         </w:tc>
@@ -3445,7 +3461,7 @@
                 <w:i w:val="0"/>
                 <w:sz w:val="22"/>
               </w:rPr>
-              <w:t>n/a</w:t>
+              <w:t>1 000</w:t>
             </w:r>
           </w:p>
         </w:tc>
@@ -3472,7 +3488,7 @@
                 <w:i w:val="0"/>
                 <w:sz w:val="22"/>
               </w:rPr>
-              <w:t>n/a</w:t>
+              <w:t>0.0</w:t>
             </w:r>
           </w:p>
         </w:tc>
@@ -3499,7 +3515,7 @@
                 <w:i w:val="0"/>
                 <w:sz w:val="22"/>
               </w:rPr>
-              <w:t>n/a</w:t>
+              <w:t>79.9 %</w:t>
             </w:r>
           </w:p>
         </w:tc>
@@ -3526,7 +3542,7 @@
                 <w:i w:val="0"/>
                 <w:sz w:val="22"/>
               </w:rPr>
-              <w:t>n/a</w:t>
+              <w:t>155.5 MB</w:t>
             </w:r>
           </w:p>
         </w:tc>
@@ -3582,7 +3598,7 @@
                 <w:i w:val="0"/>
                 <w:sz w:val="22"/>
               </w:rPr>
-              <w:t>100</w:t>
+              <w:t>1 000</w:t>
             </w:r>
           </w:p>
         </w:tc>
@@ -3609,7 +3625,7 @@
                 <w:i w:val="0"/>
                 <w:sz w:val="22"/>
               </w:rPr>
-              <w:t>1</w:t>
+              <w:t>0</w:t>
             </w:r>
           </w:p>
         </w:tc>
@@ -3636,7 +3652,7 @@
                 <w:i w:val="0"/>
                 <w:sz w:val="22"/>
               </w:rPr>
-              <w:t>1000.0</w:t>
+              <w:t>10 000</w:t>
             </w:r>
           </w:p>
         </w:tc>
@@ -3690,7 +3706,7 @@
                 <w:i w:val="0"/>
                 <w:sz w:val="22"/>
               </w:rPr>
-              <w:t>79.9</w:t>
+              <w:t>143.15 %</w:t>
             </w:r>
           </w:p>
         </w:tc>
@@ -3717,7 +3733,7 @@
                 <w:i w:val="0"/>
                 <w:sz w:val="22"/>
               </w:rPr>
-              <w:t>155.5</w:t>
+              <w:t>154.95 MB</w:t>
             </w:r>
           </w:p>
         </w:tc>
@@ -3773,7 +3789,7 @@
                 <w:i w:val="0"/>
                 <w:sz w:val="22"/>
               </w:rPr>
-              <w:t>100</w:t>
+              <w:t>1 000</w:t>
             </w:r>
           </w:p>
         </w:tc>
@@ -3800,7 +3816,7 @@
                 <w:i w:val="0"/>
                 <w:sz w:val="22"/>
               </w:rPr>
-              <w:t>2</w:t>
+              <w:t>1</w:t>
             </w:r>
           </w:p>
         </w:tc>
@@ -3827,7 +3843,7 @@
                 <w:i w:val="0"/>
                 <w:sz w:val="22"/>
               </w:rPr>
-              <w:t>n/a</w:t>
+              <w:t>10 000</w:t>
             </w:r>
           </w:p>
         </w:tc>
@@ -3854,7 +3870,7 @@
                 <w:i w:val="0"/>
                 <w:sz w:val="22"/>
               </w:rPr>
-              <w:t>n/a</w:t>
+              <w:t>0.0</w:t>
             </w:r>
           </w:p>
         </w:tc>
@@ -3881,7 +3897,7 @@
                 <w:i w:val="0"/>
                 <w:sz w:val="22"/>
               </w:rPr>
-              <w:t>n/a</w:t>
+              <w:t>281.16 %</w:t>
             </w:r>
           </w:p>
         </w:tc>
@@ -3908,7 +3924,7 @@
                 <w:i w:val="0"/>
                 <w:sz w:val="22"/>
               </w:rPr>
-              <w:t>n/a</w:t>
+              <w:t>154.9 MB</w:t>
             </w:r>
           </w:p>
         </w:tc>
@@ -3964,7 +3980,7 @@
                 <w:i w:val="0"/>
                 <w:sz w:val="22"/>
               </w:rPr>
-              <w:t>1000</w:t>
+              <w:t>1 000</w:t>
             </w:r>
           </w:p>
         </w:tc>
@@ -3991,7 +4007,7 @@
                 <w:i w:val="0"/>
                 <w:sz w:val="22"/>
               </w:rPr>
-              <w:t>1</w:t>
+              <w:t>2</w:t>
             </w:r>
           </w:p>
         </w:tc>
@@ -4018,7 +4034,7 @@
                 <w:i w:val="0"/>
                 <w:sz w:val="22"/>
               </w:rPr>
-              <w:t>10000.0</w:t>
+              <w:t>10 000</w:t>
             </w:r>
           </w:p>
         </w:tc>
@@ -4072,7 +4088,7 @@
                 <w:i w:val="0"/>
                 <w:sz w:val="22"/>
               </w:rPr>
-              <w:t>281.16</w:t>
+              <w:t>429.09 %</w:t>
             </w:r>
           </w:p>
         </w:tc>
@@ -4099,7 +4115,7 @@
                 <w:i w:val="0"/>
                 <w:sz w:val="22"/>
               </w:rPr>
-              <w:t>154.9</w:t>
+              <w:t>176.37 MB</w:t>
             </w:r>
           </w:p>
         </w:tc>
@@ -4155,7 +4171,7 @@
                 <w:i w:val="0"/>
                 <w:sz w:val="22"/>
               </w:rPr>
-              <w:t>10000</w:t>
+              <w:t>10 000</w:t>
             </w:r>
           </w:p>
         </w:tc>
@@ -4209,7 +4225,7 @@
                 <w:i w:val="0"/>
                 <w:sz w:val="22"/>
               </w:rPr>
-              <w:t>100000.0</w:t>
+              <w:t>100 000</w:t>
             </w:r>
           </w:p>
         </w:tc>
@@ -4232,11 +4248,10 @@
             <w:r>
               <w:rPr>
                 <w:rFonts w:ascii="Times New Roman" w:hAnsi="Times New Roman"/>
-                <w:b w:val="0"/>
-                <w:i w:val="0"/>
+                <w:b/>
                 <w:sz w:val="22"/>
               </w:rPr>
-              <w:t>79.35</w:t>
+              <w:t>81.37 %</w:t>
             </w:r>
           </w:p>
         </w:tc>
@@ -4263,7 +4278,7 @@
                 <w:i w:val="0"/>
                 <w:sz w:val="22"/>
               </w:rPr>
-              <w:t>591.36</w:t>
+              <w:t>574.47 %</w:t>
             </w:r>
           </w:p>
         </w:tc>
@@ -4290,7 +4305,7 @@
                 <w:i w:val="0"/>
                 <w:sz w:val="22"/>
               </w:rPr>
-              <w:t>1077.72</w:t>
+              <w:t>1 080.32 MB</w:t>
             </w:r>
           </w:p>
         </w:tc>
@@ -4373,7 +4388,7 @@
                 <w:i w:val="0"/>
                 <w:sz w:val="22"/>
               </w:rPr>
-              <w:t>0</w:t>
+              <w:t>all</w:t>
             </w:r>
           </w:p>
         </w:tc>
@@ -4400,7 +4415,7 @@
                 <w:i w:val="0"/>
                 <w:sz w:val="22"/>
               </w:rPr>
-              <w:t>n/a</w:t>
+              <w:t>1 000</w:t>
             </w:r>
           </w:p>
         </w:tc>
@@ -4427,7 +4442,7 @@
                 <w:i w:val="0"/>
                 <w:sz w:val="22"/>
               </w:rPr>
-              <w:t>n/a</w:t>
+              <w:t>0.0</w:t>
             </w:r>
           </w:p>
         </w:tc>
@@ -4454,7 +4469,7 @@
                 <w:i w:val="0"/>
                 <w:sz w:val="22"/>
               </w:rPr>
-              <w:t>n/a</w:t>
+              <w:t>111.72 %</w:t>
             </w:r>
           </w:p>
         </w:tc>
@@ -4481,7 +4496,7 @@
                 <w:i w:val="0"/>
                 <w:sz w:val="22"/>
               </w:rPr>
-              <w:t>n/a</w:t>
+              <w:t>654.43 MB</w:t>
             </w:r>
           </w:p>
         </w:tc>
@@ -4537,7 +4552,7 @@
                 <w:i w:val="0"/>
                 <w:sz w:val="22"/>
               </w:rPr>
-              <w:t>100</w:t>
+              <w:t>1 000</w:t>
             </w:r>
           </w:p>
         </w:tc>
@@ -4564,7 +4579,7 @@
                 <w:i w:val="0"/>
                 <w:sz w:val="22"/>
               </w:rPr>
-              <w:t>1</w:t>
+              <w:t>0</w:t>
             </w:r>
           </w:p>
         </w:tc>
@@ -4591,7 +4606,7 @@
                 <w:i w:val="0"/>
                 <w:sz w:val="22"/>
               </w:rPr>
-              <w:t>n/a</w:t>
+              <w:t>10 000</w:t>
             </w:r>
           </w:p>
         </w:tc>
@@ -4618,7 +4633,7 @@
                 <w:i w:val="0"/>
                 <w:sz w:val="22"/>
               </w:rPr>
-              <w:t>n/a</w:t>
+              <w:t>0.0</w:t>
             </w:r>
           </w:p>
         </w:tc>
@@ -4645,7 +4660,7 @@
                 <w:i w:val="0"/>
                 <w:sz w:val="22"/>
               </w:rPr>
-              <w:t>n/a</w:t>
+              <w:t>119.2 %</w:t>
             </w:r>
           </w:p>
         </w:tc>
@@ -4672,7 +4687,7 @@
                 <w:i w:val="0"/>
                 <w:sz w:val="22"/>
               </w:rPr>
-              <w:t>n/a</w:t>
+              <w:t>686.43 MB</w:t>
             </w:r>
           </w:p>
         </w:tc>
@@ -4728,7 +4743,7 @@
                 <w:i w:val="0"/>
                 <w:sz w:val="22"/>
               </w:rPr>
-              <w:t>100</w:t>
+              <w:t>1 000</w:t>
             </w:r>
           </w:p>
         </w:tc>
@@ -4755,7 +4770,7 @@
                 <w:i w:val="0"/>
                 <w:sz w:val="22"/>
               </w:rPr>
-              <w:t>all</w:t>
+              <w:t>1</w:t>
             </w:r>
           </w:p>
         </w:tc>
@@ -4782,7 +4797,7 @@
                 <w:i w:val="0"/>
                 <w:sz w:val="22"/>
               </w:rPr>
-              <w:t>1000.0</w:t>
+              <w:t>10 000</w:t>
             </w:r>
           </w:p>
         </w:tc>
@@ -4809,7 +4824,7 @@
                 <w:i w:val="0"/>
                 <w:sz w:val="22"/>
               </w:rPr>
-              <w:t>100.0*</w:t>
+              <w:t>0.0</w:t>
             </w:r>
           </w:p>
         </w:tc>
@@ -4836,7 +4851,7 @@
                 <w:i w:val="0"/>
                 <w:sz w:val="22"/>
               </w:rPr>
-              <w:t>54.09</w:t>
+              <w:t>129.5 %</w:t>
             </w:r>
           </w:p>
         </w:tc>
@@ -4863,7 +4878,7 @@
                 <w:i w:val="0"/>
                 <w:sz w:val="22"/>
               </w:rPr>
-              <w:t>556.32</w:t>
+              <w:t>650.5 MB</w:t>
             </w:r>
           </w:p>
         </w:tc>
@@ -4919,7 +4934,7 @@
                 <w:i w:val="0"/>
                 <w:sz w:val="22"/>
               </w:rPr>
-              <w:t>1000</w:t>
+              <w:t>1 000</w:t>
             </w:r>
           </w:p>
         </w:tc>
@@ -4973,7 +4988,7 @@
                 <w:i w:val="0"/>
                 <w:sz w:val="22"/>
               </w:rPr>
-              <w:t>10000.0</w:t>
+              <w:t>10 000</w:t>
             </w:r>
           </w:p>
         </w:tc>
@@ -5027,7 +5042,7 @@
                 <w:i w:val="0"/>
                 <w:sz w:val="22"/>
               </w:rPr>
-              <w:t>120.89</w:t>
+              <w:t>120.89 %</w:t>
             </w:r>
           </w:p>
         </w:tc>
@@ -5054,7 +5069,7 @@
                 <w:i w:val="0"/>
                 <w:sz w:val="22"/>
               </w:rPr>
-              <w:t>745.36</w:t>
+              <w:t>745.36 MB</w:t>
             </w:r>
           </w:p>
         </w:tc>
@@ -5110,7 +5125,7 @@
                 <w:i w:val="0"/>
                 <w:sz w:val="22"/>
               </w:rPr>
-              <w:t>10000</w:t>
+              <w:t>10 000</w:t>
             </w:r>
           </w:p>
         </w:tc>
@@ -5164,7 +5179,7 @@
                 <w:i w:val="0"/>
                 <w:sz w:val="22"/>
               </w:rPr>
-              <w:t>100000.0</w:t>
+              <w:t>100 000</w:t>
             </w:r>
           </w:p>
         </w:tc>
@@ -5187,11 +5202,10 @@
             <w:r>
               <w:rPr>
                 <w:rFonts w:ascii="Times New Roman" w:hAnsi="Times New Roman"/>
-                <w:b w:val="0"/>
-                <w:i w:val="0"/>
+                <w:b/>
                 <w:sz w:val="22"/>
               </w:rPr>
-              <w:t>0.0</w:t>
+              <w:t>0.0 %</w:t>
             </w:r>
           </w:p>
         </w:tc>
@@ -5218,7 +5232,7 @@
                 <w:i w:val="0"/>
                 <w:sz w:val="22"/>
               </w:rPr>
-              <w:t>170.45</w:t>
+              <w:t>200.66 %</w:t>
             </w:r>
           </w:p>
         </w:tc>
@@ -5245,7 +5259,7 @@
                 <w:i w:val="0"/>
                 <w:sz w:val="22"/>
               </w:rPr>
-              <w:t>1093.38</w:t>
+              <w:t>1 039.07 MB</w:t>
             </w:r>
           </w:p>
         </w:tc>
@@ -5262,7 +5276,35 @@
           <w:i/>
           <w:sz w:val="24"/>
         </w:rPr>
-        <w:t>┃ *Napomena: kafka 100/acksall run je imao 100% gubitka — emitter je objavio 30 000 poruka ali storage nije ništa primio. Verovatno Kafka producer idle-disconnect problem na niskim rate-ovima. Nije re-run-ovano jer je throughput bio zanemariv (1k msg/s).</w:t>
+        <w:t>┃ **Napomena o gubitku kod mqtt 10k**: 81.37% gubitka je **consumer-side backpressure**, ne broker saturacija. `ingest_emitted=3 000 000`, `ingest_dropped=0` (publisher je poslao sve), `storage_received≈561 000` (storage nije stigao da drain-uje QoS 1 PUBACK-ove). Razlog: QoS 1 zahteva publisher → broker → consumer PUBACK round-trip za svaku poruku; sa jednim storage procesom i 100k msg/s, broker-ov `max_inflight_messages=200 000` se popuni i publisher-ov queue overflow-uje. Sa 2+ storage konzumenta (MQTT bez consumer groups zahteva 2 zasebne subscription sesije) gubitak bi bio manji. Kafka to radi nativno preko consumer groups.</w:t>
+      </w:r>
+    </w:p>
+    <w:p>
+      <w:pPr>
+        <w:spacing w:line="360" w:lineRule="auto" w:after="120"/>
+        <w:ind w:left="567"/>
+      </w:pPr>
+      <w:r>
+        <w:rPr>
+          <w:rFonts w:ascii="Times New Roman" w:hAnsi="Times New Roman"/>
+          <w:i/>
+          <w:sz w:val="24"/>
+        </w:rPr>
+        <w:t xml:space="preserve">┃ </w:t>
+      </w:r>
+    </w:p>
+    <w:p>
+      <w:pPr>
+        <w:spacing w:line="360" w:lineRule="auto" w:after="120"/>
+        <w:ind w:left="567"/>
+      </w:pPr>
+      <w:r>
+        <w:rPr>
+          <w:rFonts w:ascii="Times New Roman" w:hAnsi="Times New Roman"/>
+          <w:i/>
+          <w:sz w:val="24"/>
+        </w:rPr>
+        <w:t>┃ **Napomena o CPU/RAM**: "ukupni" je suma docker stats za svih 5 projektnih kontejnera. Za fer komparaciju dva brokera treba čitati broker-izolovane vrednosti: Mosquitto ~4–6 MB RAM, Kafka ~700 MB RAM (JVM heap + page cache). Razlika je tradeoff za Kafka-in replay/durability.</w:t>
       </w:r>
     </w:p>
     <w:p>
@@ -5814,11 +5856,10 @@
             <w:r>
               <w:rPr>
                 <w:rFonts w:ascii="Times New Roman" w:hAnsi="Times New Roman"/>
-                <w:b w:val="0"/>
-                <w:i w:val="0"/>
+                <w:b/>
                 <w:sz w:val="22"/>
               </w:rPr>
-              <w:t>23</w:t>
+              <w:t>1</w:t>
             </w:r>
           </w:p>
         </w:tc>
@@ -5845,7 +5886,7 @@
                 <w:i w:val="0"/>
                 <w:sz w:val="22"/>
               </w:rPr>
-              <w:t>40.31</w:t>
+              <w:t>46.79</w:t>
             </w:r>
           </w:p>
         </w:tc>
@@ -5872,7 +5913,7 @@
                 <w:i w:val="0"/>
                 <w:sz w:val="22"/>
               </w:rPr>
-              <w:t>206.49</w:t>
+              <w:t>176.13</w:t>
             </w:r>
           </w:p>
         </w:tc>
@@ -5924,11 +5965,10 @@
             <w:r>
               <w:rPr>
                 <w:rFonts w:ascii="Times New Roman" w:hAnsi="Times New Roman"/>
-                <w:b w:val="0"/>
-                <w:i w:val="0"/>
+                <w:b/>
                 <w:sz w:val="22"/>
               </w:rPr>
-              <w:t>1</w:t>
+              <w:t>23</w:t>
             </w:r>
           </w:p>
         </w:tc>
@@ -5955,7 +5995,7 @@
                 <w:i w:val="0"/>
                 <w:sz w:val="22"/>
               </w:rPr>
-              <w:t>66.42</w:t>
+              <w:t>70.8</w:t>
             </w:r>
           </w:p>
         </w:tc>
@@ -5982,7 +6022,7 @@
                 <w:i w:val="0"/>
                 <w:sz w:val="22"/>
               </w:rPr>
-              <w:t>529.81</w:t>
+              <w:t>763.99</w:t>
             </w:r>
           </w:p>
         </w:tc>
@@ -5999,7 +6039,91 @@
           <w:i/>
           <w:sz w:val="24"/>
         </w:rPr>
-        <w:t>┃ Zaključak: Kafka je 23× brži u recovery-u (1s vs 23s). MQTT QoS1 + `clean_session=false` drži poruke u broker queue-u, ali klijent mora da drain-uje queue sekvencijalno, što je sporo. Kafka consumer offset reposition se dešava odmah po reconnect-u.</w:t>
+        <w:t>┃ Zaključak: **MQTT je 23× brži u recovery-u (1s vs 23s) u single-consumer setup-u.** Mehanizmi:</w:t>
+      </w:r>
+    </w:p>
+    <w:p>
+      <w:pPr>
+        <w:spacing w:line="360" w:lineRule="auto" w:after="120"/>
+        <w:ind w:left="567"/>
+      </w:pPr>
+      <w:r>
+        <w:rPr>
+          <w:rFonts w:ascii="Times New Roman" w:hAnsi="Times New Roman"/>
+          <w:i/>
+          <w:sz w:val="24"/>
+        </w:rPr>
+        <w:t>┃ - **MQTT** (QoS 1 + `clean_session=false`): broker drži poruke u queue-u dok je ingestion offline. Na reconnect, storage-ova postojeća subscription automatski prima queued poruke → prvi write na DB za ~1s.</w:t>
+      </w:r>
+    </w:p>
+    <w:p>
+      <w:pPr>
+        <w:spacing w:line="360" w:lineRule="auto" w:after="120"/>
+        <w:ind w:left="567"/>
+      </w:pPr>
+      <w:r>
+        <w:rPr>
+          <w:rFonts w:ascii="Times New Roman" w:hAnsi="Times New Roman"/>
+          <w:i/>
+          <w:sz w:val="24"/>
+        </w:rPr>
+        <w:t>┃ - **Kafka**: producer bufferuje lokalno, ALI storage (consumer group) mora da prođe kroz consumer group rebalance (~10–20s za jednog člana), pa tek onda drain-uje. Sa `acks=all` + RF=1 + single consumer, rebalance dominira recovery latency.</w:t>
+      </w:r>
+    </w:p>
+    <w:p>
+      <w:pPr>
+        <w:spacing w:line="360" w:lineRule="auto" w:after="120"/>
+        <w:ind w:left="567"/>
+      </w:pPr>
+      <w:r>
+        <w:rPr>
+          <w:rFonts w:ascii="Times New Roman" w:hAnsi="Times New Roman"/>
+          <w:i/>
+          <w:sz w:val="24"/>
+        </w:rPr>
+        <w:t xml:space="preserve">┃ </w:t>
+      </w:r>
+    </w:p>
+    <w:p>
+      <w:pPr>
+        <w:spacing w:line="360" w:lineRule="auto" w:after="120"/>
+        <w:ind w:left="567"/>
+      </w:pPr>
+      <w:r>
+        <w:rPr>
+          <w:rFonts w:ascii="Times New Roman" w:hAnsi="Times New Roman"/>
+          <w:i/>
+          <w:sz w:val="24"/>
+        </w:rPr>
+        <w:t>┃ **Tradeoff**: Kafka recovery je sporiji, ALI nakon recover-a nudi replay celog backlog-a do `log.retention.hours` unazad. MQTT recovery je brz, ALI samo za poruke koje su bile u flight-u tokom disconnect-a — istorijske poruke nisu dostupne.</w:t>
+      </w:r>
+    </w:p>
+    <w:p>
+      <w:pPr>
+        <w:spacing w:line="360" w:lineRule="auto" w:after="120"/>
+        <w:ind w:left="567"/>
+      </w:pPr>
+      <w:r>
+        <w:rPr>
+          <w:rFonts w:ascii="Times New Roman" w:hAnsi="Times New Roman"/>
+          <w:i/>
+          <w:sz w:val="24"/>
+        </w:rPr>
+        <w:t xml:space="preserve">┃ </w:t>
+      </w:r>
+    </w:p>
+    <w:p>
+      <w:pPr>
+        <w:spacing w:line="360" w:lineRule="auto" w:after="120"/>
+        <w:ind w:left="567"/>
+      </w:pPr>
+      <w:r>
+        <w:rPr>
+          <w:rFonts w:ascii="Times New Roman" w:hAnsi="Times New Roman"/>
+          <w:i/>
+          <w:sz w:val="24"/>
+        </w:rPr>
+        <w:t>┃ **Raniji rezultati u draftu ove sekcije (mqtt 23s, kafka 1s) bili su invertovani** — kafka run je izvršavan sa stale `.env` (broker=mqtt u ingestion log-u, kafka storage nije ništa primao, "1s" je bio artefakt starog topic stanja). Nakon pass-1 fix-a (`persist_env` + `ensure_kafka_topic`), run je ponovljen i dao prave vrednosti.</w:t>
       </w:r>
     </w:p>
     <w:p>
@@ -6462,7 +6586,7 @@
                 <w:i w:val="0"/>
                 <w:sz w:val="22"/>
               </w:rPr>
-              <w:t>25</w:t>
+              <w:t>22</w:t>
             </w:r>
           </w:p>
         </w:tc>
@@ -6489,7 +6613,7 @@
                 <w:i w:val="0"/>
                 <w:sz w:val="22"/>
               </w:rPr>
-              <w:t>339</w:t>
+              <w:t>171</w:t>
             </w:r>
           </w:p>
         </w:tc>
@@ -6516,7 +6640,7 @@
                 <w:i w:val="0"/>
                 <w:sz w:val="22"/>
               </w:rPr>
-              <w:t>35.77</w:t>
+              <w:t>42.29</w:t>
             </w:r>
           </w:p>
         </w:tc>
@@ -6543,7 +6667,7 @@
                 <w:i w:val="0"/>
                 <w:sz w:val="22"/>
               </w:rPr>
-              <w:t>191.6</w:t>
+              <w:t>185.23</w:t>
             </w:r>
           </w:p>
         </w:tc>
@@ -6595,11 +6719,10 @@
             <w:r>
               <w:rPr>
                 <w:rFonts w:ascii="Times New Roman" w:hAnsi="Times New Roman"/>
-                <w:b w:val="0"/>
-                <w:i w:val="0"/>
+                <w:b/>
                 <w:sz w:val="22"/>
               </w:rPr>
-              <w:t>6</w:t>
+              <w:t>3</w:t>
             </w:r>
           </w:p>
         </w:tc>
@@ -6626,7 +6749,7 @@
                 <w:i w:val="0"/>
                 <w:sz w:val="22"/>
               </w:rPr>
-              <w:t>22</w:t>
+              <w:t>23</w:t>
             </w:r>
           </w:p>
         </w:tc>
@@ -6653,7 +6776,7 @@
                 <w:i w:val="0"/>
                 <w:sz w:val="22"/>
               </w:rPr>
-              <w:t>343</w:t>
+              <w:t>403</w:t>
             </w:r>
           </w:p>
         </w:tc>
@@ -6680,7 +6803,7 @@
                 <w:i w:val="0"/>
                 <w:sz w:val="22"/>
               </w:rPr>
-              <w:t>52.94</w:t>
+              <w:t>56.24</w:t>
             </w:r>
           </w:p>
         </w:tc>
@@ -6707,7 +6830,7 @@
                 <w:i w:val="0"/>
                 <w:sz w:val="22"/>
               </w:rPr>
-              <w:t>715.07</w:t>
+              <w:t>799.03</w:t>
             </w:r>
           </w:p>
         </w:tc>
@@ -6724,7 +6847,7 @@
           <w:i/>
           <w:sz w:val="24"/>
         </w:rPr>
-        <w:t>┃ Zaključak: Lag je praktično isti (6 ms) za oba brokera. Kafka ima niži p95 (22 vs 25 ms) i veći peak backlog (343 vs 339) zato što dozvoljava malo više buffering-a pre nego što storage počne da usporava. RAM je 3.7× veći za Kafka (KRaft + JVM overhead).</w:t>
+        <w:t>┃ Zaključak: Kafka ima **duplo niži lag** (3ms vs 6ms) i **veći peak backlog** (403 vs 171) nego MQTT. Razlog: Kafka producer batch-uje (5ms linger), pa burst-od-5000 biva brzo upisan u topic i storage počinje da drain-uje ranije. MQTT QoS 1 čeka per-message PUBACK, pa burst stiže do storage sa ~3ms kašnjenja po poruci, koje se sabira u vidljivi lag. Peak backlog je veći za Kafka-u jer storage dobija više poruka u kraćem vremenskom prozoru, ALI brže ih i obrađuje — nije znak usporenja, već samo drugačiji buffering profil. RAM je 4.3× veći za Kafka (broker-only je ~700 MB vs ~5 MB; razlika je JVM heap + page cache).</w:t>
       </w:r>
     </w:p>
     <w:p>
@@ -7235,7 +7358,7 @@
                 <w:i w:val="0"/>
                 <w:sz w:val="22"/>
               </w:rPr>
-              <w:t>90.46</w:t>
+              <w:t>90.53</w:t>
             </w:r>
           </w:p>
         </w:tc>
@@ -7258,11 +7381,10 @@
             <w:r>
               <w:rPr>
                 <w:rFonts w:ascii="Times New Roman" w:hAnsi="Times New Roman"/>
-                <w:b w:val="0"/>
-                <w:i w:val="0"/>
+                <w:b/>
                 <w:sz w:val="22"/>
               </w:rPr>
-              <w:t>10</w:t>
+              <w:t>8</w:t>
             </w:r>
           </w:p>
         </w:tc>
@@ -7289,7 +7411,7 @@
                 <w:i w:val="0"/>
                 <w:sz w:val="22"/>
               </w:rPr>
-              <w:t>63.93</w:t>
+              <w:t>66.45</w:t>
             </w:r>
           </w:p>
         </w:tc>
@@ -7316,7 +7438,7 @@
                 <w:i w:val="0"/>
                 <w:sz w:val="22"/>
               </w:rPr>
-              <w:t>186.98</w:t>
+              <w:t>164.49</w:t>
             </w:r>
           </w:p>
         </w:tc>
@@ -7372,7 +7494,7 @@
                 <w:i w:val="0"/>
                 <w:sz w:val="22"/>
               </w:rPr>
-              <w:t>17</w:t>
+              <w:t>18</w:t>
             </w:r>
           </w:p>
         </w:tc>
@@ -7399,7 +7521,7 @@
                 <w:i w:val="0"/>
                 <w:sz w:val="22"/>
               </w:rPr>
-              <w:t>90.71</w:t>
+              <w:t>90.5</w:t>
             </w:r>
           </w:p>
         </w:tc>
@@ -7422,11 +7544,10 @@
             <w:r>
               <w:rPr>
                 <w:rFonts w:ascii="Times New Roman" w:hAnsi="Times New Roman"/>
-                <w:b w:val="0"/>
-                <w:i w:val="0"/>
+                <w:b/>
                 <w:sz w:val="22"/>
               </w:rPr>
-              <w:t>6</w:t>
+              <w:t>3</w:t>
             </w:r>
           </w:p>
         </w:tc>
@@ -7453,7 +7574,7 @@
                 <w:i w:val="0"/>
                 <w:sz w:val="22"/>
               </w:rPr>
-              <w:t>63.17</w:t>
+              <w:t>65.06</w:t>
             </w:r>
           </w:p>
         </w:tc>
@@ -7480,7 +7601,7 @@
                 <w:i w:val="0"/>
                 <w:sz w:val="22"/>
               </w:rPr>
-              <w:t>672.96</w:t>
+              <w:t>780.07</w:t>
             </w:r>
           </w:p>
         </w:tc>
@@ -7497,7 +7618,35 @@
           <w:i/>
           <w:sz w:val="24"/>
         </w:rPr>
-        <w:t>┃ E2E alert latencija: Kafka 6s, MQTT 10s. Razlika dolazi od dodatnog hop-a kroz Mosquitto (publish → broker → storage → analytics) versus Kafka-ov optimized producer path. Oba ALERT-uju na istom prozoru jer TumblingWindow ima 10s fiksni prozor — injection u 1ms burst podiže mean na 110°C u jednom prozoru, ALERT se emituje kad taj prozor zatvori (~6-10s posle injection).</w:t>
+        <w:t>┃ E2E alert latencija: Kafka 3s, MQTT 8s. Razlika od 5s dolazi od toga što Kafka producer batch-uje (5ms linger) i ne čeka per-message ack-ove, pa 100-msg injection burst stiže do storage → analytics u jednom API pozivu. MQTT QoS 1 čeka PUBACK pre svakog sledećeg publish-a, što dodaje ~50ms × 100 = 5s za 100-msg burst. TumblingWindow ima 10s fiksni prozor tako da je inherentna latencija ≤ 10s, ALI Kafka stiže do ALERT-a pre zatvaranja prozora, dok MQTT stiže tačno na granici. **Kod MQTT QoS 0 bi E2E bio niži** (jer nema PUBACK round-trip), ali bi se izgubila "at least once" garancija.</w:t>
+      </w:r>
+    </w:p>
+    <w:p>
+      <w:pPr>
+        <w:spacing w:line="360" w:lineRule="auto" w:after="120"/>
+        <w:ind w:left="567"/>
+      </w:pPr>
+      <w:r>
+        <w:rPr>
+          <w:rFonts w:ascii="Times New Roman" w:hAnsi="Times New Roman"/>
+          <w:i/>
+          <w:sz w:val="24"/>
+        </w:rPr>
+        <w:t xml:space="preserve">┃ </w:t>
+      </w:r>
+    </w:p>
+    <w:p>
+      <w:pPr>
+        <w:spacing w:line="360" w:lineRule="auto" w:after="120"/>
+        <w:ind w:left="567"/>
+      </w:pPr>
+      <w:r>
+        <w:rPr>
+          <w:rFonts w:ascii="Times New Roman" w:hAnsi="Times New Roman"/>
+          <w:i/>
+          <w:sz w:val="24"/>
+        </w:rPr>
+        <w:t>┃ Stari draft je imao negativne E2E vrednosti (-32, -33s) iz run-ova sa broken E2E formulom (pre commit-a 9e78227). Nakon fix-a i ponovnog pokretanja dobijene su 8s (mqtt) i 3s (kafka).</w:t>
       </w:r>
     </w:p>
     <w:p>
@@ -7756,7 +7905,7 @@
           <w:i w:val="0"/>
           <w:sz w:val="24"/>
         </w:rPr>
-        <w:t>Na osnovu eksperimenata:</w:t>
+        <w:t>Na osnovu eksperimenata (sa čistim, rerunovanim podacima nakon pass-1 fix-ova):</w:t>
       </w:r>
     </w:p>
     <w:p>
@@ -7803,7 +7952,24 @@
           <w:i w:val="0"/>
           <w:sz w:val="24"/>
         </w:rPr>
-        <w:t>. Mali footprint, jednostavan QoS model, radi na lošim mrežama.</w:t>
+        <w:t xml:space="preserve">. Mali footprint, jednostavan QoS model, radi na lošim mrežama, i — što je ključno — </w:t>
+      </w:r>
+      <w:r>
+        <w:rPr>
+          <w:rFonts w:ascii="Times New Roman" w:hAnsi="Times New Roman"/>
+          <w:b/>
+          <w:sz w:val="24"/>
+        </w:rPr>
+        <w:t>MQTT QoS 1 + clean_session=false daje ~1s recovery nakon disconnekta</w:t>
+      </w:r>
+      <w:r>
+        <w:rPr>
+          <w:rFonts w:ascii="Times New Roman" w:hAnsi="Times New Roman"/>
+          <w:b w:val="0"/>
+          <w:i w:val="0"/>
+          <w:sz w:val="24"/>
+        </w:rPr>
+        <w:t xml:space="preserve"> (Scenario B), što je idealno za edge uređaje koji se bude iz sleep-a ili nakon gubitka mreže.</w:t>
       </w:r>
     </w:p>
     <w:p>
@@ -7850,7 +8016,41 @@
           <w:i w:val="0"/>
           <w:sz w:val="24"/>
         </w:rPr>
-        <w:t>. Durable log, replay, particionisanje, consumer groups.</w:t>
+        <w:t xml:space="preserve">. Durable log, replay, particionisanje, consumer groups. </w:t>
+      </w:r>
+      <w:r>
+        <w:rPr>
+          <w:rFonts w:ascii="Times New Roman" w:hAnsi="Times New Roman"/>
+          <w:b/>
+          <w:sz w:val="24"/>
+        </w:rPr>
+        <w:t>Kafka drži 0% gubitka na 100k msg/s</w:t>
+      </w:r>
+      <w:r>
+        <w:rPr>
+          <w:rFonts w:ascii="Times New Roman" w:hAnsi="Times New Roman"/>
+          <w:b w:val="0"/>
+          <w:i w:val="0"/>
+          <w:sz w:val="24"/>
+        </w:rPr>
+        <w:t xml:space="preserve"> (Scenario A) i ima </w:t>
+      </w:r>
+      <w:r>
+        <w:rPr>
+          <w:rFonts w:ascii="Times New Roman" w:hAnsi="Times New Roman"/>
+          <w:b/>
+          <w:sz w:val="24"/>
+        </w:rPr>
+        <w:t>3s E2E alert latency</w:t>
+      </w:r>
+      <w:r>
+        <w:rPr>
+          <w:rFonts w:ascii="Times New Roman" w:hAnsi="Times New Roman"/>
+          <w:b w:val="0"/>
+          <w:i w:val="0"/>
+          <w:sz w:val="24"/>
+        </w:rPr>
+        <w:t xml:space="preserve"> (Scenario D), jer decoupling-uje producer-ov throughput od consumer drain rate-a. MQTT QoS 1 single-consumer topiku gubi ~80% poruka na istom opterećenju zbog QoS 1 PUBACK backpressure-a.</w:t>
       </w:r>
     </w:p>
     <w:p>
@@ -7871,7 +8071,7 @@
           <w:b/>
           <w:sz w:val="24"/>
         </w:rPr>
-        <w:t>Za hibridne edge-to-cloud sisteme</w:t>
+        <w:t>Tradeoff na recovery</w:t>
       </w:r>
       <w:r>
         <w:rPr>
@@ -7880,7 +8080,20 @@
           <w:i w:val="0"/>
           <w:sz w:val="24"/>
         </w:rPr>
-        <w:t xml:space="preserve">: postoje posrednici (EMQX, HiveMQ) koji izlažu MQTT ka uređajima a interno koriste Kafka topic; vredi razmotriti i </w:t>
+        <w:t>: Kafka recovery je sporiji (23s u single-consumer setup-u, zbog consumer group rebalance), ALI nudi replay celog backlog-a. MQTT recovery je brz, ALI samo za poruke u flight-u tokom disconnect-a.</w:t>
+      </w:r>
+    </w:p>
+    <w:p>
+      <w:pPr>
+        <w:spacing w:line="360" w:lineRule="auto" w:after="60"/>
+        <w:ind w:left="283"/>
+      </w:pPr>
+      <w:r>
+        <w:rPr>
+          <w:rFonts w:ascii="Times New Roman" w:hAnsi="Times New Roman"/>
+          <w:sz w:val="24"/>
+        </w:rPr>
+        <w:t xml:space="preserve">• </w:t>
       </w:r>
       <w:r>
         <w:rPr>
@@ -7888,7 +8101,7 @@
           <w:b/>
           <w:sz w:val="24"/>
         </w:rPr>
-        <w:t>Redpanda</w:t>
+        <w:t>Za hibridne edge-to-cloud sisteme</w:t>
       </w:r>
       <w:r>
         <w:rPr>
@@ -7897,7 +8110,70 @@
           <w:i w:val="0"/>
           <w:sz w:val="24"/>
         </w:rPr>
+        <w:t xml:space="preserve">: postoje posrednici (EMQX, HiveMQ) koji izlažu MQTT ka uređajima a interno koriste Kafka topic; vredi razmotriti i </w:t>
+      </w:r>
+      <w:r>
+        <w:rPr>
+          <w:rFonts w:ascii="Times New Roman" w:hAnsi="Times New Roman"/>
+          <w:b/>
+          <w:sz w:val="24"/>
+        </w:rPr>
+        <w:t>Redpanda</w:t>
+      </w:r>
+      <w:r>
+        <w:rPr>
+          <w:rFonts w:ascii="Times New Roman" w:hAnsi="Times New Roman"/>
+          <w:b w:val="0"/>
+          <w:i w:val="0"/>
+          <w:sz w:val="24"/>
+        </w:rPr>
         <w:t xml:space="preserve"> (Kafka-kompatibilan, C++ binarni, manji footprint).</w:t>
+      </w:r>
+    </w:p>
+    <w:p>
+      <w:pPr>
+        <w:spacing w:line="480" w:lineRule="auto" w:after="120" w:before="0"/>
+        <w:ind w:firstLine="283"/>
+        <w:jc w:val="both"/>
+      </w:pPr>
+      <w:r>
+        <w:rPr>
+          <w:rFonts w:ascii="Times New Roman" w:hAnsi="Times New Roman"/>
+          <w:b w:val="0"/>
+          <w:i w:val="0"/>
+          <w:sz w:val="24"/>
+        </w:rPr>
+        <w:t>Konkretna arhitekturna preporuka na osnovu merenja:</w:t>
+      </w:r>
+    </w:p>
+    <w:p>
+      <w:pPr>
+        <w:spacing w:line="240" w:lineRule="auto" w:after="0" w:before="0"/>
+        <w:ind w:left="283"/>
+        <w:shd w:val="clear" w:color="auto" w:fill="F0F0F0"/>
+      </w:pPr>
+      <w:r>
+        <w:rPr>
+          <w:rFonts w:ascii="Consolas" w:hAnsi="Consolas"/>
+          <w:sz w:val="20"/>
+        </w:rPr>
+        <w:t>[Edge uređaji] --MQTT QoS 1 + clean=false--&gt; [Mosquitto + bridge] --acks=all--&gt; [Cloud Kafka] --&gt; [Storage + Analytics]</w:t>
+      </w:r>
+    </w:p>
+    <w:p>
+      <w:pPr>
+        <w:spacing w:line="480" w:lineRule="auto" w:after="120" w:before="0"/>
+        <w:ind w:firstLine="283"/>
+        <w:jc w:val="both"/>
+      </w:pPr>
+      <w:r>
+        <w:rPr>
+          <w:rFonts w:ascii="Times New Roman" w:hAnsi="Times New Roman"/>
+          <w:b w:val="0"/>
+          <w:i w:val="0"/>
+          <w:sz w:val="24"/>
+        </w:rPr>
+        <w:t>Edge strana dobija brz recovery (1s); cloud strana dobija 0% gubitka na 100k+ msg/s i replay za analitiku.</w:t>
       </w:r>
     </w:p>
     <w:p>
@@ -10510,7 +10786,23 @@
           <w:i w:val="0"/>
           <w:sz w:val="24"/>
         </w:rPr>
-        <w:t>.</w:t>
+        <w:t xml:space="preserve">. Dole je dopunjena tabela sa svim pokrenutim kombinacijama (uključujući </w:t>
+      </w:r>
+      <w:r>
+        <w:rPr>
+          <w:rFonts w:ascii="Consolas" w:hAnsi="Consolas"/>
+          <w:sz w:val="20"/>
+        </w:rPr>
+        <w:t>kafka 100/acksall</w:t>
+      </w:r>
+      <w:r>
+        <w:rPr>
+          <w:rFonts w:ascii="Times New Roman" w:hAnsi="Times New Roman"/>
+          <w:b w:val="0"/>
+          <w:i w:val="0"/>
+          <w:sz w:val="24"/>
+        </w:rPr>
+        <w:t xml:space="preserve"> koji je u prvoj iteraciji imao 100% gubitka zbog topic-creation race condition-a; nakon fix-a u pass-1 prolazi sa 0% gubitka).</w:t>
       </w:r>
     </w:p>
     <w:p>
@@ -10550,7 +10842,3518 @@
           <w:i w:val="0"/>
           <w:sz w:val="24"/>
         </w:rPr>
-        <w:t>):</w:t>
+        <w:t>, poslednji validan run po (broker, uređaji, level)):</w:t>
+      </w:r>
+    </w:p>
+    <w:tbl>
+      <w:tblPr>
+        <w:tblW w:type="auto" w:w="0"/>
+        <w:jc w:val="center"/>
+        <w:tblLook w:firstColumn="1" w:firstRow="1" w:lastColumn="0" w:lastRow="0" w:noHBand="0" w:noVBand="1" w:val="04A0"/>
+      </w:tblPr>
+      <w:tblGrid>
+        <w:gridCol w:w="1045"/>
+        <w:gridCol w:w="1045"/>
+        <w:gridCol w:w="1045"/>
+        <w:gridCol w:w="1045"/>
+        <w:gridCol w:w="1045"/>
+        <w:gridCol w:w="1045"/>
+        <w:gridCol w:w="1045"/>
+        <w:gridCol w:w="1045"/>
+        <w:gridCol w:w="1045"/>
+      </w:tblGrid>
+      <w:tr>
+        <w:tc>
+          <w:tcPr>
+            <w:tcW w:type="dxa" w:w="1045"/>
+            <w:tcBorders>
+              <w:top w:val="single" w:sz="4" w:space="0" w:color="000000"/>
+              <w:left w:val="single" w:sz="4" w:space="0" w:color="000000"/>
+              <w:bottom w:val="single" w:sz="4" w:space="0" w:color="000000"/>
+              <w:right w:val="single" w:sz="4" w:space="0" w:color="000000"/>
+            </w:tcBorders>
+            <w:shd w:val="clear" w:color="auto" w:fill="DDDDDD"/>
+          </w:tcPr>
+          <w:p>
+            <w:pPr>
+              <w:spacing w:line="276" w:lineRule="auto" w:after="0"/>
+              <w:jc w:val="left"/>
+            </w:pPr>
+            <w:r>
+              <w:rPr>
+                <w:b/>
+              </w:rPr>
+            </w:r>
+            <w:r>
+              <w:rPr>
+                <w:rFonts w:ascii="Times New Roman" w:hAnsi="Times New Roman"/>
+                <w:b/>
+                <w:i w:val="0"/>
+                <w:sz w:val="22"/>
+              </w:rPr>
+              <w:t>Broker</w:t>
+            </w:r>
+          </w:p>
+        </w:tc>
+        <w:tc>
+          <w:tcPr>
+            <w:tcW w:type="dxa" w:w="1045"/>
+            <w:tcBorders>
+              <w:top w:val="single" w:sz="4" w:space="0" w:color="000000"/>
+              <w:left w:val="single" w:sz="4" w:space="0" w:color="000000"/>
+              <w:bottom w:val="single" w:sz="4" w:space="0" w:color="000000"/>
+              <w:right w:val="single" w:sz="4" w:space="0" w:color="000000"/>
+            </w:tcBorders>
+            <w:shd w:val="clear" w:color="auto" w:fill="DDDDDD"/>
+          </w:tcPr>
+          <w:p>
+            <w:pPr>
+              <w:spacing w:line="276" w:lineRule="auto" w:after="0"/>
+              <w:jc w:val="left"/>
+            </w:pPr>
+            <w:r>
+              <w:rPr>
+                <w:b/>
+              </w:rPr>
+            </w:r>
+            <w:r>
+              <w:rPr>
+                <w:rFonts w:ascii="Times New Roman" w:hAnsi="Times New Roman"/>
+                <w:b/>
+                <w:i w:val="0"/>
+                <w:sz w:val="22"/>
+              </w:rPr>
+              <w:t>Uređaji</w:t>
+            </w:r>
+          </w:p>
+        </w:tc>
+        <w:tc>
+          <w:tcPr>
+            <w:tcW w:type="dxa" w:w="1045"/>
+            <w:tcBorders>
+              <w:top w:val="single" w:sz="4" w:space="0" w:color="000000"/>
+              <w:left w:val="single" w:sz="4" w:space="0" w:color="000000"/>
+              <w:bottom w:val="single" w:sz="4" w:space="0" w:color="000000"/>
+              <w:right w:val="single" w:sz="4" w:space="0" w:color="000000"/>
+            </w:tcBorders>
+            <w:shd w:val="clear" w:color="auto" w:fill="DDDDDD"/>
+          </w:tcPr>
+          <w:p>
+            <w:pPr>
+              <w:spacing w:line="276" w:lineRule="auto" w:after="0"/>
+              <w:jc w:val="left"/>
+            </w:pPr>
+            <w:r>
+              <w:rPr>
+                <w:b/>
+              </w:rPr>
+            </w:r>
+            <w:r>
+              <w:rPr>
+                <w:rFonts w:ascii="Times New Roman" w:hAnsi="Times New Roman"/>
+                <w:b/>
+                <w:i w:val="0"/>
+                <w:sz w:val="22"/>
+              </w:rPr>
+              <w:t>QoS/ACKS</w:t>
+            </w:r>
+          </w:p>
+        </w:tc>
+        <w:tc>
+          <w:tcPr>
+            <w:tcW w:type="dxa" w:w="1045"/>
+            <w:tcBorders>
+              <w:top w:val="single" w:sz="4" w:space="0" w:color="000000"/>
+              <w:left w:val="single" w:sz="4" w:space="0" w:color="000000"/>
+              <w:bottom w:val="single" w:sz="4" w:space="0" w:color="000000"/>
+              <w:right w:val="single" w:sz="4" w:space="0" w:color="000000"/>
+            </w:tcBorders>
+            <w:shd w:val="clear" w:color="auto" w:fill="DDDDDD"/>
+          </w:tcPr>
+          <w:p>
+            <w:pPr>
+              <w:spacing w:line="276" w:lineRule="auto" w:after="0"/>
+              <w:jc w:val="left"/>
+            </w:pPr>
+            <w:r>
+              <w:rPr>
+                <w:b/>
+              </w:rPr>
+            </w:r>
+            <w:r>
+              <w:rPr>
+                <w:rFonts w:ascii="Times New Roman" w:hAnsi="Times New Roman"/>
+                <w:b/>
+                <w:i w:val="0"/>
+                <w:sz w:val="22"/>
+              </w:rPr>
+              <w:t>Throughput (msg/s)</w:t>
+            </w:r>
+          </w:p>
+        </w:tc>
+        <w:tc>
+          <w:tcPr>
+            <w:tcW w:type="dxa" w:w="1045"/>
+            <w:tcBorders>
+              <w:top w:val="single" w:sz="4" w:space="0" w:color="000000"/>
+              <w:left w:val="single" w:sz="4" w:space="0" w:color="000000"/>
+              <w:bottom w:val="single" w:sz="4" w:space="0" w:color="000000"/>
+              <w:right w:val="single" w:sz="4" w:space="0" w:color="000000"/>
+            </w:tcBorders>
+            <w:shd w:val="clear" w:color="auto" w:fill="DDDDDD"/>
+          </w:tcPr>
+          <w:p>
+            <w:pPr>
+              <w:spacing w:line="276" w:lineRule="auto" w:after="0"/>
+              <w:jc w:val="left"/>
+            </w:pPr>
+            <w:r>
+              <w:rPr>
+                <w:b/>
+              </w:rPr>
+            </w:r>
+            <w:r>
+              <w:rPr>
+                <w:rFonts w:ascii="Times New Roman" w:hAnsi="Times New Roman"/>
+                <w:b/>
+                <w:i w:val="0"/>
+                <w:sz w:val="22"/>
+              </w:rPr>
+              <w:t>Gubitak (%)</w:t>
+            </w:r>
+          </w:p>
+        </w:tc>
+        <w:tc>
+          <w:tcPr>
+            <w:tcW w:type="dxa" w:w="1045"/>
+            <w:tcBorders>
+              <w:top w:val="single" w:sz="4" w:space="0" w:color="000000"/>
+              <w:left w:val="single" w:sz="4" w:space="0" w:color="000000"/>
+              <w:bottom w:val="single" w:sz="4" w:space="0" w:color="000000"/>
+              <w:right w:val="single" w:sz="4" w:space="0" w:color="000000"/>
+            </w:tcBorders>
+            <w:shd w:val="clear" w:color="auto" w:fill="DDDDDD"/>
+          </w:tcPr>
+          <w:p>
+            <w:pPr>
+              <w:spacing w:line="276" w:lineRule="auto" w:after="0"/>
+              <w:jc w:val="left"/>
+            </w:pPr>
+            <w:r>
+              <w:rPr>
+                <w:b/>
+              </w:rPr>
+            </w:r>
+            <w:r>
+              <w:rPr>
+                <w:rFonts w:ascii="Times New Roman" w:hAnsi="Times New Roman"/>
+                <w:b/>
+                <w:i w:val="0"/>
+                <w:sz w:val="22"/>
+              </w:rPr>
+              <w:t>CPU ukupni</w:t>
+            </w:r>
+          </w:p>
+        </w:tc>
+        <w:tc>
+          <w:tcPr>
+            <w:tcW w:type="dxa" w:w="1045"/>
+            <w:tcBorders>
+              <w:top w:val="single" w:sz="4" w:space="0" w:color="000000"/>
+              <w:left w:val="single" w:sz="4" w:space="0" w:color="000000"/>
+              <w:bottom w:val="single" w:sz="4" w:space="0" w:color="000000"/>
+              <w:right w:val="single" w:sz="4" w:space="0" w:color="000000"/>
+            </w:tcBorders>
+            <w:shd w:val="clear" w:color="auto" w:fill="DDDDDD"/>
+          </w:tcPr>
+          <w:p>
+            <w:pPr>
+              <w:spacing w:line="276" w:lineRule="auto" w:after="0"/>
+              <w:jc w:val="left"/>
+            </w:pPr>
+            <w:r>
+              <w:rPr>
+                <w:b/>
+              </w:rPr>
+            </w:r>
+            <w:r>
+              <w:rPr>
+                <w:rFonts w:ascii="Times New Roman" w:hAnsi="Times New Roman"/>
+                <w:b/>
+                <w:i w:val="0"/>
+                <w:sz w:val="22"/>
+              </w:rPr>
+              <w:t>RAM ukupni</w:t>
+            </w:r>
+          </w:p>
+        </w:tc>
+        <w:tc>
+          <w:tcPr>
+            <w:tcW w:type="dxa" w:w="1045"/>
+            <w:tcBorders>
+              <w:top w:val="single" w:sz="4" w:space="0" w:color="000000"/>
+              <w:left w:val="single" w:sz="4" w:space="0" w:color="000000"/>
+              <w:bottom w:val="single" w:sz="4" w:space="0" w:color="000000"/>
+              <w:right w:val="single" w:sz="4" w:space="0" w:color="000000"/>
+            </w:tcBorders>
+            <w:shd w:val="clear" w:color="auto" w:fill="DDDDDD"/>
+          </w:tcPr>
+          <w:p>
+            <w:pPr>
+              <w:spacing w:line="276" w:lineRule="auto" w:after="0"/>
+              <w:jc w:val="left"/>
+            </w:pPr>
+            <w:r>
+              <w:rPr>
+                <w:b/>
+              </w:rPr>
+            </w:r>
+            <w:r>
+              <w:rPr>
+                <w:rFonts w:ascii="Times New Roman" w:hAnsi="Times New Roman"/>
+                <w:b/>
+                <w:i w:val="0"/>
+                <w:sz w:val="22"/>
+              </w:rPr>
+              <w:t>Broker CPU</w:t>
+            </w:r>
+          </w:p>
+        </w:tc>
+        <w:tc>
+          <w:tcPr>
+            <w:tcW w:type="dxa" w:w="1045"/>
+            <w:tcBorders>
+              <w:top w:val="single" w:sz="4" w:space="0" w:color="000000"/>
+              <w:left w:val="single" w:sz="4" w:space="0" w:color="000000"/>
+              <w:bottom w:val="single" w:sz="4" w:space="0" w:color="000000"/>
+              <w:right w:val="single" w:sz="4" w:space="0" w:color="000000"/>
+            </w:tcBorders>
+            <w:shd w:val="clear" w:color="auto" w:fill="DDDDDD"/>
+          </w:tcPr>
+          <w:p>
+            <w:pPr>
+              <w:spacing w:line="276" w:lineRule="auto" w:after="0"/>
+              <w:jc w:val="left"/>
+            </w:pPr>
+            <w:r>
+              <w:rPr>
+                <w:b/>
+              </w:rPr>
+            </w:r>
+            <w:r>
+              <w:rPr>
+                <w:rFonts w:ascii="Times New Roman" w:hAnsi="Times New Roman"/>
+                <w:b/>
+                <w:i w:val="0"/>
+                <w:sz w:val="22"/>
+              </w:rPr>
+              <w:t>Broker RAM</w:t>
+            </w:r>
+          </w:p>
+        </w:tc>
+      </w:tr>
+      <w:tr>
+        <w:tc>
+          <w:tcPr>
+            <w:tcW w:type="dxa" w:w="1045"/>
+            <w:tcBorders>
+              <w:top w:val="single" w:sz="4" w:space="0" w:color="000000"/>
+              <w:left w:val="single" w:sz="4" w:space="0" w:color="000000"/>
+              <w:bottom w:val="single" w:sz="4" w:space="0" w:color="000000"/>
+              <w:right w:val="single" w:sz="4" w:space="0" w:color="000000"/>
+            </w:tcBorders>
+          </w:tcPr>
+          <w:p>
+            <w:pPr>
+              <w:spacing w:line="276" w:lineRule="auto" w:after="0"/>
+              <w:jc w:val="left"/>
+            </w:pPr>
+            <w:r/>
+            <w:r>
+              <w:rPr>
+                <w:rFonts w:ascii="Times New Roman" w:hAnsi="Times New Roman"/>
+                <w:b w:val="0"/>
+                <w:i w:val="0"/>
+                <w:sz w:val="22"/>
+              </w:rPr>
+              <w:t>mqtt</w:t>
+            </w:r>
+          </w:p>
+        </w:tc>
+        <w:tc>
+          <w:tcPr>
+            <w:tcW w:type="dxa" w:w="1045"/>
+            <w:tcBorders>
+              <w:top w:val="single" w:sz="4" w:space="0" w:color="000000"/>
+              <w:left w:val="single" w:sz="4" w:space="0" w:color="000000"/>
+              <w:bottom w:val="single" w:sz="4" w:space="0" w:color="000000"/>
+              <w:right w:val="single" w:sz="4" w:space="0" w:color="000000"/>
+            </w:tcBorders>
+          </w:tcPr>
+          <w:p>
+            <w:pPr>
+              <w:spacing w:line="276" w:lineRule="auto" w:after="0"/>
+              <w:jc w:val="left"/>
+            </w:pPr>
+            <w:r/>
+            <w:r>
+              <w:rPr>
+                <w:rFonts w:ascii="Times New Roman" w:hAnsi="Times New Roman"/>
+                <w:b w:val="0"/>
+                <w:i w:val="0"/>
+                <w:sz w:val="22"/>
+              </w:rPr>
+              <w:t>100</w:t>
+            </w:r>
+          </w:p>
+        </w:tc>
+        <w:tc>
+          <w:tcPr>
+            <w:tcW w:type="dxa" w:w="1045"/>
+            <w:tcBorders>
+              <w:top w:val="single" w:sz="4" w:space="0" w:color="000000"/>
+              <w:left w:val="single" w:sz="4" w:space="0" w:color="000000"/>
+              <w:bottom w:val="single" w:sz="4" w:space="0" w:color="000000"/>
+              <w:right w:val="single" w:sz="4" w:space="0" w:color="000000"/>
+            </w:tcBorders>
+          </w:tcPr>
+          <w:p>
+            <w:pPr>
+              <w:spacing w:line="276" w:lineRule="auto" w:after="0"/>
+              <w:jc w:val="left"/>
+            </w:pPr>
+            <w:r/>
+            <w:r>
+              <w:rPr>
+                <w:rFonts w:ascii="Times New Roman" w:hAnsi="Times New Roman"/>
+                <w:b w:val="0"/>
+                <w:i w:val="0"/>
+                <w:sz w:val="22"/>
+              </w:rPr>
+              <w:t>1</w:t>
+            </w:r>
+          </w:p>
+        </w:tc>
+        <w:tc>
+          <w:tcPr>
+            <w:tcW w:type="dxa" w:w="1045"/>
+            <w:tcBorders>
+              <w:top w:val="single" w:sz="4" w:space="0" w:color="000000"/>
+              <w:left w:val="single" w:sz="4" w:space="0" w:color="000000"/>
+              <w:bottom w:val="single" w:sz="4" w:space="0" w:color="000000"/>
+              <w:right w:val="single" w:sz="4" w:space="0" w:color="000000"/>
+            </w:tcBorders>
+          </w:tcPr>
+          <w:p>
+            <w:pPr>
+              <w:spacing w:line="276" w:lineRule="auto" w:after="0"/>
+              <w:jc w:val="left"/>
+            </w:pPr>
+            <w:r/>
+            <w:r>
+              <w:rPr>
+                <w:rFonts w:ascii="Times New Roman" w:hAnsi="Times New Roman"/>
+                <w:b w:val="0"/>
+                <w:i w:val="0"/>
+                <w:sz w:val="22"/>
+              </w:rPr>
+              <w:t>1 000</w:t>
+            </w:r>
+          </w:p>
+        </w:tc>
+        <w:tc>
+          <w:tcPr>
+            <w:tcW w:type="dxa" w:w="1045"/>
+            <w:tcBorders>
+              <w:top w:val="single" w:sz="4" w:space="0" w:color="000000"/>
+              <w:left w:val="single" w:sz="4" w:space="0" w:color="000000"/>
+              <w:bottom w:val="single" w:sz="4" w:space="0" w:color="000000"/>
+              <w:right w:val="single" w:sz="4" w:space="0" w:color="000000"/>
+            </w:tcBorders>
+          </w:tcPr>
+          <w:p>
+            <w:pPr>
+              <w:spacing w:line="276" w:lineRule="auto" w:after="0"/>
+              <w:jc w:val="left"/>
+            </w:pPr>
+            <w:r/>
+            <w:r>
+              <w:rPr>
+                <w:rFonts w:ascii="Times New Roman" w:hAnsi="Times New Roman"/>
+                <w:b w:val="0"/>
+                <w:i w:val="0"/>
+                <w:sz w:val="22"/>
+              </w:rPr>
+              <w:t>0.0</w:t>
+            </w:r>
+          </w:p>
+        </w:tc>
+        <w:tc>
+          <w:tcPr>
+            <w:tcW w:type="dxa" w:w="1045"/>
+            <w:tcBorders>
+              <w:top w:val="single" w:sz="4" w:space="0" w:color="000000"/>
+              <w:left w:val="single" w:sz="4" w:space="0" w:color="000000"/>
+              <w:bottom w:val="single" w:sz="4" w:space="0" w:color="000000"/>
+              <w:right w:val="single" w:sz="4" w:space="0" w:color="000000"/>
+            </w:tcBorders>
+          </w:tcPr>
+          <w:p>
+            <w:pPr>
+              <w:spacing w:line="276" w:lineRule="auto" w:after="0"/>
+              <w:jc w:val="left"/>
+            </w:pPr>
+            <w:r/>
+            <w:r>
+              <w:rPr>
+                <w:rFonts w:ascii="Times New Roman" w:hAnsi="Times New Roman"/>
+                <w:b w:val="0"/>
+                <w:i w:val="0"/>
+                <w:sz w:val="22"/>
+              </w:rPr>
+              <w:t>79.9 %</w:t>
+            </w:r>
+          </w:p>
+        </w:tc>
+        <w:tc>
+          <w:tcPr>
+            <w:tcW w:type="dxa" w:w="1045"/>
+            <w:tcBorders>
+              <w:top w:val="single" w:sz="4" w:space="0" w:color="000000"/>
+              <w:left w:val="single" w:sz="4" w:space="0" w:color="000000"/>
+              <w:bottom w:val="single" w:sz="4" w:space="0" w:color="000000"/>
+              <w:right w:val="single" w:sz="4" w:space="0" w:color="000000"/>
+            </w:tcBorders>
+          </w:tcPr>
+          <w:p>
+            <w:pPr>
+              <w:spacing w:line="276" w:lineRule="auto" w:after="0"/>
+              <w:jc w:val="left"/>
+            </w:pPr>
+            <w:r/>
+            <w:r>
+              <w:rPr>
+                <w:rFonts w:ascii="Times New Roman" w:hAnsi="Times New Roman"/>
+                <w:b w:val="0"/>
+                <w:i w:val="0"/>
+                <w:sz w:val="22"/>
+              </w:rPr>
+              <w:t>155.5 MB</w:t>
+            </w:r>
+          </w:p>
+        </w:tc>
+        <w:tc>
+          <w:tcPr>
+            <w:tcW w:type="dxa" w:w="1045"/>
+            <w:tcBorders>
+              <w:top w:val="single" w:sz="4" w:space="0" w:color="000000"/>
+              <w:left w:val="single" w:sz="4" w:space="0" w:color="000000"/>
+              <w:bottom w:val="single" w:sz="4" w:space="0" w:color="000000"/>
+              <w:right w:val="single" w:sz="4" w:space="0" w:color="000000"/>
+            </w:tcBorders>
+          </w:tcPr>
+          <w:p>
+            <w:pPr>
+              <w:spacing w:line="276" w:lineRule="auto" w:after="0"/>
+              <w:jc w:val="left"/>
+            </w:pPr>
+            <w:r/>
+            <w:r>
+              <w:rPr>
+                <w:rFonts w:ascii="Times New Roman" w:hAnsi="Times New Roman"/>
+                <w:b w:val="0"/>
+                <w:i w:val="0"/>
+                <w:sz w:val="22"/>
+              </w:rPr>
+              <w:t>~30 %</w:t>
+            </w:r>
+          </w:p>
+        </w:tc>
+        <w:tc>
+          <w:tcPr>
+            <w:tcW w:type="dxa" w:w="1045"/>
+            <w:tcBorders>
+              <w:top w:val="single" w:sz="4" w:space="0" w:color="000000"/>
+              <w:left w:val="single" w:sz="4" w:space="0" w:color="000000"/>
+              <w:bottom w:val="single" w:sz="4" w:space="0" w:color="000000"/>
+              <w:right w:val="single" w:sz="4" w:space="0" w:color="000000"/>
+            </w:tcBorders>
+          </w:tcPr>
+          <w:p>
+            <w:pPr>
+              <w:spacing w:line="276" w:lineRule="auto" w:after="0"/>
+              <w:jc w:val="left"/>
+            </w:pPr>
+            <w:r/>
+            <w:r>
+              <w:rPr>
+                <w:rFonts w:ascii="Times New Roman" w:hAnsi="Times New Roman"/>
+                <w:b w:val="0"/>
+                <w:i w:val="0"/>
+                <w:sz w:val="22"/>
+              </w:rPr>
+              <w:t>~4 MB</w:t>
+            </w:r>
+          </w:p>
+        </w:tc>
+      </w:tr>
+      <w:tr>
+        <w:tc>
+          <w:tcPr>
+            <w:tcW w:type="dxa" w:w="1045"/>
+            <w:tcBorders>
+              <w:top w:val="single" w:sz="4" w:space="0" w:color="000000"/>
+              <w:left w:val="single" w:sz="4" w:space="0" w:color="000000"/>
+              <w:bottom w:val="single" w:sz="4" w:space="0" w:color="000000"/>
+              <w:right w:val="single" w:sz="4" w:space="0" w:color="000000"/>
+            </w:tcBorders>
+          </w:tcPr>
+          <w:p>
+            <w:pPr>
+              <w:spacing w:line="276" w:lineRule="auto" w:after="0"/>
+              <w:jc w:val="left"/>
+            </w:pPr>
+            <w:r/>
+            <w:r>
+              <w:rPr>
+                <w:rFonts w:ascii="Times New Roman" w:hAnsi="Times New Roman"/>
+                <w:b w:val="0"/>
+                <w:i w:val="0"/>
+                <w:sz w:val="22"/>
+              </w:rPr>
+              <w:t>mqtt</w:t>
+            </w:r>
+          </w:p>
+        </w:tc>
+        <w:tc>
+          <w:tcPr>
+            <w:tcW w:type="dxa" w:w="1045"/>
+            <w:tcBorders>
+              <w:top w:val="single" w:sz="4" w:space="0" w:color="000000"/>
+              <w:left w:val="single" w:sz="4" w:space="0" w:color="000000"/>
+              <w:bottom w:val="single" w:sz="4" w:space="0" w:color="000000"/>
+              <w:right w:val="single" w:sz="4" w:space="0" w:color="000000"/>
+            </w:tcBorders>
+          </w:tcPr>
+          <w:p>
+            <w:pPr>
+              <w:spacing w:line="276" w:lineRule="auto" w:after="0"/>
+              <w:jc w:val="left"/>
+            </w:pPr>
+            <w:r/>
+            <w:r>
+              <w:rPr>
+                <w:rFonts w:ascii="Times New Roman" w:hAnsi="Times New Roman"/>
+                <w:b w:val="0"/>
+                <w:i w:val="0"/>
+                <w:sz w:val="22"/>
+              </w:rPr>
+              <w:t>1 000</w:t>
+            </w:r>
+          </w:p>
+        </w:tc>
+        <w:tc>
+          <w:tcPr>
+            <w:tcW w:type="dxa" w:w="1045"/>
+            <w:tcBorders>
+              <w:top w:val="single" w:sz="4" w:space="0" w:color="000000"/>
+              <w:left w:val="single" w:sz="4" w:space="0" w:color="000000"/>
+              <w:bottom w:val="single" w:sz="4" w:space="0" w:color="000000"/>
+              <w:right w:val="single" w:sz="4" w:space="0" w:color="000000"/>
+            </w:tcBorders>
+          </w:tcPr>
+          <w:p>
+            <w:pPr>
+              <w:spacing w:line="276" w:lineRule="auto" w:after="0"/>
+              <w:jc w:val="left"/>
+            </w:pPr>
+            <w:r/>
+            <w:r>
+              <w:rPr>
+                <w:rFonts w:ascii="Times New Roman" w:hAnsi="Times New Roman"/>
+                <w:b w:val="0"/>
+                <w:i w:val="0"/>
+                <w:sz w:val="22"/>
+              </w:rPr>
+              <w:t>0</w:t>
+            </w:r>
+          </w:p>
+        </w:tc>
+        <w:tc>
+          <w:tcPr>
+            <w:tcW w:type="dxa" w:w="1045"/>
+            <w:tcBorders>
+              <w:top w:val="single" w:sz="4" w:space="0" w:color="000000"/>
+              <w:left w:val="single" w:sz="4" w:space="0" w:color="000000"/>
+              <w:bottom w:val="single" w:sz="4" w:space="0" w:color="000000"/>
+              <w:right w:val="single" w:sz="4" w:space="0" w:color="000000"/>
+            </w:tcBorders>
+          </w:tcPr>
+          <w:p>
+            <w:pPr>
+              <w:spacing w:line="276" w:lineRule="auto" w:after="0"/>
+              <w:jc w:val="left"/>
+            </w:pPr>
+            <w:r/>
+            <w:r>
+              <w:rPr>
+                <w:rFonts w:ascii="Times New Roman" w:hAnsi="Times New Roman"/>
+                <w:b w:val="0"/>
+                <w:i w:val="0"/>
+                <w:sz w:val="22"/>
+              </w:rPr>
+              <w:t>10 000</w:t>
+            </w:r>
+          </w:p>
+        </w:tc>
+        <w:tc>
+          <w:tcPr>
+            <w:tcW w:type="dxa" w:w="1045"/>
+            <w:tcBorders>
+              <w:top w:val="single" w:sz="4" w:space="0" w:color="000000"/>
+              <w:left w:val="single" w:sz="4" w:space="0" w:color="000000"/>
+              <w:bottom w:val="single" w:sz="4" w:space="0" w:color="000000"/>
+              <w:right w:val="single" w:sz="4" w:space="0" w:color="000000"/>
+            </w:tcBorders>
+          </w:tcPr>
+          <w:p>
+            <w:pPr>
+              <w:spacing w:line="276" w:lineRule="auto" w:after="0"/>
+              <w:jc w:val="left"/>
+            </w:pPr>
+            <w:r/>
+            <w:r>
+              <w:rPr>
+                <w:rFonts w:ascii="Times New Roman" w:hAnsi="Times New Roman"/>
+                <w:b w:val="0"/>
+                <w:i w:val="0"/>
+                <w:sz w:val="22"/>
+              </w:rPr>
+              <w:t>0.0</w:t>
+            </w:r>
+          </w:p>
+        </w:tc>
+        <w:tc>
+          <w:tcPr>
+            <w:tcW w:type="dxa" w:w="1045"/>
+            <w:tcBorders>
+              <w:top w:val="single" w:sz="4" w:space="0" w:color="000000"/>
+              <w:left w:val="single" w:sz="4" w:space="0" w:color="000000"/>
+              <w:bottom w:val="single" w:sz="4" w:space="0" w:color="000000"/>
+              <w:right w:val="single" w:sz="4" w:space="0" w:color="000000"/>
+            </w:tcBorders>
+          </w:tcPr>
+          <w:p>
+            <w:pPr>
+              <w:spacing w:line="276" w:lineRule="auto" w:after="0"/>
+              <w:jc w:val="left"/>
+            </w:pPr>
+            <w:r/>
+            <w:r>
+              <w:rPr>
+                <w:rFonts w:ascii="Times New Roman" w:hAnsi="Times New Roman"/>
+                <w:b w:val="0"/>
+                <w:i w:val="0"/>
+                <w:sz w:val="22"/>
+              </w:rPr>
+              <w:t>143.15 %</w:t>
+            </w:r>
+          </w:p>
+        </w:tc>
+        <w:tc>
+          <w:tcPr>
+            <w:tcW w:type="dxa" w:w="1045"/>
+            <w:tcBorders>
+              <w:top w:val="single" w:sz="4" w:space="0" w:color="000000"/>
+              <w:left w:val="single" w:sz="4" w:space="0" w:color="000000"/>
+              <w:bottom w:val="single" w:sz="4" w:space="0" w:color="000000"/>
+              <w:right w:val="single" w:sz="4" w:space="0" w:color="000000"/>
+            </w:tcBorders>
+          </w:tcPr>
+          <w:p>
+            <w:pPr>
+              <w:spacing w:line="276" w:lineRule="auto" w:after="0"/>
+              <w:jc w:val="left"/>
+            </w:pPr>
+            <w:r/>
+            <w:r>
+              <w:rPr>
+                <w:rFonts w:ascii="Times New Roman" w:hAnsi="Times New Roman"/>
+                <w:b w:val="0"/>
+                <w:i w:val="0"/>
+                <w:sz w:val="22"/>
+              </w:rPr>
+              <w:t>154.95 MB</w:t>
+            </w:r>
+          </w:p>
+        </w:tc>
+        <w:tc>
+          <w:tcPr>
+            <w:tcW w:type="dxa" w:w="1045"/>
+            <w:tcBorders>
+              <w:top w:val="single" w:sz="4" w:space="0" w:color="000000"/>
+              <w:left w:val="single" w:sz="4" w:space="0" w:color="000000"/>
+              <w:bottom w:val="single" w:sz="4" w:space="0" w:color="000000"/>
+              <w:right w:val="single" w:sz="4" w:space="0" w:color="000000"/>
+            </w:tcBorders>
+          </w:tcPr>
+          <w:p>
+            <w:pPr>
+              <w:spacing w:line="276" w:lineRule="auto" w:after="0"/>
+              <w:jc w:val="left"/>
+            </w:pPr>
+            <w:r/>
+            <w:r>
+              <w:rPr>
+                <w:rFonts w:ascii="Times New Roman" w:hAnsi="Times New Roman"/>
+                <w:b w:val="0"/>
+                <w:i w:val="0"/>
+                <w:sz w:val="22"/>
+              </w:rPr>
+              <w:t>~25 %</w:t>
+            </w:r>
+          </w:p>
+        </w:tc>
+        <w:tc>
+          <w:tcPr>
+            <w:tcW w:type="dxa" w:w="1045"/>
+            <w:tcBorders>
+              <w:top w:val="single" w:sz="4" w:space="0" w:color="000000"/>
+              <w:left w:val="single" w:sz="4" w:space="0" w:color="000000"/>
+              <w:bottom w:val="single" w:sz="4" w:space="0" w:color="000000"/>
+              <w:right w:val="single" w:sz="4" w:space="0" w:color="000000"/>
+            </w:tcBorders>
+          </w:tcPr>
+          <w:p>
+            <w:pPr>
+              <w:spacing w:line="276" w:lineRule="auto" w:after="0"/>
+              <w:jc w:val="left"/>
+            </w:pPr>
+            <w:r/>
+            <w:r>
+              <w:rPr>
+                <w:rFonts w:ascii="Times New Roman" w:hAnsi="Times New Roman"/>
+                <w:b w:val="0"/>
+                <w:i w:val="0"/>
+                <w:sz w:val="22"/>
+              </w:rPr>
+              <w:t>~5 MB</w:t>
+            </w:r>
+          </w:p>
+        </w:tc>
+      </w:tr>
+      <w:tr>
+        <w:tc>
+          <w:tcPr>
+            <w:tcW w:type="dxa" w:w="1045"/>
+            <w:tcBorders>
+              <w:top w:val="single" w:sz="4" w:space="0" w:color="000000"/>
+              <w:left w:val="single" w:sz="4" w:space="0" w:color="000000"/>
+              <w:bottom w:val="single" w:sz="4" w:space="0" w:color="000000"/>
+              <w:right w:val="single" w:sz="4" w:space="0" w:color="000000"/>
+            </w:tcBorders>
+          </w:tcPr>
+          <w:p>
+            <w:pPr>
+              <w:spacing w:line="276" w:lineRule="auto" w:after="0"/>
+              <w:jc w:val="left"/>
+            </w:pPr>
+            <w:r/>
+            <w:r>
+              <w:rPr>
+                <w:rFonts w:ascii="Times New Roman" w:hAnsi="Times New Roman"/>
+                <w:b w:val="0"/>
+                <w:i w:val="0"/>
+                <w:sz w:val="22"/>
+              </w:rPr>
+              <w:t>mqtt</w:t>
+            </w:r>
+          </w:p>
+        </w:tc>
+        <w:tc>
+          <w:tcPr>
+            <w:tcW w:type="dxa" w:w="1045"/>
+            <w:tcBorders>
+              <w:top w:val="single" w:sz="4" w:space="0" w:color="000000"/>
+              <w:left w:val="single" w:sz="4" w:space="0" w:color="000000"/>
+              <w:bottom w:val="single" w:sz="4" w:space="0" w:color="000000"/>
+              <w:right w:val="single" w:sz="4" w:space="0" w:color="000000"/>
+            </w:tcBorders>
+          </w:tcPr>
+          <w:p>
+            <w:pPr>
+              <w:spacing w:line="276" w:lineRule="auto" w:after="0"/>
+              <w:jc w:val="left"/>
+            </w:pPr>
+            <w:r/>
+            <w:r>
+              <w:rPr>
+                <w:rFonts w:ascii="Times New Roman" w:hAnsi="Times New Roman"/>
+                <w:b w:val="0"/>
+                <w:i w:val="0"/>
+                <w:sz w:val="22"/>
+              </w:rPr>
+              <w:t>1 000</w:t>
+            </w:r>
+          </w:p>
+        </w:tc>
+        <w:tc>
+          <w:tcPr>
+            <w:tcW w:type="dxa" w:w="1045"/>
+            <w:tcBorders>
+              <w:top w:val="single" w:sz="4" w:space="0" w:color="000000"/>
+              <w:left w:val="single" w:sz="4" w:space="0" w:color="000000"/>
+              <w:bottom w:val="single" w:sz="4" w:space="0" w:color="000000"/>
+              <w:right w:val="single" w:sz="4" w:space="0" w:color="000000"/>
+            </w:tcBorders>
+          </w:tcPr>
+          <w:p>
+            <w:pPr>
+              <w:spacing w:line="276" w:lineRule="auto" w:after="0"/>
+              <w:jc w:val="left"/>
+            </w:pPr>
+            <w:r/>
+            <w:r>
+              <w:rPr>
+                <w:rFonts w:ascii="Times New Roman" w:hAnsi="Times New Roman"/>
+                <w:b w:val="0"/>
+                <w:i w:val="0"/>
+                <w:sz w:val="22"/>
+              </w:rPr>
+              <w:t>1</w:t>
+            </w:r>
+          </w:p>
+        </w:tc>
+        <w:tc>
+          <w:tcPr>
+            <w:tcW w:type="dxa" w:w="1045"/>
+            <w:tcBorders>
+              <w:top w:val="single" w:sz="4" w:space="0" w:color="000000"/>
+              <w:left w:val="single" w:sz="4" w:space="0" w:color="000000"/>
+              <w:bottom w:val="single" w:sz="4" w:space="0" w:color="000000"/>
+              <w:right w:val="single" w:sz="4" w:space="0" w:color="000000"/>
+            </w:tcBorders>
+          </w:tcPr>
+          <w:p>
+            <w:pPr>
+              <w:spacing w:line="276" w:lineRule="auto" w:after="0"/>
+              <w:jc w:val="left"/>
+            </w:pPr>
+            <w:r/>
+            <w:r>
+              <w:rPr>
+                <w:rFonts w:ascii="Times New Roman" w:hAnsi="Times New Roman"/>
+                <w:b w:val="0"/>
+                <w:i w:val="0"/>
+                <w:sz w:val="22"/>
+              </w:rPr>
+              <w:t>10 000</w:t>
+            </w:r>
+          </w:p>
+        </w:tc>
+        <w:tc>
+          <w:tcPr>
+            <w:tcW w:type="dxa" w:w="1045"/>
+            <w:tcBorders>
+              <w:top w:val="single" w:sz="4" w:space="0" w:color="000000"/>
+              <w:left w:val="single" w:sz="4" w:space="0" w:color="000000"/>
+              <w:bottom w:val="single" w:sz="4" w:space="0" w:color="000000"/>
+              <w:right w:val="single" w:sz="4" w:space="0" w:color="000000"/>
+            </w:tcBorders>
+          </w:tcPr>
+          <w:p>
+            <w:pPr>
+              <w:spacing w:line="276" w:lineRule="auto" w:after="0"/>
+              <w:jc w:val="left"/>
+            </w:pPr>
+            <w:r/>
+            <w:r>
+              <w:rPr>
+                <w:rFonts w:ascii="Times New Roman" w:hAnsi="Times New Roman"/>
+                <w:b w:val="0"/>
+                <w:i w:val="0"/>
+                <w:sz w:val="22"/>
+              </w:rPr>
+              <w:t>0.0</w:t>
+            </w:r>
+          </w:p>
+        </w:tc>
+        <w:tc>
+          <w:tcPr>
+            <w:tcW w:type="dxa" w:w="1045"/>
+            <w:tcBorders>
+              <w:top w:val="single" w:sz="4" w:space="0" w:color="000000"/>
+              <w:left w:val="single" w:sz="4" w:space="0" w:color="000000"/>
+              <w:bottom w:val="single" w:sz="4" w:space="0" w:color="000000"/>
+              <w:right w:val="single" w:sz="4" w:space="0" w:color="000000"/>
+            </w:tcBorders>
+          </w:tcPr>
+          <w:p>
+            <w:pPr>
+              <w:spacing w:line="276" w:lineRule="auto" w:after="0"/>
+              <w:jc w:val="left"/>
+            </w:pPr>
+            <w:r/>
+            <w:r>
+              <w:rPr>
+                <w:rFonts w:ascii="Times New Roman" w:hAnsi="Times New Roman"/>
+                <w:b w:val="0"/>
+                <w:i w:val="0"/>
+                <w:sz w:val="22"/>
+              </w:rPr>
+              <w:t>281.16 %</w:t>
+            </w:r>
+          </w:p>
+        </w:tc>
+        <w:tc>
+          <w:tcPr>
+            <w:tcW w:type="dxa" w:w="1045"/>
+            <w:tcBorders>
+              <w:top w:val="single" w:sz="4" w:space="0" w:color="000000"/>
+              <w:left w:val="single" w:sz="4" w:space="0" w:color="000000"/>
+              <w:bottom w:val="single" w:sz="4" w:space="0" w:color="000000"/>
+              <w:right w:val="single" w:sz="4" w:space="0" w:color="000000"/>
+            </w:tcBorders>
+          </w:tcPr>
+          <w:p>
+            <w:pPr>
+              <w:spacing w:line="276" w:lineRule="auto" w:after="0"/>
+              <w:jc w:val="left"/>
+            </w:pPr>
+            <w:r/>
+            <w:r>
+              <w:rPr>
+                <w:rFonts w:ascii="Times New Roman" w:hAnsi="Times New Roman"/>
+                <w:b w:val="0"/>
+                <w:i w:val="0"/>
+                <w:sz w:val="22"/>
+              </w:rPr>
+              <w:t>154.9 MB</w:t>
+            </w:r>
+          </w:p>
+        </w:tc>
+        <w:tc>
+          <w:tcPr>
+            <w:tcW w:type="dxa" w:w="1045"/>
+            <w:tcBorders>
+              <w:top w:val="single" w:sz="4" w:space="0" w:color="000000"/>
+              <w:left w:val="single" w:sz="4" w:space="0" w:color="000000"/>
+              <w:bottom w:val="single" w:sz="4" w:space="0" w:color="000000"/>
+              <w:right w:val="single" w:sz="4" w:space="0" w:color="000000"/>
+            </w:tcBorders>
+          </w:tcPr>
+          <w:p>
+            <w:pPr>
+              <w:spacing w:line="276" w:lineRule="auto" w:after="0"/>
+              <w:jc w:val="left"/>
+            </w:pPr>
+            <w:r/>
+            <w:r>
+              <w:rPr>
+                <w:rFonts w:ascii="Times New Roman" w:hAnsi="Times New Roman"/>
+                <w:b w:val="0"/>
+                <w:i w:val="0"/>
+                <w:sz w:val="22"/>
+              </w:rPr>
+              <w:t>~50 %</w:t>
+            </w:r>
+          </w:p>
+        </w:tc>
+        <w:tc>
+          <w:tcPr>
+            <w:tcW w:type="dxa" w:w="1045"/>
+            <w:tcBorders>
+              <w:top w:val="single" w:sz="4" w:space="0" w:color="000000"/>
+              <w:left w:val="single" w:sz="4" w:space="0" w:color="000000"/>
+              <w:bottom w:val="single" w:sz="4" w:space="0" w:color="000000"/>
+              <w:right w:val="single" w:sz="4" w:space="0" w:color="000000"/>
+            </w:tcBorders>
+          </w:tcPr>
+          <w:p>
+            <w:pPr>
+              <w:spacing w:line="276" w:lineRule="auto" w:after="0"/>
+              <w:jc w:val="left"/>
+            </w:pPr>
+            <w:r/>
+            <w:r>
+              <w:rPr>
+                <w:rFonts w:ascii="Times New Roman" w:hAnsi="Times New Roman"/>
+                <w:b w:val="0"/>
+                <w:i w:val="0"/>
+                <w:sz w:val="22"/>
+              </w:rPr>
+              <w:t>~5 MB</w:t>
+            </w:r>
+          </w:p>
+        </w:tc>
+      </w:tr>
+      <w:tr>
+        <w:tc>
+          <w:tcPr>
+            <w:tcW w:type="dxa" w:w="1045"/>
+            <w:tcBorders>
+              <w:top w:val="single" w:sz="4" w:space="0" w:color="000000"/>
+              <w:left w:val="single" w:sz="4" w:space="0" w:color="000000"/>
+              <w:bottom w:val="single" w:sz="4" w:space="0" w:color="000000"/>
+              <w:right w:val="single" w:sz="4" w:space="0" w:color="000000"/>
+            </w:tcBorders>
+          </w:tcPr>
+          <w:p>
+            <w:pPr>
+              <w:spacing w:line="276" w:lineRule="auto" w:after="0"/>
+              <w:jc w:val="left"/>
+            </w:pPr>
+            <w:r/>
+            <w:r>
+              <w:rPr>
+                <w:rFonts w:ascii="Times New Roman" w:hAnsi="Times New Roman"/>
+                <w:b w:val="0"/>
+                <w:i w:val="0"/>
+                <w:sz w:val="22"/>
+              </w:rPr>
+              <w:t>mqtt</w:t>
+            </w:r>
+          </w:p>
+        </w:tc>
+        <w:tc>
+          <w:tcPr>
+            <w:tcW w:type="dxa" w:w="1045"/>
+            <w:tcBorders>
+              <w:top w:val="single" w:sz="4" w:space="0" w:color="000000"/>
+              <w:left w:val="single" w:sz="4" w:space="0" w:color="000000"/>
+              <w:bottom w:val="single" w:sz="4" w:space="0" w:color="000000"/>
+              <w:right w:val="single" w:sz="4" w:space="0" w:color="000000"/>
+            </w:tcBorders>
+          </w:tcPr>
+          <w:p>
+            <w:pPr>
+              <w:spacing w:line="276" w:lineRule="auto" w:after="0"/>
+              <w:jc w:val="left"/>
+            </w:pPr>
+            <w:r/>
+            <w:r>
+              <w:rPr>
+                <w:rFonts w:ascii="Times New Roman" w:hAnsi="Times New Roman"/>
+                <w:b w:val="0"/>
+                <w:i w:val="0"/>
+                <w:sz w:val="22"/>
+              </w:rPr>
+              <w:t>1 000</w:t>
+            </w:r>
+          </w:p>
+        </w:tc>
+        <w:tc>
+          <w:tcPr>
+            <w:tcW w:type="dxa" w:w="1045"/>
+            <w:tcBorders>
+              <w:top w:val="single" w:sz="4" w:space="0" w:color="000000"/>
+              <w:left w:val="single" w:sz="4" w:space="0" w:color="000000"/>
+              <w:bottom w:val="single" w:sz="4" w:space="0" w:color="000000"/>
+              <w:right w:val="single" w:sz="4" w:space="0" w:color="000000"/>
+            </w:tcBorders>
+          </w:tcPr>
+          <w:p>
+            <w:pPr>
+              <w:spacing w:line="276" w:lineRule="auto" w:after="0"/>
+              <w:jc w:val="left"/>
+            </w:pPr>
+            <w:r/>
+            <w:r>
+              <w:rPr>
+                <w:rFonts w:ascii="Times New Roman" w:hAnsi="Times New Roman"/>
+                <w:b w:val="0"/>
+                <w:i w:val="0"/>
+                <w:sz w:val="22"/>
+              </w:rPr>
+              <w:t>2</w:t>
+            </w:r>
+          </w:p>
+        </w:tc>
+        <w:tc>
+          <w:tcPr>
+            <w:tcW w:type="dxa" w:w="1045"/>
+            <w:tcBorders>
+              <w:top w:val="single" w:sz="4" w:space="0" w:color="000000"/>
+              <w:left w:val="single" w:sz="4" w:space="0" w:color="000000"/>
+              <w:bottom w:val="single" w:sz="4" w:space="0" w:color="000000"/>
+              <w:right w:val="single" w:sz="4" w:space="0" w:color="000000"/>
+            </w:tcBorders>
+          </w:tcPr>
+          <w:p>
+            <w:pPr>
+              <w:spacing w:line="276" w:lineRule="auto" w:after="0"/>
+              <w:jc w:val="left"/>
+            </w:pPr>
+            <w:r/>
+            <w:r>
+              <w:rPr>
+                <w:rFonts w:ascii="Times New Roman" w:hAnsi="Times New Roman"/>
+                <w:b w:val="0"/>
+                <w:i w:val="0"/>
+                <w:sz w:val="22"/>
+              </w:rPr>
+              <w:t>10 000</w:t>
+            </w:r>
+          </w:p>
+        </w:tc>
+        <w:tc>
+          <w:tcPr>
+            <w:tcW w:type="dxa" w:w="1045"/>
+            <w:tcBorders>
+              <w:top w:val="single" w:sz="4" w:space="0" w:color="000000"/>
+              <w:left w:val="single" w:sz="4" w:space="0" w:color="000000"/>
+              <w:bottom w:val="single" w:sz="4" w:space="0" w:color="000000"/>
+              <w:right w:val="single" w:sz="4" w:space="0" w:color="000000"/>
+            </w:tcBorders>
+          </w:tcPr>
+          <w:p>
+            <w:pPr>
+              <w:spacing w:line="276" w:lineRule="auto" w:after="0"/>
+              <w:jc w:val="left"/>
+            </w:pPr>
+            <w:r/>
+            <w:r>
+              <w:rPr>
+                <w:rFonts w:ascii="Times New Roman" w:hAnsi="Times New Roman"/>
+                <w:b w:val="0"/>
+                <w:i w:val="0"/>
+                <w:sz w:val="22"/>
+              </w:rPr>
+              <w:t>0.0</w:t>
+            </w:r>
+          </w:p>
+        </w:tc>
+        <w:tc>
+          <w:tcPr>
+            <w:tcW w:type="dxa" w:w="1045"/>
+            <w:tcBorders>
+              <w:top w:val="single" w:sz="4" w:space="0" w:color="000000"/>
+              <w:left w:val="single" w:sz="4" w:space="0" w:color="000000"/>
+              <w:bottom w:val="single" w:sz="4" w:space="0" w:color="000000"/>
+              <w:right w:val="single" w:sz="4" w:space="0" w:color="000000"/>
+            </w:tcBorders>
+          </w:tcPr>
+          <w:p>
+            <w:pPr>
+              <w:spacing w:line="276" w:lineRule="auto" w:after="0"/>
+              <w:jc w:val="left"/>
+            </w:pPr>
+            <w:r/>
+            <w:r>
+              <w:rPr>
+                <w:rFonts w:ascii="Times New Roman" w:hAnsi="Times New Roman"/>
+                <w:b w:val="0"/>
+                <w:i w:val="0"/>
+                <w:sz w:val="22"/>
+              </w:rPr>
+              <w:t>429.09 %</w:t>
+            </w:r>
+          </w:p>
+        </w:tc>
+        <w:tc>
+          <w:tcPr>
+            <w:tcW w:type="dxa" w:w="1045"/>
+            <w:tcBorders>
+              <w:top w:val="single" w:sz="4" w:space="0" w:color="000000"/>
+              <w:left w:val="single" w:sz="4" w:space="0" w:color="000000"/>
+              <w:bottom w:val="single" w:sz="4" w:space="0" w:color="000000"/>
+              <w:right w:val="single" w:sz="4" w:space="0" w:color="000000"/>
+            </w:tcBorders>
+          </w:tcPr>
+          <w:p>
+            <w:pPr>
+              <w:spacing w:line="276" w:lineRule="auto" w:after="0"/>
+              <w:jc w:val="left"/>
+            </w:pPr>
+            <w:r/>
+            <w:r>
+              <w:rPr>
+                <w:rFonts w:ascii="Times New Roman" w:hAnsi="Times New Roman"/>
+                <w:b w:val="0"/>
+                <w:i w:val="0"/>
+                <w:sz w:val="22"/>
+              </w:rPr>
+              <w:t>176.37 MB</w:t>
+            </w:r>
+          </w:p>
+        </w:tc>
+        <w:tc>
+          <w:tcPr>
+            <w:tcW w:type="dxa" w:w="1045"/>
+            <w:tcBorders>
+              <w:top w:val="single" w:sz="4" w:space="0" w:color="000000"/>
+              <w:left w:val="single" w:sz="4" w:space="0" w:color="000000"/>
+              <w:bottom w:val="single" w:sz="4" w:space="0" w:color="000000"/>
+              <w:right w:val="single" w:sz="4" w:space="0" w:color="000000"/>
+            </w:tcBorders>
+          </w:tcPr>
+          <w:p>
+            <w:pPr>
+              <w:spacing w:line="276" w:lineRule="auto" w:after="0"/>
+              <w:jc w:val="left"/>
+            </w:pPr>
+            <w:r/>
+            <w:r>
+              <w:rPr>
+                <w:rFonts w:ascii="Times New Roman" w:hAnsi="Times New Roman"/>
+                <w:b w:val="0"/>
+                <w:i w:val="0"/>
+                <w:sz w:val="22"/>
+              </w:rPr>
+              <w:t>~80 %</w:t>
+            </w:r>
+          </w:p>
+        </w:tc>
+        <w:tc>
+          <w:tcPr>
+            <w:tcW w:type="dxa" w:w="1045"/>
+            <w:tcBorders>
+              <w:top w:val="single" w:sz="4" w:space="0" w:color="000000"/>
+              <w:left w:val="single" w:sz="4" w:space="0" w:color="000000"/>
+              <w:bottom w:val="single" w:sz="4" w:space="0" w:color="000000"/>
+              <w:right w:val="single" w:sz="4" w:space="0" w:color="000000"/>
+            </w:tcBorders>
+          </w:tcPr>
+          <w:p>
+            <w:pPr>
+              <w:spacing w:line="276" w:lineRule="auto" w:after="0"/>
+              <w:jc w:val="left"/>
+            </w:pPr>
+            <w:r/>
+            <w:r>
+              <w:rPr>
+                <w:rFonts w:ascii="Times New Roman" w:hAnsi="Times New Roman"/>
+                <w:b w:val="0"/>
+                <w:i w:val="0"/>
+                <w:sz w:val="22"/>
+              </w:rPr>
+              <w:t>~6 MB</w:t>
+            </w:r>
+          </w:p>
+        </w:tc>
+      </w:tr>
+      <w:tr>
+        <w:tc>
+          <w:tcPr>
+            <w:tcW w:type="dxa" w:w="1045"/>
+            <w:tcBorders>
+              <w:top w:val="single" w:sz="4" w:space="0" w:color="000000"/>
+              <w:left w:val="single" w:sz="4" w:space="0" w:color="000000"/>
+              <w:bottom w:val="single" w:sz="4" w:space="0" w:color="000000"/>
+              <w:right w:val="single" w:sz="4" w:space="0" w:color="000000"/>
+            </w:tcBorders>
+          </w:tcPr>
+          <w:p>
+            <w:pPr>
+              <w:spacing w:line="276" w:lineRule="auto" w:after="0"/>
+              <w:jc w:val="left"/>
+            </w:pPr>
+            <w:r/>
+            <w:r>
+              <w:rPr>
+                <w:rFonts w:ascii="Times New Roman" w:hAnsi="Times New Roman"/>
+                <w:b w:val="0"/>
+                <w:i w:val="0"/>
+                <w:sz w:val="22"/>
+              </w:rPr>
+              <w:t>mqtt</w:t>
+            </w:r>
+          </w:p>
+        </w:tc>
+        <w:tc>
+          <w:tcPr>
+            <w:tcW w:type="dxa" w:w="1045"/>
+            <w:tcBorders>
+              <w:top w:val="single" w:sz="4" w:space="0" w:color="000000"/>
+              <w:left w:val="single" w:sz="4" w:space="0" w:color="000000"/>
+              <w:bottom w:val="single" w:sz="4" w:space="0" w:color="000000"/>
+              <w:right w:val="single" w:sz="4" w:space="0" w:color="000000"/>
+            </w:tcBorders>
+          </w:tcPr>
+          <w:p>
+            <w:pPr>
+              <w:spacing w:line="276" w:lineRule="auto" w:after="0"/>
+              <w:jc w:val="left"/>
+            </w:pPr>
+            <w:r/>
+            <w:r>
+              <w:rPr>
+                <w:rFonts w:ascii="Times New Roman" w:hAnsi="Times New Roman"/>
+                <w:b w:val="0"/>
+                <w:i w:val="0"/>
+                <w:sz w:val="22"/>
+              </w:rPr>
+              <w:t>10 000</w:t>
+            </w:r>
+          </w:p>
+        </w:tc>
+        <w:tc>
+          <w:tcPr>
+            <w:tcW w:type="dxa" w:w="1045"/>
+            <w:tcBorders>
+              <w:top w:val="single" w:sz="4" w:space="0" w:color="000000"/>
+              <w:left w:val="single" w:sz="4" w:space="0" w:color="000000"/>
+              <w:bottom w:val="single" w:sz="4" w:space="0" w:color="000000"/>
+              <w:right w:val="single" w:sz="4" w:space="0" w:color="000000"/>
+            </w:tcBorders>
+          </w:tcPr>
+          <w:p>
+            <w:pPr>
+              <w:spacing w:line="276" w:lineRule="auto" w:after="0"/>
+              <w:jc w:val="left"/>
+            </w:pPr>
+            <w:r/>
+            <w:r>
+              <w:rPr>
+                <w:rFonts w:ascii="Times New Roman" w:hAnsi="Times New Roman"/>
+                <w:b w:val="0"/>
+                <w:i w:val="0"/>
+                <w:sz w:val="22"/>
+              </w:rPr>
+              <w:t>1</w:t>
+            </w:r>
+          </w:p>
+        </w:tc>
+        <w:tc>
+          <w:tcPr>
+            <w:tcW w:type="dxa" w:w="1045"/>
+            <w:tcBorders>
+              <w:top w:val="single" w:sz="4" w:space="0" w:color="000000"/>
+              <w:left w:val="single" w:sz="4" w:space="0" w:color="000000"/>
+              <w:bottom w:val="single" w:sz="4" w:space="0" w:color="000000"/>
+              <w:right w:val="single" w:sz="4" w:space="0" w:color="000000"/>
+            </w:tcBorders>
+          </w:tcPr>
+          <w:p>
+            <w:pPr>
+              <w:spacing w:line="276" w:lineRule="auto" w:after="0"/>
+              <w:jc w:val="left"/>
+            </w:pPr>
+            <w:r/>
+            <w:r>
+              <w:rPr>
+                <w:rFonts w:ascii="Times New Roman" w:hAnsi="Times New Roman"/>
+                <w:b w:val="0"/>
+                <w:i w:val="0"/>
+                <w:sz w:val="22"/>
+              </w:rPr>
+              <w:t>100 000</w:t>
+            </w:r>
+          </w:p>
+        </w:tc>
+        <w:tc>
+          <w:tcPr>
+            <w:tcW w:type="dxa" w:w="1045"/>
+            <w:tcBorders>
+              <w:top w:val="single" w:sz="4" w:space="0" w:color="000000"/>
+              <w:left w:val="single" w:sz="4" w:space="0" w:color="000000"/>
+              <w:bottom w:val="single" w:sz="4" w:space="0" w:color="000000"/>
+              <w:right w:val="single" w:sz="4" w:space="0" w:color="000000"/>
+            </w:tcBorders>
+          </w:tcPr>
+          <w:p>
+            <w:pPr>
+              <w:spacing w:line="276" w:lineRule="auto" w:after="0"/>
+              <w:jc w:val="left"/>
+            </w:pPr>
+            <w:r/>
+            <w:r>
+              <w:rPr>
+                <w:rFonts w:ascii="Times New Roman" w:hAnsi="Times New Roman"/>
+                <w:b/>
+                <w:sz w:val="22"/>
+              </w:rPr>
+              <w:t>81.37 %</w:t>
+            </w:r>
+          </w:p>
+        </w:tc>
+        <w:tc>
+          <w:tcPr>
+            <w:tcW w:type="dxa" w:w="1045"/>
+            <w:tcBorders>
+              <w:top w:val="single" w:sz="4" w:space="0" w:color="000000"/>
+              <w:left w:val="single" w:sz="4" w:space="0" w:color="000000"/>
+              <w:bottom w:val="single" w:sz="4" w:space="0" w:color="000000"/>
+              <w:right w:val="single" w:sz="4" w:space="0" w:color="000000"/>
+            </w:tcBorders>
+          </w:tcPr>
+          <w:p>
+            <w:pPr>
+              <w:spacing w:line="276" w:lineRule="auto" w:after="0"/>
+              <w:jc w:val="left"/>
+            </w:pPr>
+            <w:r/>
+            <w:r>
+              <w:rPr>
+                <w:rFonts w:ascii="Times New Roman" w:hAnsi="Times New Roman"/>
+                <w:b w:val="0"/>
+                <w:i w:val="0"/>
+                <w:sz w:val="22"/>
+              </w:rPr>
+              <w:t>574.47 %</w:t>
+            </w:r>
+          </w:p>
+        </w:tc>
+        <w:tc>
+          <w:tcPr>
+            <w:tcW w:type="dxa" w:w="1045"/>
+            <w:tcBorders>
+              <w:top w:val="single" w:sz="4" w:space="0" w:color="000000"/>
+              <w:left w:val="single" w:sz="4" w:space="0" w:color="000000"/>
+              <w:bottom w:val="single" w:sz="4" w:space="0" w:color="000000"/>
+              <w:right w:val="single" w:sz="4" w:space="0" w:color="000000"/>
+            </w:tcBorders>
+          </w:tcPr>
+          <w:p>
+            <w:pPr>
+              <w:spacing w:line="276" w:lineRule="auto" w:after="0"/>
+              <w:jc w:val="left"/>
+            </w:pPr>
+            <w:r/>
+            <w:r>
+              <w:rPr>
+                <w:rFonts w:ascii="Times New Roman" w:hAnsi="Times New Roman"/>
+                <w:b w:val="0"/>
+                <w:i w:val="0"/>
+                <w:sz w:val="22"/>
+              </w:rPr>
+              <w:t>1 080.32 MB</w:t>
+            </w:r>
+          </w:p>
+        </w:tc>
+        <w:tc>
+          <w:tcPr>
+            <w:tcW w:type="dxa" w:w="1045"/>
+            <w:tcBorders>
+              <w:top w:val="single" w:sz="4" w:space="0" w:color="000000"/>
+              <w:left w:val="single" w:sz="4" w:space="0" w:color="000000"/>
+              <w:bottom w:val="single" w:sz="4" w:space="0" w:color="000000"/>
+              <w:right w:val="single" w:sz="4" w:space="0" w:color="000000"/>
+            </w:tcBorders>
+          </w:tcPr>
+          <w:p>
+            <w:pPr>
+              <w:spacing w:line="276" w:lineRule="auto" w:after="0"/>
+              <w:jc w:val="left"/>
+            </w:pPr>
+            <w:r/>
+            <w:r>
+              <w:rPr>
+                <w:rFonts w:ascii="Times New Roman" w:hAnsi="Times New Roman"/>
+                <w:b w:val="0"/>
+                <w:i w:val="0"/>
+                <w:sz w:val="22"/>
+              </w:rPr>
+              <w:t>~53 %</w:t>
+            </w:r>
+          </w:p>
+        </w:tc>
+        <w:tc>
+          <w:tcPr>
+            <w:tcW w:type="dxa" w:w="1045"/>
+            <w:tcBorders>
+              <w:top w:val="single" w:sz="4" w:space="0" w:color="000000"/>
+              <w:left w:val="single" w:sz="4" w:space="0" w:color="000000"/>
+              <w:bottom w:val="single" w:sz="4" w:space="0" w:color="000000"/>
+              <w:right w:val="single" w:sz="4" w:space="0" w:color="000000"/>
+            </w:tcBorders>
+          </w:tcPr>
+          <w:p>
+            <w:pPr>
+              <w:spacing w:line="276" w:lineRule="auto" w:after="0"/>
+              <w:jc w:val="left"/>
+            </w:pPr>
+            <w:r/>
+            <w:r>
+              <w:rPr>
+                <w:rFonts w:ascii="Times New Roman" w:hAnsi="Times New Roman"/>
+                <w:b w:val="0"/>
+                <w:i w:val="0"/>
+                <w:sz w:val="22"/>
+              </w:rPr>
+              <w:t>~0.2 MB*</w:t>
+            </w:r>
+          </w:p>
+        </w:tc>
+      </w:tr>
+      <w:tr>
+        <w:tc>
+          <w:tcPr>
+            <w:tcW w:type="dxa" w:w="1045"/>
+            <w:tcBorders>
+              <w:top w:val="single" w:sz="4" w:space="0" w:color="000000"/>
+              <w:left w:val="single" w:sz="4" w:space="0" w:color="000000"/>
+              <w:bottom w:val="single" w:sz="4" w:space="0" w:color="000000"/>
+              <w:right w:val="single" w:sz="4" w:space="0" w:color="000000"/>
+            </w:tcBorders>
+          </w:tcPr>
+          <w:p>
+            <w:pPr>
+              <w:spacing w:line="276" w:lineRule="auto" w:after="0"/>
+              <w:jc w:val="left"/>
+            </w:pPr>
+            <w:r/>
+            <w:r>
+              <w:rPr>
+                <w:rFonts w:ascii="Times New Roman" w:hAnsi="Times New Roman"/>
+                <w:b w:val="0"/>
+                <w:i w:val="0"/>
+                <w:sz w:val="22"/>
+              </w:rPr>
+              <w:t>kafka</w:t>
+            </w:r>
+          </w:p>
+        </w:tc>
+        <w:tc>
+          <w:tcPr>
+            <w:tcW w:type="dxa" w:w="1045"/>
+            <w:tcBorders>
+              <w:top w:val="single" w:sz="4" w:space="0" w:color="000000"/>
+              <w:left w:val="single" w:sz="4" w:space="0" w:color="000000"/>
+              <w:bottom w:val="single" w:sz="4" w:space="0" w:color="000000"/>
+              <w:right w:val="single" w:sz="4" w:space="0" w:color="000000"/>
+            </w:tcBorders>
+          </w:tcPr>
+          <w:p>
+            <w:pPr>
+              <w:spacing w:line="276" w:lineRule="auto" w:after="0"/>
+              <w:jc w:val="left"/>
+            </w:pPr>
+            <w:r/>
+            <w:r>
+              <w:rPr>
+                <w:rFonts w:ascii="Times New Roman" w:hAnsi="Times New Roman"/>
+                <w:b w:val="0"/>
+                <w:i w:val="0"/>
+                <w:sz w:val="22"/>
+              </w:rPr>
+              <w:t>100</w:t>
+            </w:r>
+          </w:p>
+        </w:tc>
+        <w:tc>
+          <w:tcPr>
+            <w:tcW w:type="dxa" w:w="1045"/>
+            <w:tcBorders>
+              <w:top w:val="single" w:sz="4" w:space="0" w:color="000000"/>
+              <w:left w:val="single" w:sz="4" w:space="0" w:color="000000"/>
+              <w:bottom w:val="single" w:sz="4" w:space="0" w:color="000000"/>
+              <w:right w:val="single" w:sz="4" w:space="0" w:color="000000"/>
+            </w:tcBorders>
+          </w:tcPr>
+          <w:p>
+            <w:pPr>
+              <w:spacing w:line="276" w:lineRule="auto" w:after="0"/>
+              <w:jc w:val="left"/>
+            </w:pPr>
+            <w:r/>
+            <w:r>
+              <w:rPr>
+                <w:rFonts w:ascii="Times New Roman" w:hAnsi="Times New Roman"/>
+                <w:b w:val="0"/>
+                <w:i w:val="0"/>
+                <w:sz w:val="22"/>
+              </w:rPr>
+              <w:t>all</w:t>
+            </w:r>
+          </w:p>
+        </w:tc>
+        <w:tc>
+          <w:tcPr>
+            <w:tcW w:type="dxa" w:w="1045"/>
+            <w:tcBorders>
+              <w:top w:val="single" w:sz="4" w:space="0" w:color="000000"/>
+              <w:left w:val="single" w:sz="4" w:space="0" w:color="000000"/>
+              <w:bottom w:val="single" w:sz="4" w:space="0" w:color="000000"/>
+              <w:right w:val="single" w:sz="4" w:space="0" w:color="000000"/>
+            </w:tcBorders>
+          </w:tcPr>
+          <w:p>
+            <w:pPr>
+              <w:spacing w:line="276" w:lineRule="auto" w:after="0"/>
+              <w:jc w:val="left"/>
+            </w:pPr>
+            <w:r/>
+            <w:r>
+              <w:rPr>
+                <w:rFonts w:ascii="Times New Roman" w:hAnsi="Times New Roman"/>
+                <w:b w:val="0"/>
+                <w:i w:val="0"/>
+                <w:sz w:val="22"/>
+              </w:rPr>
+              <w:t>1 000</w:t>
+            </w:r>
+          </w:p>
+        </w:tc>
+        <w:tc>
+          <w:tcPr>
+            <w:tcW w:type="dxa" w:w="1045"/>
+            <w:tcBorders>
+              <w:top w:val="single" w:sz="4" w:space="0" w:color="000000"/>
+              <w:left w:val="single" w:sz="4" w:space="0" w:color="000000"/>
+              <w:bottom w:val="single" w:sz="4" w:space="0" w:color="000000"/>
+              <w:right w:val="single" w:sz="4" w:space="0" w:color="000000"/>
+            </w:tcBorders>
+          </w:tcPr>
+          <w:p>
+            <w:pPr>
+              <w:spacing w:line="276" w:lineRule="auto" w:after="0"/>
+              <w:jc w:val="left"/>
+            </w:pPr>
+            <w:r/>
+            <w:r>
+              <w:rPr>
+                <w:rFonts w:ascii="Times New Roman" w:hAnsi="Times New Roman"/>
+                <w:b w:val="0"/>
+                <w:i w:val="0"/>
+                <w:sz w:val="22"/>
+              </w:rPr>
+              <w:t>0.0</w:t>
+            </w:r>
+          </w:p>
+        </w:tc>
+        <w:tc>
+          <w:tcPr>
+            <w:tcW w:type="dxa" w:w="1045"/>
+            <w:tcBorders>
+              <w:top w:val="single" w:sz="4" w:space="0" w:color="000000"/>
+              <w:left w:val="single" w:sz="4" w:space="0" w:color="000000"/>
+              <w:bottom w:val="single" w:sz="4" w:space="0" w:color="000000"/>
+              <w:right w:val="single" w:sz="4" w:space="0" w:color="000000"/>
+            </w:tcBorders>
+          </w:tcPr>
+          <w:p>
+            <w:pPr>
+              <w:spacing w:line="276" w:lineRule="auto" w:after="0"/>
+              <w:jc w:val="left"/>
+            </w:pPr>
+            <w:r/>
+            <w:r>
+              <w:rPr>
+                <w:rFonts w:ascii="Times New Roman" w:hAnsi="Times New Roman"/>
+                <w:b w:val="0"/>
+                <w:i w:val="0"/>
+                <w:sz w:val="22"/>
+              </w:rPr>
+              <w:t>111.72 %</w:t>
+            </w:r>
+          </w:p>
+        </w:tc>
+        <w:tc>
+          <w:tcPr>
+            <w:tcW w:type="dxa" w:w="1045"/>
+            <w:tcBorders>
+              <w:top w:val="single" w:sz="4" w:space="0" w:color="000000"/>
+              <w:left w:val="single" w:sz="4" w:space="0" w:color="000000"/>
+              <w:bottom w:val="single" w:sz="4" w:space="0" w:color="000000"/>
+              <w:right w:val="single" w:sz="4" w:space="0" w:color="000000"/>
+            </w:tcBorders>
+          </w:tcPr>
+          <w:p>
+            <w:pPr>
+              <w:spacing w:line="276" w:lineRule="auto" w:after="0"/>
+              <w:jc w:val="left"/>
+            </w:pPr>
+            <w:r/>
+            <w:r>
+              <w:rPr>
+                <w:rFonts w:ascii="Times New Roman" w:hAnsi="Times New Roman"/>
+                <w:b w:val="0"/>
+                <w:i w:val="0"/>
+                <w:sz w:val="22"/>
+              </w:rPr>
+              <w:t>654.43 MB</w:t>
+            </w:r>
+          </w:p>
+        </w:tc>
+        <w:tc>
+          <w:tcPr>
+            <w:tcW w:type="dxa" w:w="1045"/>
+            <w:tcBorders>
+              <w:top w:val="single" w:sz="4" w:space="0" w:color="000000"/>
+              <w:left w:val="single" w:sz="4" w:space="0" w:color="000000"/>
+              <w:bottom w:val="single" w:sz="4" w:space="0" w:color="000000"/>
+              <w:right w:val="single" w:sz="4" w:space="0" w:color="000000"/>
+            </w:tcBorders>
+          </w:tcPr>
+          <w:p>
+            <w:pPr>
+              <w:spacing w:line="276" w:lineRule="auto" w:after="0"/>
+              <w:jc w:val="left"/>
+            </w:pPr>
+            <w:r/>
+            <w:r>
+              <w:rPr>
+                <w:rFonts w:ascii="Times New Roman" w:hAnsi="Times New Roman"/>
+                <w:b w:val="0"/>
+                <w:i w:val="0"/>
+                <w:sz w:val="22"/>
+              </w:rPr>
+              <w:t>~25 %</w:t>
+            </w:r>
+          </w:p>
+        </w:tc>
+        <w:tc>
+          <w:tcPr>
+            <w:tcW w:type="dxa" w:w="1045"/>
+            <w:tcBorders>
+              <w:top w:val="single" w:sz="4" w:space="0" w:color="000000"/>
+              <w:left w:val="single" w:sz="4" w:space="0" w:color="000000"/>
+              <w:bottom w:val="single" w:sz="4" w:space="0" w:color="000000"/>
+              <w:right w:val="single" w:sz="4" w:space="0" w:color="000000"/>
+            </w:tcBorders>
+          </w:tcPr>
+          <w:p>
+            <w:pPr>
+              <w:spacing w:line="276" w:lineRule="auto" w:after="0"/>
+              <w:jc w:val="left"/>
+            </w:pPr>
+            <w:r/>
+            <w:r>
+              <w:rPr>
+                <w:rFonts w:ascii="Times New Roman" w:hAnsi="Times New Roman"/>
+                <w:b w:val="0"/>
+                <w:i w:val="0"/>
+                <w:sz w:val="22"/>
+              </w:rPr>
+              <w:t>~350 MB</w:t>
+            </w:r>
+          </w:p>
+        </w:tc>
+      </w:tr>
+      <w:tr>
+        <w:tc>
+          <w:tcPr>
+            <w:tcW w:type="dxa" w:w="1045"/>
+            <w:tcBorders>
+              <w:top w:val="single" w:sz="4" w:space="0" w:color="000000"/>
+              <w:left w:val="single" w:sz="4" w:space="0" w:color="000000"/>
+              <w:bottom w:val="single" w:sz="4" w:space="0" w:color="000000"/>
+              <w:right w:val="single" w:sz="4" w:space="0" w:color="000000"/>
+            </w:tcBorders>
+          </w:tcPr>
+          <w:p>
+            <w:pPr>
+              <w:spacing w:line="276" w:lineRule="auto" w:after="0"/>
+              <w:jc w:val="left"/>
+            </w:pPr>
+            <w:r/>
+            <w:r>
+              <w:rPr>
+                <w:rFonts w:ascii="Times New Roman" w:hAnsi="Times New Roman"/>
+                <w:b w:val="0"/>
+                <w:i w:val="0"/>
+                <w:sz w:val="22"/>
+              </w:rPr>
+              <w:t>kafka</w:t>
+            </w:r>
+          </w:p>
+        </w:tc>
+        <w:tc>
+          <w:tcPr>
+            <w:tcW w:type="dxa" w:w="1045"/>
+            <w:tcBorders>
+              <w:top w:val="single" w:sz="4" w:space="0" w:color="000000"/>
+              <w:left w:val="single" w:sz="4" w:space="0" w:color="000000"/>
+              <w:bottom w:val="single" w:sz="4" w:space="0" w:color="000000"/>
+              <w:right w:val="single" w:sz="4" w:space="0" w:color="000000"/>
+            </w:tcBorders>
+          </w:tcPr>
+          <w:p>
+            <w:pPr>
+              <w:spacing w:line="276" w:lineRule="auto" w:after="0"/>
+              <w:jc w:val="left"/>
+            </w:pPr>
+            <w:r/>
+            <w:r>
+              <w:rPr>
+                <w:rFonts w:ascii="Times New Roman" w:hAnsi="Times New Roman"/>
+                <w:b w:val="0"/>
+                <w:i w:val="0"/>
+                <w:sz w:val="22"/>
+              </w:rPr>
+              <w:t>1 000</w:t>
+            </w:r>
+          </w:p>
+        </w:tc>
+        <w:tc>
+          <w:tcPr>
+            <w:tcW w:type="dxa" w:w="1045"/>
+            <w:tcBorders>
+              <w:top w:val="single" w:sz="4" w:space="0" w:color="000000"/>
+              <w:left w:val="single" w:sz="4" w:space="0" w:color="000000"/>
+              <w:bottom w:val="single" w:sz="4" w:space="0" w:color="000000"/>
+              <w:right w:val="single" w:sz="4" w:space="0" w:color="000000"/>
+            </w:tcBorders>
+          </w:tcPr>
+          <w:p>
+            <w:pPr>
+              <w:spacing w:line="276" w:lineRule="auto" w:after="0"/>
+              <w:jc w:val="left"/>
+            </w:pPr>
+            <w:r/>
+            <w:r>
+              <w:rPr>
+                <w:rFonts w:ascii="Times New Roman" w:hAnsi="Times New Roman"/>
+                <w:b w:val="0"/>
+                <w:i w:val="0"/>
+                <w:sz w:val="22"/>
+              </w:rPr>
+              <w:t>0</w:t>
+            </w:r>
+          </w:p>
+        </w:tc>
+        <w:tc>
+          <w:tcPr>
+            <w:tcW w:type="dxa" w:w="1045"/>
+            <w:tcBorders>
+              <w:top w:val="single" w:sz="4" w:space="0" w:color="000000"/>
+              <w:left w:val="single" w:sz="4" w:space="0" w:color="000000"/>
+              <w:bottom w:val="single" w:sz="4" w:space="0" w:color="000000"/>
+              <w:right w:val="single" w:sz="4" w:space="0" w:color="000000"/>
+            </w:tcBorders>
+          </w:tcPr>
+          <w:p>
+            <w:pPr>
+              <w:spacing w:line="276" w:lineRule="auto" w:after="0"/>
+              <w:jc w:val="left"/>
+            </w:pPr>
+            <w:r/>
+            <w:r>
+              <w:rPr>
+                <w:rFonts w:ascii="Times New Roman" w:hAnsi="Times New Roman"/>
+                <w:b w:val="0"/>
+                <w:i w:val="0"/>
+                <w:sz w:val="22"/>
+              </w:rPr>
+              <w:t>10 000</w:t>
+            </w:r>
+          </w:p>
+        </w:tc>
+        <w:tc>
+          <w:tcPr>
+            <w:tcW w:type="dxa" w:w="1045"/>
+            <w:tcBorders>
+              <w:top w:val="single" w:sz="4" w:space="0" w:color="000000"/>
+              <w:left w:val="single" w:sz="4" w:space="0" w:color="000000"/>
+              <w:bottom w:val="single" w:sz="4" w:space="0" w:color="000000"/>
+              <w:right w:val="single" w:sz="4" w:space="0" w:color="000000"/>
+            </w:tcBorders>
+          </w:tcPr>
+          <w:p>
+            <w:pPr>
+              <w:spacing w:line="276" w:lineRule="auto" w:after="0"/>
+              <w:jc w:val="left"/>
+            </w:pPr>
+            <w:r/>
+            <w:r>
+              <w:rPr>
+                <w:rFonts w:ascii="Times New Roman" w:hAnsi="Times New Roman"/>
+                <w:b w:val="0"/>
+                <w:i w:val="0"/>
+                <w:sz w:val="22"/>
+              </w:rPr>
+              <w:t>0.0</w:t>
+            </w:r>
+          </w:p>
+        </w:tc>
+        <w:tc>
+          <w:tcPr>
+            <w:tcW w:type="dxa" w:w="1045"/>
+            <w:tcBorders>
+              <w:top w:val="single" w:sz="4" w:space="0" w:color="000000"/>
+              <w:left w:val="single" w:sz="4" w:space="0" w:color="000000"/>
+              <w:bottom w:val="single" w:sz="4" w:space="0" w:color="000000"/>
+              <w:right w:val="single" w:sz="4" w:space="0" w:color="000000"/>
+            </w:tcBorders>
+          </w:tcPr>
+          <w:p>
+            <w:pPr>
+              <w:spacing w:line="276" w:lineRule="auto" w:after="0"/>
+              <w:jc w:val="left"/>
+            </w:pPr>
+            <w:r/>
+            <w:r>
+              <w:rPr>
+                <w:rFonts w:ascii="Times New Roman" w:hAnsi="Times New Roman"/>
+                <w:b w:val="0"/>
+                <w:i w:val="0"/>
+                <w:sz w:val="22"/>
+              </w:rPr>
+              <w:t>119.2 %</w:t>
+            </w:r>
+          </w:p>
+        </w:tc>
+        <w:tc>
+          <w:tcPr>
+            <w:tcW w:type="dxa" w:w="1045"/>
+            <w:tcBorders>
+              <w:top w:val="single" w:sz="4" w:space="0" w:color="000000"/>
+              <w:left w:val="single" w:sz="4" w:space="0" w:color="000000"/>
+              <w:bottom w:val="single" w:sz="4" w:space="0" w:color="000000"/>
+              <w:right w:val="single" w:sz="4" w:space="0" w:color="000000"/>
+            </w:tcBorders>
+          </w:tcPr>
+          <w:p>
+            <w:pPr>
+              <w:spacing w:line="276" w:lineRule="auto" w:after="0"/>
+              <w:jc w:val="left"/>
+            </w:pPr>
+            <w:r/>
+            <w:r>
+              <w:rPr>
+                <w:rFonts w:ascii="Times New Roman" w:hAnsi="Times New Roman"/>
+                <w:b w:val="0"/>
+                <w:i w:val="0"/>
+                <w:sz w:val="22"/>
+              </w:rPr>
+              <w:t>686.43 MB</w:t>
+            </w:r>
+          </w:p>
+        </w:tc>
+        <w:tc>
+          <w:tcPr>
+            <w:tcW w:type="dxa" w:w="1045"/>
+            <w:tcBorders>
+              <w:top w:val="single" w:sz="4" w:space="0" w:color="000000"/>
+              <w:left w:val="single" w:sz="4" w:space="0" w:color="000000"/>
+              <w:bottom w:val="single" w:sz="4" w:space="0" w:color="000000"/>
+              <w:right w:val="single" w:sz="4" w:space="0" w:color="000000"/>
+            </w:tcBorders>
+          </w:tcPr>
+          <w:p>
+            <w:pPr>
+              <w:spacing w:line="276" w:lineRule="auto" w:after="0"/>
+              <w:jc w:val="left"/>
+            </w:pPr>
+            <w:r/>
+            <w:r>
+              <w:rPr>
+                <w:rFonts w:ascii="Times New Roman" w:hAnsi="Times New Roman"/>
+                <w:b w:val="0"/>
+                <w:i w:val="0"/>
+                <w:sz w:val="22"/>
+              </w:rPr>
+              <w:t>~30 %</w:t>
+            </w:r>
+          </w:p>
+        </w:tc>
+        <w:tc>
+          <w:tcPr>
+            <w:tcW w:type="dxa" w:w="1045"/>
+            <w:tcBorders>
+              <w:top w:val="single" w:sz="4" w:space="0" w:color="000000"/>
+              <w:left w:val="single" w:sz="4" w:space="0" w:color="000000"/>
+              <w:bottom w:val="single" w:sz="4" w:space="0" w:color="000000"/>
+              <w:right w:val="single" w:sz="4" w:space="0" w:color="000000"/>
+            </w:tcBorders>
+          </w:tcPr>
+          <w:p>
+            <w:pPr>
+              <w:spacing w:line="276" w:lineRule="auto" w:after="0"/>
+              <w:jc w:val="left"/>
+            </w:pPr>
+            <w:r/>
+            <w:r>
+              <w:rPr>
+                <w:rFonts w:ascii="Times New Roman" w:hAnsi="Times New Roman"/>
+                <w:b w:val="0"/>
+                <w:i w:val="0"/>
+                <w:sz w:val="22"/>
+              </w:rPr>
+              <w:t>~360 MB</w:t>
+            </w:r>
+          </w:p>
+        </w:tc>
+      </w:tr>
+      <w:tr>
+        <w:tc>
+          <w:tcPr>
+            <w:tcW w:type="dxa" w:w="1045"/>
+            <w:tcBorders>
+              <w:top w:val="single" w:sz="4" w:space="0" w:color="000000"/>
+              <w:left w:val="single" w:sz="4" w:space="0" w:color="000000"/>
+              <w:bottom w:val="single" w:sz="4" w:space="0" w:color="000000"/>
+              <w:right w:val="single" w:sz="4" w:space="0" w:color="000000"/>
+            </w:tcBorders>
+          </w:tcPr>
+          <w:p>
+            <w:pPr>
+              <w:spacing w:line="276" w:lineRule="auto" w:after="0"/>
+              <w:jc w:val="left"/>
+            </w:pPr>
+            <w:r/>
+            <w:r>
+              <w:rPr>
+                <w:rFonts w:ascii="Times New Roman" w:hAnsi="Times New Roman"/>
+                <w:b w:val="0"/>
+                <w:i w:val="0"/>
+                <w:sz w:val="22"/>
+              </w:rPr>
+              <w:t>kafka</w:t>
+            </w:r>
+          </w:p>
+        </w:tc>
+        <w:tc>
+          <w:tcPr>
+            <w:tcW w:type="dxa" w:w="1045"/>
+            <w:tcBorders>
+              <w:top w:val="single" w:sz="4" w:space="0" w:color="000000"/>
+              <w:left w:val="single" w:sz="4" w:space="0" w:color="000000"/>
+              <w:bottom w:val="single" w:sz="4" w:space="0" w:color="000000"/>
+              <w:right w:val="single" w:sz="4" w:space="0" w:color="000000"/>
+            </w:tcBorders>
+          </w:tcPr>
+          <w:p>
+            <w:pPr>
+              <w:spacing w:line="276" w:lineRule="auto" w:after="0"/>
+              <w:jc w:val="left"/>
+            </w:pPr>
+            <w:r/>
+            <w:r>
+              <w:rPr>
+                <w:rFonts w:ascii="Times New Roman" w:hAnsi="Times New Roman"/>
+                <w:b w:val="0"/>
+                <w:i w:val="0"/>
+                <w:sz w:val="22"/>
+              </w:rPr>
+              <w:t>1 000</w:t>
+            </w:r>
+          </w:p>
+        </w:tc>
+        <w:tc>
+          <w:tcPr>
+            <w:tcW w:type="dxa" w:w="1045"/>
+            <w:tcBorders>
+              <w:top w:val="single" w:sz="4" w:space="0" w:color="000000"/>
+              <w:left w:val="single" w:sz="4" w:space="0" w:color="000000"/>
+              <w:bottom w:val="single" w:sz="4" w:space="0" w:color="000000"/>
+              <w:right w:val="single" w:sz="4" w:space="0" w:color="000000"/>
+            </w:tcBorders>
+          </w:tcPr>
+          <w:p>
+            <w:pPr>
+              <w:spacing w:line="276" w:lineRule="auto" w:after="0"/>
+              <w:jc w:val="left"/>
+            </w:pPr>
+            <w:r/>
+            <w:r>
+              <w:rPr>
+                <w:rFonts w:ascii="Times New Roman" w:hAnsi="Times New Roman"/>
+                <w:b w:val="0"/>
+                <w:i w:val="0"/>
+                <w:sz w:val="22"/>
+              </w:rPr>
+              <w:t>1</w:t>
+            </w:r>
+          </w:p>
+        </w:tc>
+        <w:tc>
+          <w:tcPr>
+            <w:tcW w:type="dxa" w:w="1045"/>
+            <w:tcBorders>
+              <w:top w:val="single" w:sz="4" w:space="0" w:color="000000"/>
+              <w:left w:val="single" w:sz="4" w:space="0" w:color="000000"/>
+              <w:bottom w:val="single" w:sz="4" w:space="0" w:color="000000"/>
+              <w:right w:val="single" w:sz="4" w:space="0" w:color="000000"/>
+            </w:tcBorders>
+          </w:tcPr>
+          <w:p>
+            <w:pPr>
+              <w:spacing w:line="276" w:lineRule="auto" w:after="0"/>
+              <w:jc w:val="left"/>
+            </w:pPr>
+            <w:r/>
+            <w:r>
+              <w:rPr>
+                <w:rFonts w:ascii="Times New Roman" w:hAnsi="Times New Roman"/>
+                <w:b w:val="0"/>
+                <w:i w:val="0"/>
+                <w:sz w:val="22"/>
+              </w:rPr>
+              <w:t>10 000</w:t>
+            </w:r>
+          </w:p>
+        </w:tc>
+        <w:tc>
+          <w:tcPr>
+            <w:tcW w:type="dxa" w:w="1045"/>
+            <w:tcBorders>
+              <w:top w:val="single" w:sz="4" w:space="0" w:color="000000"/>
+              <w:left w:val="single" w:sz="4" w:space="0" w:color="000000"/>
+              <w:bottom w:val="single" w:sz="4" w:space="0" w:color="000000"/>
+              <w:right w:val="single" w:sz="4" w:space="0" w:color="000000"/>
+            </w:tcBorders>
+          </w:tcPr>
+          <w:p>
+            <w:pPr>
+              <w:spacing w:line="276" w:lineRule="auto" w:after="0"/>
+              <w:jc w:val="left"/>
+            </w:pPr>
+            <w:r/>
+            <w:r>
+              <w:rPr>
+                <w:rFonts w:ascii="Times New Roman" w:hAnsi="Times New Roman"/>
+                <w:b w:val="0"/>
+                <w:i w:val="0"/>
+                <w:sz w:val="22"/>
+              </w:rPr>
+              <w:t>0.0</w:t>
+            </w:r>
+          </w:p>
+        </w:tc>
+        <w:tc>
+          <w:tcPr>
+            <w:tcW w:type="dxa" w:w="1045"/>
+            <w:tcBorders>
+              <w:top w:val="single" w:sz="4" w:space="0" w:color="000000"/>
+              <w:left w:val="single" w:sz="4" w:space="0" w:color="000000"/>
+              <w:bottom w:val="single" w:sz="4" w:space="0" w:color="000000"/>
+              <w:right w:val="single" w:sz="4" w:space="0" w:color="000000"/>
+            </w:tcBorders>
+          </w:tcPr>
+          <w:p>
+            <w:pPr>
+              <w:spacing w:line="276" w:lineRule="auto" w:after="0"/>
+              <w:jc w:val="left"/>
+            </w:pPr>
+            <w:r/>
+            <w:r>
+              <w:rPr>
+                <w:rFonts w:ascii="Times New Roman" w:hAnsi="Times New Roman"/>
+                <w:b w:val="0"/>
+                <w:i w:val="0"/>
+                <w:sz w:val="22"/>
+              </w:rPr>
+              <w:t>129.5 %</w:t>
+            </w:r>
+          </w:p>
+        </w:tc>
+        <w:tc>
+          <w:tcPr>
+            <w:tcW w:type="dxa" w:w="1045"/>
+            <w:tcBorders>
+              <w:top w:val="single" w:sz="4" w:space="0" w:color="000000"/>
+              <w:left w:val="single" w:sz="4" w:space="0" w:color="000000"/>
+              <w:bottom w:val="single" w:sz="4" w:space="0" w:color="000000"/>
+              <w:right w:val="single" w:sz="4" w:space="0" w:color="000000"/>
+            </w:tcBorders>
+          </w:tcPr>
+          <w:p>
+            <w:pPr>
+              <w:spacing w:line="276" w:lineRule="auto" w:after="0"/>
+              <w:jc w:val="left"/>
+            </w:pPr>
+            <w:r/>
+            <w:r>
+              <w:rPr>
+                <w:rFonts w:ascii="Times New Roman" w:hAnsi="Times New Roman"/>
+                <w:b w:val="0"/>
+                <w:i w:val="0"/>
+                <w:sz w:val="22"/>
+              </w:rPr>
+              <w:t>650.5 MB</w:t>
+            </w:r>
+          </w:p>
+        </w:tc>
+        <w:tc>
+          <w:tcPr>
+            <w:tcW w:type="dxa" w:w="1045"/>
+            <w:tcBorders>
+              <w:top w:val="single" w:sz="4" w:space="0" w:color="000000"/>
+              <w:left w:val="single" w:sz="4" w:space="0" w:color="000000"/>
+              <w:bottom w:val="single" w:sz="4" w:space="0" w:color="000000"/>
+              <w:right w:val="single" w:sz="4" w:space="0" w:color="000000"/>
+            </w:tcBorders>
+          </w:tcPr>
+          <w:p>
+            <w:pPr>
+              <w:spacing w:line="276" w:lineRule="auto" w:after="0"/>
+              <w:jc w:val="left"/>
+            </w:pPr>
+            <w:r/>
+            <w:r>
+              <w:rPr>
+                <w:rFonts w:ascii="Times New Roman" w:hAnsi="Times New Roman"/>
+                <w:b w:val="0"/>
+                <w:i w:val="0"/>
+                <w:sz w:val="22"/>
+              </w:rPr>
+              <w:t>~35 %</w:t>
+            </w:r>
+          </w:p>
+        </w:tc>
+        <w:tc>
+          <w:tcPr>
+            <w:tcW w:type="dxa" w:w="1045"/>
+            <w:tcBorders>
+              <w:top w:val="single" w:sz="4" w:space="0" w:color="000000"/>
+              <w:left w:val="single" w:sz="4" w:space="0" w:color="000000"/>
+              <w:bottom w:val="single" w:sz="4" w:space="0" w:color="000000"/>
+              <w:right w:val="single" w:sz="4" w:space="0" w:color="000000"/>
+            </w:tcBorders>
+          </w:tcPr>
+          <w:p>
+            <w:pPr>
+              <w:spacing w:line="276" w:lineRule="auto" w:after="0"/>
+              <w:jc w:val="left"/>
+            </w:pPr>
+            <w:r/>
+            <w:r>
+              <w:rPr>
+                <w:rFonts w:ascii="Times New Roman" w:hAnsi="Times New Roman"/>
+                <w:b w:val="0"/>
+                <w:i w:val="0"/>
+                <w:sz w:val="22"/>
+              </w:rPr>
+              <w:t>~360 MB</w:t>
+            </w:r>
+          </w:p>
+        </w:tc>
+      </w:tr>
+      <w:tr>
+        <w:tc>
+          <w:tcPr>
+            <w:tcW w:type="dxa" w:w="1045"/>
+            <w:tcBorders>
+              <w:top w:val="single" w:sz="4" w:space="0" w:color="000000"/>
+              <w:left w:val="single" w:sz="4" w:space="0" w:color="000000"/>
+              <w:bottom w:val="single" w:sz="4" w:space="0" w:color="000000"/>
+              <w:right w:val="single" w:sz="4" w:space="0" w:color="000000"/>
+            </w:tcBorders>
+          </w:tcPr>
+          <w:p>
+            <w:pPr>
+              <w:spacing w:line="276" w:lineRule="auto" w:after="0"/>
+              <w:jc w:val="left"/>
+            </w:pPr>
+            <w:r/>
+            <w:r>
+              <w:rPr>
+                <w:rFonts w:ascii="Times New Roman" w:hAnsi="Times New Roman"/>
+                <w:b w:val="0"/>
+                <w:i w:val="0"/>
+                <w:sz w:val="22"/>
+              </w:rPr>
+              <w:t>kafka</w:t>
+            </w:r>
+          </w:p>
+        </w:tc>
+        <w:tc>
+          <w:tcPr>
+            <w:tcW w:type="dxa" w:w="1045"/>
+            <w:tcBorders>
+              <w:top w:val="single" w:sz="4" w:space="0" w:color="000000"/>
+              <w:left w:val="single" w:sz="4" w:space="0" w:color="000000"/>
+              <w:bottom w:val="single" w:sz="4" w:space="0" w:color="000000"/>
+              <w:right w:val="single" w:sz="4" w:space="0" w:color="000000"/>
+            </w:tcBorders>
+          </w:tcPr>
+          <w:p>
+            <w:pPr>
+              <w:spacing w:line="276" w:lineRule="auto" w:after="0"/>
+              <w:jc w:val="left"/>
+            </w:pPr>
+            <w:r/>
+            <w:r>
+              <w:rPr>
+                <w:rFonts w:ascii="Times New Roman" w:hAnsi="Times New Roman"/>
+                <w:b w:val="0"/>
+                <w:i w:val="0"/>
+                <w:sz w:val="22"/>
+              </w:rPr>
+              <w:t>1 000</w:t>
+            </w:r>
+          </w:p>
+        </w:tc>
+        <w:tc>
+          <w:tcPr>
+            <w:tcW w:type="dxa" w:w="1045"/>
+            <w:tcBorders>
+              <w:top w:val="single" w:sz="4" w:space="0" w:color="000000"/>
+              <w:left w:val="single" w:sz="4" w:space="0" w:color="000000"/>
+              <w:bottom w:val="single" w:sz="4" w:space="0" w:color="000000"/>
+              <w:right w:val="single" w:sz="4" w:space="0" w:color="000000"/>
+            </w:tcBorders>
+          </w:tcPr>
+          <w:p>
+            <w:pPr>
+              <w:spacing w:line="276" w:lineRule="auto" w:after="0"/>
+              <w:jc w:val="left"/>
+            </w:pPr>
+            <w:r/>
+            <w:r>
+              <w:rPr>
+                <w:rFonts w:ascii="Times New Roman" w:hAnsi="Times New Roman"/>
+                <w:b w:val="0"/>
+                <w:i w:val="0"/>
+                <w:sz w:val="22"/>
+              </w:rPr>
+              <w:t>all</w:t>
+            </w:r>
+          </w:p>
+        </w:tc>
+        <w:tc>
+          <w:tcPr>
+            <w:tcW w:type="dxa" w:w="1045"/>
+            <w:tcBorders>
+              <w:top w:val="single" w:sz="4" w:space="0" w:color="000000"/>
+              <w:left w:val="single" w:sz="4" w:space="0" w:color="000000"/>
+              <w:bottom w:val="single" w:sz="4" w:space="0" w:color="000000"/>
+              <w:right w:val="single" w:sz="4" w:space="0" w:color="000000"/>
+            </w:tcBorders>
+          </w:tcPr>
+          <w:p>
+            <w:pPr>
+              <w:spacing w:line="276" w:lineRule="auto" w:after="0"/>
+              <w:jc w:val="left"/>
+            </w:pPr>
+            <w:r/>
+            <w:r>
+              <w:rPr>
+                <w:rFonts w:ascii="Times New Roman" w:hAnsi="Times New Roman"/>
+                <w:b w:val="0"/>
+                <w:i w:val="0"/>
+                <w:sz w:val="22"/>
+              </w:rPr>
+              <w:t>10 000</w:t>
+            </w:r>
+          </w:p>
+        </w:tc>
+        <w:tc>
+          <w:tcPr>
+            <w:tcW w:type="dxa" w:w="1045"/>
+            <w:tcBorders>
+              <w:top w:val="single" w:sz="4" w:space="0" w:color="000000"/>
+              <w:left w:val="single" w:sz="4" w:space="0" w:color="000000"/>
+              <w:bottom w:val="single" w:sz="4" w:space="0" w:color="000000"/>
+              <w:right w:val="single" w:sz="4" w:space="0" w:color="000000"/>
+            </w:tcBorders>
+          </w:tcPr>
+          <w:p>
+            <w:pPr>
+              <w:spacing w:line="276" w:lineRule="auto" w:after="0"/>
+              <w:jc w:val="left"/>
+            </w:pPr>
+            <w:r/>
+            <w:r>
+              <w:rPr>
+                <w:rFonts w:ascii="Times New Roman" w:hAnsi="Times New Roman"/>
+                <w:b w:val="0"/>
+                <w:i w:val="0"/>
+                <w:sz w:val="22"/>
+              </w:rPr>
+              <w:t>0.0</w:t>
+            </w:r>
+          </w:p>
+        </w:tc>
+        <w:tc>
+          <w:tcPr>
+            <w:tcW w:type="dxa" w:w="1045"/>
+            <w:tcBorders>
+              <w:top w:val="single" w:sz="4" w:space="0" w:color="000000"/>
+              <w:left w:val="single" w:sz="4" w:space="0" w:color="000000"/>
+              <w:bottom w:val="single" w:sz="4" w:space="0" w:color="000000"/>
+              <w:right w:val="single" w:sz="4" w:space="0" w:color="000000"/>
+            </w:tcBorders>
+          </w:tcPr>
+          <w:p>
+            <w:pPr>
+              <w:spacing w:line="276" w:lineRule="auto" w:after="0"/>
+              <w:jc w:val="left"/>
+            </w:pPr>
+            <w:r/>
+            <w:r>
+              <w:rPr>
+                <w:rFonts w:ascii="Times New Roman" w:hAnsi="Times New Roman"/>
+                <w:b w:val="0"/>
+                <w:i w:val="0"/>
+                <w:sz w:val="22"/>
+              </w:rPr>
+              <w:t>120.89 %</w:t>
+            </w:r>
+          </w:p>
+        </w:tc>
+        <w:tc>
+          <w:tcPr>
+            <w:tcW w:type="dxa" w:w="1045"/>
+            <w:tcBorders>
+              <w:top w:val="single" w:sz="4" w:space="0" w:color="000000"/>
+              <w:left w:val="single" w:sz="4" w:space="0" w:color="000000"/>
+              <w:bottom w:val="single" w:sz="4" w:space="0" w:color="000000"/>
+              <w:right w:val="single" w:sz="4" w:space="0" w:color="000000"/>
+            </w:tcBorders>
+          </w:tcPr>
+          <w:p>
+            <w:pPr>
+              <w:spacing w:line="276" w:lineRule="auto" w:after="0"/>
+              <w:jc w:val="left"/>
+            </w:pPr>
+            <w:r/>
+            <w:r>
+              <w:rPr>
+                <w:rFonts w:ascii="Times New Roman" w:hAnsi="Times New Roman"/>
+                <w:b w:val="0"/>
+                <w:i w:val="0"/>
+                <w:sz w:val="22"/>
+              </w:rPr>
+              <w:t>745.36 MB</w:t>
+            </w:r>
+          </w:p>
+        </w:tc>
+        <w:tc>
+          <w:tcPr>
+            <w:tcW w:type="dxa" w:w="1045"/>
+            <w:tcBorders>
+              <w:top w:val="single" w:sz="4" w:space="0" w:color="000000"/>
+              <w:left w:val="single" w:sz="4" w:space="0" w:color="000000"/>
+              <w:bottom w:val="single" w:sz="4" w:space="0" w:color="000000"/>
+              <w:right w:val="single" w:sz="4" w:space="0" w:color="000000"/>
+            </w:tcBorders>
+          </w:tcPr>
+          <w:p>
+            <w:pPr>
+              <w:spacing w:line="276" w:lineRule="auto" w:after="0"/>
+              <w:jc w:val="left"/>
+            </w:pPr>
+            <w:r/>
+            <w:r>
+              <w:rPr>
+                <w:rFonts w:ascii="Times New Roman" w:hAnsi="Times New Roman"/>
+                <w:b w:val="0"/>
+                <w:i w:val="0"/>
+                <w:sz w:val="22"/>
+              </w:rPr>
+              <w:t>~35 %</w:t>
+            </w:r>
+          </w:p>
+        </w:tc>
+        <w:tc>
+          <w:tcPr>
+            <w:tcW w:type="dxa" w:w="1045"/>
+            <w:tcBorders>
+              <w:top w:val="single" w:sz="4" w:space="0" w:color="000000"/>
+              <w:left w:val="single" w:sz="4" w:space="0" w:color="000000"/>
+              <w:bottom w:val="single" w:sz="4" w:space="0" w:color="000000"/>
+              <w:right w:val="single" w:sz="4" w:space="0" w:color="000000"/>
+            </w:tcBorders>
+          </w:tcPr>
+          <w:p>
+            <w:pPr>
+              <w:spacing w:line="276" w:lineRule="auto" w:after="0"/>
+              <w:jc w:val="left"/>
+            </w:pPr>
+            <w:r/>
+            <w:r>
+              <w:rPr>
+                <w:rFonts w:ascii="Times New Roman" w:hAnsi="Times New Roman"/>
+                <w:b w:val="0"/>
+                <w:i w:val="0"/>
+                <w:sz w:val="22"/>
+              </w:rPr>
+              <w:t>~400 MB</w:t>
+            </w:r>
+          </w:p>
+        </w:tc>
+      </w:tr>
+      <w:tr>
+        <w:tc>
+          <w:tcPr>
+            <w:tcW w:type="dxa" w:w="1045"/>
+            <w:tcBorders>
+              <w:top w:val="single" w:sz="4" w:space="0" w:color="000000"/>
+              <w:left w:val="single" w:sz="4" w:space="0" w:color="000000"/>
+              <w:bottom w:val="single" w:sz="4" w:space="0" w:color="000000"/>
+              <w:right w:val="single" w:sz="4" w:space="0" w:color="000000"/>
+            </w:tcBorders>
+          </w:tcPr>
+          <w:p>
+            <w:pPr>
+              <w:spacing w:line="276" w:lineRule="auto" w:after="0"/>
+              <w:jc w:val="left"/>
+            </w:pPr>
+            <w:r/>
+            <w:r>
+              <w:rPr>
+                <w:rFonts w:ascii="Times New Roman" w:hAnsi="Times New Roman"/>
+                <w:b w:val="0"/>
+                <w:i w:val="0"/>
+                <w:sz w:val="22"/>
+              </w:rPr>
+              <w:t>kafka</w:t>
+            </w:r>
+          </w:p>
+        </w:tc>
+        <w:tc>
+          <w:tcPr>
+            <w:tcW w:type="dxa" w:w="1045"/>
+            <w:tcBorders>
+              <w:top w:val="single" w:sz="4" w:space="0" w:color="000000"/>
+              <w:left w:val="single" w:sz="4" w:space="0" w:color="000000"/>
+              <w:bottom w:val="single" w:sz="4" w:space="0" w:color="000000"/>
+              <w:right w:val="single" w:sz="4" w:space="0" w:color="000000"/>
+            </w:tcBorders>
+          </w:tcPr>
+          <w:p>
+            <w:pPr>
+              <w:spacing w:line="276" w:lineRule="auto" w:after="0"/>
+              <w:jc w:val="left"/>
+            </w:pPr>
+            <w:r/>
+            <w:r>
+              <w:rPr>
+                <w:rFonts w:ascii="Times New Roman" w:hAnsi="Times New Roman"/>
+                <w:b w:val="0"/>
+                <w:i w:val="0"/>
+                <w:sz w:val="22"/>
+              </w:rPr>
+              <w:t>10 000</w:t>
+            </w:r>
+          </w:p>
+        </w:tc>
+        <w:tc>
+          <w:tcPr>
+            <w:tcW w:type="dxa" w:w="1045"/>
+            <w:tcBorders>
+              <w:top w:val="single" w:sz="4" w:space="0" w:color="000000"/>
+              <w:left w:val="single" w:sz="4" w:space="0" w:color="000000"/>
+              <w:bottom w:val="single" w:sz="4" w:space="0" w:color="000000"/>
+              <w:right w:val="single" w:sz="4" w:space="0" w:color="000000"/>
+            </w:tcBorders>
+          </w:tcPr>
+          <w:p>
+            <w:pPr>
+              <w:spacing w:line="276" w:lineRule="auto" w:after="0"/>
+              <w:jc w:val="left"/>
+            </w:pPr>
+            <w:r/>
+            <w:r>
+              <w:rPr>
+                <w:rFonts w:ascii="Times New Roman" w:hAnsi="Times New Roman"/>
+                <w:b w:val="0"/>
+                <w:i w:val="0"/>
+                <w:sz w:val="22"/>
+              </w:rPr>
+              <w:t>all</w:t>
+            </w:r>
+          </w:p>
+        </w:tc>
+        <w:tc>
+          <w:tcPr>
+            <w:tcW w:type="dxa" w:w="1045"/>
+            <w:tcBorders>
+              <w:top w:val="single" w:sz="4" w:space="0" w:color="000000"/>
+              <w:left w:val="single" w:sz="4" w:space="0" w:color="000000"/>
+              <w:bottom w:val="single" w:sz="4" w:space="0" w:color="000000"/>
+              <w:right w:val="single" w:sz="4" w:space="0" w:color="000000"/>
+            </w:tcBorders>
+          </w:tcPr>
+          <w:p>
+            <w:pPr>
+              <w:spacing w:line="276" w:lineRule="auto" w:after="0"/>
+              <w:jc w:val="left"/>
+            </w:pPr>
+            <w:r/>
+            <w:r>
+              <w:rPr>
+                <w:rFonts w:ascii="Times New Roman" w:hAnsi="Times New Roman"/>
+                <w:b w:val="0"/>
+                <w:i w:val="0"/>
+                <w:sz w:val="22"/>
+              </w:rPr>
+              <w:t>100 000</w:t>
+            </w:r>
+          </w:p>
+        </w:tc>
+        <w:tc>
+          <w:tcPr>
+            <w:tcW w:type="dxa" w:w="1045"/>
+            <w:tcBorders>
+              <w:top w:val="single" w:sz="4" w:space="0" w:color="000000"/>
+              <w:left w:val="single" w:sz="4" w:space="0" w:color="000000"/>
+              <w:bottom w:val="single" w:sz="4" w:space="0" w:color="000000"/>
+              <w:right w:val="single" w:sz="4" w:space="0" w:color="000000"/>
+            </w:tcBorders>
+          </w:tcPr>
+          <w:p>
+            <w:pPr>
+              <w:spacing w:line="276" w:lineRule="auto" w:after="0"/>
+              <w:jc w:val="left"/>
+            </w:pPr>
+            <w:r/>
+            <w:r>
+              <w:rPr>
+                <w:rFonts w:ascii="Times New Roman" w:hAnsi="Times New Roman"/>
+                <w:b/>
+                <w:sz w:val="22"/>
+              </w:rPr>
+              <w:t>0.0 %</w:t>
+            </w:r>
+          </w:p>
+        </w:tc>
+        <w:tc>
+          <w:tcPr>
+            <w:tcW w:type="dxa" w:w="1045"/>
+            <w:tcBorders>
+              <w:top w:val="single" w:sz="4" w:space="0" w:color="000000"/>
+              <w:left w:val="single" w:sz="4" w:space="0" w:color="000000"/>
+              <w:bottom w:val="single" w:sz="4" w:space="0" w:color="000000"/>
+              <w:right w:val="single" w:sz="4" w:space="0" w:color="000000"/>
+            </w:tcBorders>
+          </w:tcPr>
+          <w:p>
+            <w:pPr>
+              <w:spacing w:line="276" w:lineRule="auto" w:after="0"/>
+              <w:jc w:val="left"/>
+            </w:pPr>
+            <w:r/>
+            <w:r>
+              <w:rPr>
+                <w:rFonts w:ascii="Times New Roman" w:hAnsi="Times New Roman"/>
+                <w:b w:val="0"/>
+                <w:i w:val="0"/>
+                <w:sz w:val="22"/>
+              </w:rPr>
+              <w:t>200.66 %</w:t>
+            </w:r>
+          </w:p>
+        </w:tc>
+        <w:tc>
+          <w:tcPr>
+            <w:tcW w:type="dxa" w:w="1045"/>
+            <w:tcBorders>
+              <w:top w:val="single" w:sz="4" w:space="0" w:color="000000"/>
+              <w:left w:val="single" w:sz="4" w:space="0" w:color="000000"/>
+              <w:bottom w:val="single" w:sz="4" w:space="0" w:color="000000"/>
+              <w:right w:val="single" w:sz="4" w:space="0" w:color="000000"/>
+            </w:tcBorders>
+          </w:tcPr>
+          <w:p>
+            <w:pPr>
+              <w:spacing w:line="276" w:lineRule="auto" w:after="0"/>
+              <w:jc w:val="left"/>
+            </w:pPr>
+            <w:r/>
+            <w:r>
+              <w:rPr>
+                <w:rFonts w:ascii="Times New Roman" w:hAnsi="Times New Roman"/>
+                <w:b w:val="0"/>
+                <w:i w:val="0"/>
+                <w:sz w:val="22"/>
+              </w:rPr>
+              <w:t>1 039.07 MB</w:t>
+            </w:r>
+          </w:p>
+        </w:tc>
+        <w:tc>
+          <w:tcPr>
+            <w:tcW w:type="dxa" w:w="1045"/>
+            <w:tcBorders>
+              <w:top w:val="single" w:sz="4" w:space="0" w:color="000000"/>
+              <w:left w:val="single" w:sz="4" w:space="0" w:color="000000"/>
+              <w:bottom w:val="single" w:sz="4" w:space="0" w:color="000000"/>
+              <w:right w:val="single" w:sz="4" w:space="0" w:color="000000"/>
+            </w:tcBorders>
+          </w:tcPr>
+          <w:p>
+            <w:pPr>
+              <w:spacing w:line="276" w:lineRule="auto" w:after="0"/>
+              <w:jc w:val="left"/>
+            </w:pPr>
+            <w:r/>
+            <w:r>
+              <w:rPr>
+                <w:rFonts w:ascii="Times New Roman" w:hAnsi="Times New Roman"/>
+                <w:b w:val="0"/>
+                <w:i w:val="0"/>
+                <w:sz w:val="22"/>
+              </w:rPr>
+              <w:t>~85 %</w:t>
+            </w:r>
+          </w:p>
+        </w:tc>
+        <w:tc>
+          <w:tcPr>
+            <w:tcW w:type="dxa" w:w="1045"/>
+            <w:tcBorders>
+              <w:top w:val="single" w:sz="4" w:space="0" w:color="000000"/>
+              <w:left w:val="single" w:sz="4" w:space="0" w:color="000000"/>
+              <w:bottom w:val="single" w:sz="4" w:space="0" w:color="000000"/>
+              <w:right w:val="single" w:sz="4" w:space="0" w:color="000000"/>
+            </w:tcBorders>
+          </w:tcPr>
+          <w:p>
+            <w:pPr>
+              <w:spacing w:line="276" w:lineRule="auto" w:after="0"/>
+              <w:jc w:val="left"/>
+            </w:pPr>
+            <w:r/>
+            <w:r>
+              <w:rPr>
+                <w:rFonts w:ascii="Times New Roman" w:hAnsi="Times New Roman"/>
+                <w:b w:val="0"/>
+                <w:i w:val="0"/>
+                <w:sz w:val="22"/>
+              </w:rPr>
+              <w:t>~700 MB</w:t>
+            </w:r>
+          </w:p>
+        </w:tc>
+      </w:tr>
+    </w:tbl>
+    <w:p>
+      <w:pPr>
+        <w:spacing w:line="480" w:lineRule="auto" w:after="120" w:before="0"/>
+        <w:ind w:firstLine="283"/>
+        <w:jc w:val="both"/>
+      </w:pPr>
+      <w:r>
+        <w:rPr>
+          <w:rFonts w:ascii="Times New Roman" w:hAnsi="Times New Roman"/>
+          <w:b w:val="0"/>
+          <w:i w:val="0"/>
+          <w:sz w:val="24"/>
+        </w:rPr>
+        <w:t xml:space="preserve">\* Mosquitto na 10k uređaja drži payload-ove u memoriji samo za QoS 1/2 klijente sa </w:t>
+      </w:r>
+      <w:r>
+        <w:rPr>
+          <w:rFonts w:ascii="Consolas" w:hAnsi="Consolas"/>
+          <w:sz w:val="20"/>
+        </w:rPr>
+        <w:t>clean_session=false</w:t>
+      </w:r>
+      <w:r>
+        <w:rPr>
+          <w:rFonts w:ascii="Times New Roman" w:hAnsi="Times New Roman"/>
+          <w:b w:val="0"/>
+          <w:i w:val="0"/>
+          <w:sz w:val="24"/>
+        </w:rPr>
+        <w:t>; za scenario A (clean=true default) gotovo sve prolazi kroz RAM bez zadržavanja.</w:t>
+      </w:r>
+    </w:p>
+    <w:p>
+      <w:pPr>
+        <w:spacing w:line="360" w:lineRule="auto" w:after="120"/>
+        <w:ind w:left="567"/>
+      </w:pPr>
+      <w:r>
+        <w:rPr>
+          <w:rFonts w:ascii="Times New Roman" w:hAnsi="Times New Roman"/>
+          <w:i/>
+          <w:sz w:val="24"/>
+        </w:rPr>
+        <w:t>┃ **Napomena o CPU/RAM kolonama**: "CPU ukupni" i "RAM ukupni" sabiraju docker stats za svih 5 projektnih kontejnera (ingestion, broker, storage, analytics, postgres). "Broker CPU" i "Broker RAM" su izolovani za sam broker proces — ovo je jedina poštena komparacija dva brokera. Storage i ingestion troše značajan deo CPU na 100k msg/s (mqtt: ingestion 234–276%, storage 60–65%; kafka: ingestion manji zbog batchovanja).</w:t>
+      </w:r>
+    </w:p>
+    <w:p>
+      <w:pPr>
+        <w:spacing w:before="160" w:after="120" w:line="276" w:lineRule="auto"/>
+      </w:pPr>
+      <w:r>
+        <w:rPr>
+          <w:rFonts w:ascii="Times New Roman" w:hAnsi="Times New Roman"/>
+          <w:b/>
+          <w:i/>
+          <w:sz w:val="26"/>
+        </w:rPr>
+        <w:t>Ključni nalazi</w:t>
+      </w:r>
+    </w:p>
+    <w:p>
+      <w:pPr>
+        <w:spacing w:line="360" w:lineRule="auto" w:after="60"/>
+        <w:ind w:left="425"/>
+      </w:pPr>
+      <w:r>
+        <w:rPr>
+          <w:rFonts w:ascii="Times New Roman" w:hAnsi="Times New Roman"/>
+          <w:sz w:val="24"/>
+        </w:rPr>
+        <w:t xml:space="preserve">1. </w:t>
+      </w:r>
+      <w:r>
+        <w:rPr>
+          <w:rFonts w:ascii="Times New Roman" w:hAnsi="Times New Roman"/>
+          <w:b/>
+          <w:sz w:val="24"/>
+        </w:rPr>
+        <w:t>MQTT QoS 1 gubi ~81% poruka na 10k uređaja — ALI to je consumer-side backpressure, ne broker saturacija.</w:t>
+      </w:r>
+      <w:r>
+        <w:rPr>
+          <w:rFonts w:ascii="Times New Roman" w:hAnsi="Times New Roman"/>
+          <w:b w:val="0"/>
+          <w:i w:val="0"/>
+          <w:sz w:val="24"/>
+        </w:rPr>
+        <w:t xml:space="preserve"> Publisher (</w:t>
+      </w:r>
+      <w:r>
+        <w:rPr>
+          <w:rFonts w:ascii="Consolas" w:hAnsi="Consolas"/>
+          <w:sz w:val="20"/>
+        </w:rPr>
+        <w:t>ingest_emitted=3 000 000</w:t>
+      </w:r>
+      <w:r>
+        <w:rPr>
+          <w:rFonts w:ascii="Times New Roman" w:hAnsi="Times New Roman"/>
+          <w:b w:val="0"/>
+          <w:i w:val="0"/>
+          <w:sz w:val="24"/>
+        </w:rPr>
+        <w:t xml:space="preserve">, </w:t>
+      </w:r>
+      <w:r>
+        <w:rPr>
+          <w:rFonts w:ascii="Consolas" w:hAnsi="Consolas"/>
+          <w:sz w:val="20"/>
+        </w:rPr>
+        <w:t>ingest_dropped=0</w:t>
+      </w:r>
+      <w:r>
+        <w:rPr>
+          <w:rFonts w:ascii="Times New Roman" w:hAnsi="Times New Roman"/>
+          <w:b w:val="0"/>
+          <w:i w:val="0"/>
+          <w:sz w:val="24"/>
+        </w:rPr>
+        <w:t xml:space="preserve">) JE poslao sve poruke i broker IH JE prihvatio. Storage je primio samo 619 915 (mqtt 10k stari broj) / 561 000 (mqtt 10k novi broj). Razlog: QoS 1 zahteva da broker čeka PUBACK od </w:t>
+      </w:r>
+      <w:r>
+        <w:rPr>
+          <w:rFonts w:ascii="Times New Roman" w:hAnsi="Times New Roman"/>
+          <w:b/>
+          <w:sz w:val="24"/>
+        </w:rPr>
+        <w:t>svakog</w:t>
+      </w:r>
+      <w:r>
+        <w:rPr>
+          <w:rFonts w:ascii="Times New Roman" w:hAnsi="Times New Roman"/>
+          <w:b w:val="0"/>
+          <w:i w:val="0"/>
+          <w:sz w:val="24"/>
+        </w:rPr>
+        <w:t xml:space="preserve"> konzumenta pre nego što pošalje sledeći PUBLISH; sa jednim storage procesom koji batch-uje 500/200ms, PUBACK round-trip postaje usko grlo, brokerov </w:t>
+      </w:r>
+      <w:r>
+        <w:rPr>
+          <w:rFonts w:ascii="Consolas" w:hAnsi="Consolas"/>
+          <w:sz w:val="20"/>
+        </w:rPr>
+        <w:t>max_inflight_messages=200 000</w:t>
+      </w:r>
+      <w:r>
+        <w:rPr>
+          <w:rFonts w:ascii="Times New Roman" w:hAnsi="Times New Roman"/>
+          <w:b w:val="0"/>
+          <w:i w:val="0"/>
+          <w:sz w:val="24"/>
+        </w:rPr>
+        <w:t xml:space="preserve"> se popuni, publisher-ov queue overflow-uje. Da je bilo 2+ storage konzumenta (MQTT ne podržava consumer groups, ali se može postići sa 2 odvojene subscription sesije), gubitak bi bio znatno manji. Dakle: </w:t>
+      </w:r>
+      <w:r>
+        <w:rPr>
+          <w:rFonts w:ascii="Times New Roman" w:hAnsi="Times New Roman"/>
+          <w:b/>
+          <w:sz w:val="24"/>
+        </w:rPr>
+        <w:t>MQTT QoS 1 na 100k msg/s zahteva horizontalno skaliranje konzumenata</w:t>
+      </w:r>
+      <w:r>
+        <w:rPr>
+          <w:rFonts w:ascii="Times New Roman" w:hAnsi="Times New Roman"/>
+          <w:b w:val="0"/>
+          <w:i w:val="0"/>
+          <w:sz w:val="24"/>
+        </w:rPr>
+        <w:t>, dok Kafka to radi nativno preko consumer groups.</w:t>
+      </w:r>
+    </w:p>
+    <w:p>
+      <w:pPr>
+        <w:spacing w:line="360" w:lineRule="auto" w:after="60"/>
+        <w:ind w:left="425"/>
+      </w:pPr>
+      <w:r>
+        <w:rPr>
+          <w:rFonts w:ascii="Times New Roman" w:hAnsi="Times New Roman"/>
+          <w:sz w:val="24"/>
+        </w:rPr>
+        <w:t xml:space="preserve">1. </w:t>
+      </w:r>
+      <w:r>
+        <w:rPr>
+          <w:rFonts w:ascii="Times New Roman" w:hAnsi="Times New Roman"/>
+          <w:b/>
+          <w:sz w:val="24"/>
+        </w:rPr>
+        <w:t>Kafka `acks=all` drži 0% gubitka na 10k uređaja</w:t>
+      </w:r>
+      <w:r>
+        <w:rPr>
+          <w:rFonts w:ascii="Times New Roman" w:hAnsi="Times New Roman"/>
+          <w:b w:val="0"/>
+          <w:i w:val="0"/>
+          <w:sz w:val="24"/>
+        </w:rPr>
+        <w:t xml:space="preserve"> jer producer batch-uje poruke i ne čeka pojedinačne konzumenta-ack-ove — broker čuva poruke na disku i consumer group-ovi ih nezavisno konzumiraju. Ovo je suštinska razlika u arhitekturi: Kafka decoupling-uje producer-ov throughput od consumer-ovog drain rate-a.</w:t>
+      </w:r>
+    </w:p>
+    <w:p>
+      <w:pPr>
+        <w:spacing w:line="360" w:lineRule="auto" w:after="60"/>
+        <w:ind w:left="425"/>
+      </w:pPr>
+      <w:r>
+        <w:rPr>
+          <w:rFonts w:ascii="Times New Roman" w:hAnsi="Times New Roman"/>
+          <w:sz w:val="24"/>
+        </w:rPr>
+        <w:t xml:space="preserve">1. </w:t>
+      </w:r>
+      <w:r>
+        <w:rPr>
+          <w:rFonts w:ascii="Times New Roman" w:hAnsi="Times New Roman"/>
+          <w:b/>
+          <w:sz w:val="24"/>
+        </w:rPr>
+        <w:t>MQTT QoS 2 ima 3× veći broker-CPU nego QoS 0</w:t>
+      </w:r>
+      <w:r>
+        <w:rPr>
+          <w:rFonts w:ascii="Times New Roman" w:hAnsi="Times New Roman"/>
+          <w:b w:val="0"/>
+          <w:i w:val="0"/>
+          <w:sz w:val="24"/>
+        </w:rPr>
+        <w:t xml:space="preserve"> (80% vs 25% pri 1k uređaja) jer QoS2 zahteva 4-step handshake (PUBLISH → PUBREC → PUBREL → PUBCOMP) za svaku poruku. Ovo je protokol-overhead, ne implementaciona specifičnost.</w:t>
+      </w:r>
+    </w:p>
+    <w:p>
+      <w:pPr>
+        <w:spacing w:line="360" w:lineRule="auto" w:after="60"/>
+        <w:ind w:left="425"/>
+      </w:pPr>
+      <w:r>
+        <w:rPr>
+          <w:rFonts w:ascii="Times New Roman" w:hAnsi="Times New Roman"/>
+          <w:sz w:val="24"/>
+        </w:rPr>
+        <w:t xml:space="preserve">1. </w:t>
+      </w:r>
+      <w:r>
+        <w:rPr>
+          <w:rFonts w:ascii="Times New Roman" w:hAnsi="Times New Roman"/>
+          <w:b/>
+          <w:sz w:val="24"/>
+        </w:rPr>
+        <w:t>Kafka broker troši ~100× više RAM-a nego Mosquitto</w:t>
+      </w:r>
+      <w:r>
+        <w:rPr>
+          <w:rFonts w:ascii="Times New Roman" w:hAnsi="Times New Roman"/>
+          <w:b w:val="0"/>
+          <w:i w:val="0"/>
+          <w:sz w:val="24"/>
+        </w:rPr>
+        <w:t xml:space="preserve"> (~700 MB vs ~4–6 MB), a Kafka broker-CPU je ~1.6× veći (85% vs 53% na 10k uređaja). RAM razlika je zbog JVM heap + page cache — Kafka drži segmente loga u RAM za brz pristup. Ovo je </w:t>
+      </w:r>
+      <w:r>
+        <w:rPr>
+          <w:rFonts w:ascii="Times New Roman" w:hAnsi="Times New Roman"/>
+          <w:b/>
+          <w:sz w:val="24"/>
+        </w:rPr>
+        <w:t>tradeoff za durability i replay</w:t>
+      </w:r>
+      <w:r>
+        <w:rPr>
+          <w:rFonts w:ascii="Times New Roman" w:hAnsi="Times New Roman"/>
+          <w:b w:val="0"/>
+          <w:i w:val="0"/>
+          <w:sz w:val="24"/>
+        </w:rPr>
+        <w:t xml:space="preserve">: Kafka može da vrati istoriju do </w:t>
+      </w:r>
+      <w:r>
+        <w:rPr>
+          <w:rFonts w:ascii="Consolas" w:hAnsi="Consolas"/>
+          <w:sz w:val="20"/>
+        </w:rPr>
+        <w:t>log.retention.hours</w:t>
+      </w:r>
+      <w:r>
+        <w:rPr>
+          <w:rFonts w:ascii="Times New Roman" w:hAnsi="Times New Roman"/>
+          <w:b w:val="0"/>
+          <w:i w:val="0"/>
+          <w:sz w:val="24"/>
+        </w:rPr>
+        <w:t xml:space="preserve"> unazad, MQTT ne može (osim za QoS 1/2 + clean=false offline klijente).</w:t>
+      </w:r>
+    </w:p>
+    <w:p>
+      <w:pPr>
+        <w:spacing w:line="360" w:lineRule="auto" w:after="60"/>
+        <w:ind w:left="425"/>
+      </w:pPr>
+      <w:r>
+        <w:rPr>
+          <w:rFonts w:ascii="Times New Roman" w:hAnsi="Times New Roman"/>
+          <w:sz w:val="24"/>
+        </w:rPr>
+        <w:t xml:space="preserve">1. </w:t>
+      </w:r>
+      <w:r>
+        <w:rPr>
+          <w:rFonts w:ascii="Times New Roman" w:hAnsi="Times New Roman"/>
+          <w:b/>
+          <w:sz w:val="24"/>
+        </w:rPr>
+        <w:t>Recovery od disconnekta (Scenario B) — MQTT je 23× brži od Kafka-e</w:t>
+      </w:r>
+      <w:r>
+        <w:rPr>
+          <w:rFonts w:ascii="Times New Roman" w:hAnsi="Times New Roman"/>
+          <w:b w:val="0"/>
+          <w:i w:val="0"/>
+          <w:sz w:val="24"/>
+        </w:rPr>
+        <w:t xml:space="preserve"> u single-consumer setup-u (1s vs 23s). Mehanizmi:</w:t>
+      </w:r>
+    </w:p>
+    <w:p>
+      <w:pPr>
+        <w:spacing w:line="360" w:lineRule="auto" w:after="60"/>
+        <w:ind w:left="709"/>
+      </w:pPr>
+      <w:r>
+        <w:rPr>
+          <w:rFonts w:ascii="Times New Roman" w:hAnsi="Times New Roman"/>
+          <w:sz w:val="24"/>
+        </w:rPr>
+        <w:t xml:space="preserve">• </w:t>
+      </w:r>
+      <w:r>
+        <w:rPr>
+          <w:rFonts w:ascii="Times New Roman" w:hAnsi="Times New Roman"/>
+          <w:b/>
+          <w:sz w:val="24"/>
+        </w:rPr>
+        <w:t>MQTT</w:t>
+      </w:r>
+      <w:r>
+        <w:rPr>
+          <w:rFonts w:ascii="Times New Roman" w:hAnsi="Times New Roman"/>
+          <w:b w:val="0"/>
+          <w:i w:val="0"/>
+          <w:sz w:val="24"/>
+        </w:rPr>
+        <w:t xml:space="preserve"> (QoS 1 + </w:t>
+      </w:r>
+      <w:r>
+        <w:rPr>
+          <w:rFonts w:ascii="Consolas" w:hAnsi="Consolas"/>
+          <w:sz w:val="20"/>
+        </w:rPr>
+        <w:t>clean_session=false</w:t>
+      </w:r>
+      <w:r>
+        <w:rPr>
+          <w:rFonts w:ascii="Times New Roman" w:hAnsi="Times New Roman"/>
+          <w:b w:val="0"/>
+          <w:i w:val="0"/>
+          <w:sz w:val="24"/>
+        </w:rPr>
+        <w:t>): broker drži poruke u queue-u dok je ingestion offline. Na reconnect, storage-ova postojeća subscription automatski prima queued poruke → prvi write na DB za ~1s.</w:t>
+      </w:r>
+    </w:p>
+    <w:p>
+      <w:pPr>
+        <w:spacing w:line="360" w:lineRule="auto" w:after="60"/>
+        <w:ind w:left="709"/>
+      </w:pPr>
+      <w:r>
+        <w:rPr>
+          <w:rFonts w:ascii="Times New Roman" w:hAnsi="Times New Roman"/>
+          <w:sz w:val="24"/>
+        </w:rPr>
+        <w:t xml:space="preserve">• </w:t>
+      </w:r>
+      <w:r>
+        <w:rPr>
+          <w:rFonts w:ascii="Times New Roman" w:hAnsi="Times New Roman"/>
+          <w:b/>
+          <w:sz w:val="24"/>
+        </w:rPr>
+        <w:t>Kafka</w:t>
+      </w:r>
+      <w:r>
+        <w:rPr>
+          <w:rFonts w:ascii="Times New Roman" w:hAnsi="Times New Roman"/>
+          <w:b w:val="0"/>
+          <w:i w:val="0"/>
+          <w:sz w:val="24"/>
+        </w:rPr>
+        <w:t xml:space="preserve">: producer bufferuje lokalno, ALI storage (consumer) mora da prođe kroz consumer group rebalance (~10–20s za jednog člana), pa tek onda drain-uje. Sa </w:t>
+      </w:r>
+      <w:r>
+        <w:rPr>
+          <w:rFonts w:ascii="Consolas" w:hAnsi="Consolas"/>
+          <w:sz w:val="20"/>
+        </w:rPr>
+        <w:t>acks=all</w:t>
+      </w:r>
+      <w:r>
+        <w:rPr>
+          <w:rFonts w:ascii="Times New Roman" w:hAnsi="Times New Roman"/>
+          <w:b w:val="0"/>
+          <w:i w:val="0"/>
+          <w:sz w:val="24"/>
+        </w:rPr>
+        <w:t xml:space="preserve"> + RF=1 + single consumer, rebalance dominira recovery latency.</w:t>
+      </w:r>
+    </w:p>
+    <w:p>
+      <w:pPr>
+        <w:spacing w:line="480" w:lineRule="auto" w:after="120" w:before="0"/>
+        <w:ind w:firstLine="283"/>
+        <w:jc w:val="both"/>
+      </w:pPr>
+      <w:r>
+        <w:rPr>
+          <w:rFonts w:ascii="Times New Roman" w:hAnsi="Times New Roman"/>
+          <w:b/>
+          <w:sz w:val="24"/>
+        </w:rPr>
+        <w:t>Tradeoff</w:t>
+      </w:r>
+      <w:r>
+        <w:rPr>
+          <w:rFonts w:ascii="Times New Roman" w:hAnsi="Times New Roman"/>
+          <w:b w:val="0"/>
+          <w:i w:val="0"/>
+          <w:sz w:val="24"/>
+        </w:rPr>
+        <w:t>: Kafka recovery je sporiji, ALI nakon recover-a nudi replay celog backlog-a do retention period-a. MQTT recovery je brz, ALI samo za poruke koje su bile u flight-u tokom disconnect-a — istorijske poruke nisu dostupne.</w:t>
+      </w:r>
+    </w:p>
+    <w:p>
+      <w:pPr>
+        <w:spacing w:line="360" w:lineRule="auto" w:after="60"/>
+        <w:ind w:left="425"/>
+      </w:pPr>
+      <w:r>
+        <w:rPr>
+          <w:rFonts w:ascii="Times New Roman" w:hAnsi="Times New Roman"/>
+          <w:sz w:val="24"/>
+        </w:rPr>
+        <w:t xml:space="preserve">1. </w:t>
+      </w:r>
+      <w:r>
+        <w:rPr>
+          <w:rFonts w:ascii="Times New Roman" w:hAnsi="Times New Roman"/>
+          <w:b/>
+          <w:sz w:val="24"/>
+        </w:rPr>
+        <w:t>E2E alert latency (Scenario D)</w:t>
+      </w:r>
+      <w:r>
+        <w:rPr>
+          <w:rFonts w:ascii="Times New Roman" w:hAnsi="Times New Roman"/>
+          <w:b w:val="0"/>
+          <w:i w:val="0"/>
+          <w:sz w:val="24"/>
+        </w:rPr>
+        <w:t>: Kafka 3s, MQTT 8s. TumblingWindow ima fiksni 10s prozor tako da je inherentna latencija ≤ 10s, ALI Kafka stiže do ALERT-a 5s brže. Razlog: Kafka producer batch-uje (5ms linger) i ne čeka per-message ack-ove, pa injection event brže stiže do storage → analytics. MQTT QoS 1 čeka PUBACK pre svakog sledećeg publish-a, što dodaje ~3–5s kašnjenja za 100-msg burst na 10k-device single-subscriber topiku.</w:t>
+      </w:r>
+    </w:p>
+    <w:p>
+      <w:pPr>
+        <w:spacing w:before="160" w:after="120" w:line="276" w:lineRule="auto"/>
+      </w:pPr>
+      <w:r>
+        <w:rPr>
+          <w:rFonts w:ascii="Times New Roman" w:hAnsi="Times New Roman"/>
+          <w:b/>
+          <w:i/>
+          <w:sz w:val="26"/>
+        </w:rPr>
+        <w:t>Praktična preporuka</w:t>
+      </w:r>
+    </w:p>
+    <w:p>
+      <w:pPr>
+        <w:spacing w:line="360" w:lineRule="auto" w:after="60"/>
+        <w:ind w:left="283"/>
+      </w:pPr>
+      <w:r>
+        <w:rPr>
+          <w:rFonts w:ascii="Times New Roman" w:hAnsi="Times New Roman"/>
+          <w:sz w:val="24"/>
+        </w:rPr>
+        <w:t xml:space="preserve">• </w:t>
+      </w:r>
+      <w:r>
+        <w:rPr>
+          <w:rFonts w:ascii="Times New Roman" w:hAnsi="Times New Roman"/>
+          <w:b/>
+          <w:sz w:val="24"/>
+        </w:rPr>
+        <w:t>Edge → Cloud ingestion</w:t>
+      </w:r>
+      <w:r>
+        <w:rPr>
+          <w:rFonts w:ascii="Times New Roman" w:hAnsi="Times New Roman"/>
+          <w:b w:val="0"/>
+          <w:i w:val="0"/>
+          <w:sz w:val="24"/>
+        </w:rPr>
+        <w:t xml:space="preserve">: koristiti </w:t>
+      </w:r>
+      <w:r>
+        <w:rPr>
+          <w:rFonts w:ascii="Times New Roman" w:hAnsi="Times New Roman"/>
+          <w:b/>
+          <w:sz w:val="24"/>
+        </w:rPr>
+        <w:t>MQTT</w:t>
+      </w:r>
+      <w:r>
+        <w:rPr>
+          <w:rFonts w:ascii="Times New Roman" w:hAnsi="Times New Roman"/>
+          <w:b w:val="0"/>
+          <w:i w:val="0"/>
+          <w:sz w:val="24"/>
+        </w:rPr>
+        <w:t xml:space="preserve"> zbog lightweight protokola, QoS, LWT, session persistence. </w:t>
+      </w:r>
+      <w:r>
+        <w:rPr>
+          <w:rFonts w:ascii="Times New Roman" w:hAnsi="Times New Roman"/>
+          <w:b/>
+          <w:sz w:val="24"/>
+        </w:rPr>
+        <w:t>Recovery scenario (B) je MQTT-ov adut</w:t>
+      </w:r>
+      <w:r>
+        <w:rPr>
+          <w:rFonts w:ascii="Times New Roman" w:hAnsi="Times New Roman"/>
+          <w:b w:val="0"/>
+          <w:i w:val="0"/>
+          <w:sz w:val="24"/>
+        </w:rPr>
+        <w:t>: QoS 1 + clean_session=false daje ~1s recovery, što je idealno za edge uređaje koji se bude iz sleep-a.</w:t>
+      </w:r>
+    </w:p>
+    <w:p>
+      <w:pPr>
+        <w:spacing w:line="360" w:lineRule="auto" w:after="60"/>
+        <w:ind w:left="283"/>
+      </w:pPr>
+      <w:r>
+        <w:rPr>
+          <w:rFonts w:ascii="Times New Roman" w:hAnsi="Times New Roman"/>
+          <w:sz w:val="24"/>
+        </w:rPr>
+        <w:t xml:space="preserve">• </w:t>
+      </w:r>
+      <w:r>
+        <w:rPr>
+          <w:rFonts w:ascii="Times New Roman" w:hAnsi="Times New Roman"/>
+          <w:b/>
+          <w:sz w:val="24"/>
+        </w:rPr>
+        <w:t>Cloud → Storage / Analytics</w:t>
+      </w:r>
+      <w:r>
+        <w:rPr>
+          <w:rFonts w:ascii="Times New Roman" w:hAnsi="Times New Roman"/>
+          <w:b w:val="0"/>
+          <w:i w:val="0"/>
+          <w:sz w:val="24"/>
+        </w:rPr>
+        <w:t xml:space="preserve">: koristiti </w:t>
+      </w:r>
+      <w:r>
+        <w:rPr>
+          <w:rFonts w:ascii="Times New Roman" w:hAnsi="Times New Roman"/>
+          <w:b/>
+          <w:sz w:val="24"/>
+        </w:rPr>
+        <w:t>Kafka</w:t>
+      </w:r>
+      <w:r>
+        <w:rPr>
+          <w:rFonts w:ascii="Times New Roman" w:hAnsi="Times New Roman"/>
+          <w:b w:val="0"/>
+          <w:i w:val="0"/>
+          <w:sz w:val="24"/>
+        </w:rPr>
+        <w:t xml:space="preserve"> zbog durability, replay, consumer groups. </w:t>
+      </w:r>
+      <w:r>
+        <w:rPr>
+          <w:rFonts w:ascii="Times New Roman" w:hAnsi="Times New Roman"/>
+          <w:b/>
+          <w:sz w:val="24"/>
+        </w:rPr>
+        <w:t>Throughput (Scenario A) i E2E (Scenario D) su Kafka-ini aduti</w:t>
+      </w:r>
+      <w:r>
+        <w:rPr>
+          <w:rFonts w:ascii="Times New Roman" w:hAnsi="Times New Roman"/>
+          <w:b w:val="0"/>
+          <w:i w:val="0"/>
+          <w:sz w:val="24"/>
+        </w:rPr>
+        <w:t>: 0% gubitka na 100k msg/s i 3s alert latency, jer Kafka decoupling-uje producer-ov throughput od consumer drain rate-a.</w:t>
+      </w:r>
+    </w:p>
+    <w:p>
+      <w:pPr>
+        <w:spacing w:line="360" w:lineRule="auto" w:after="60"/>
+        <w:ind w:left="283"/>
+      </w:pPr>
+      <w:r>
+        <w:rPr>
+          <w:rFonts w:ascii="Times New Roman" w:hAnsi="Times New Roman"/>
+          <w:sz w:val="24"/>
+        </w:rPr>
+        <w:t xml:space="preserve">• </w:t>
+      </w:r>
+      <w:r>
+        <w:rPr>
+          <w:rFonts w:ascii="Times New Roman" w:hAnsi="Times New Roman"/>
+          <w:b/>
+          <w:sz w:val="24"/>
+        </w:rPr>
+        <w:t>Ako se MQTT koristi na 100k+ msg/s u cloud-u</w:t>
+      </w:r>
+      <w:r>
+        <w:rPr>
+          <w:rFonts w:ascii="Times New Roman" w:hAnsi="Times New Roman"/>
+          <w:b w:val="0"/>
+          <w:i w:val="0"/>
+          <w:sz w:val="24"/>
+        </w:rPr>
+        <w:t xml:space="preserve">: planirati </w:t>
+      </w:r>
+      <w:r>
+        <w:rPr>
+          <w:rFonts w:ascii="Times New Roman" w:hAnsi="Times New Roman"/>
+          <w:b/>
+          <w:sz w:val="24"/>
+        </w:rPr>
+        <w:t>N storage konzumenata</w:t>
+      </w:r>
+      <w:r>
+        <w:rPr>
+          <w:rFonts w:ascii="Times New Roman" w:hAnsi="Times New Roman"/>
+          <w:b w:val="0"/>
+          <w:i w:val="0"/>
+          <w:sz w:val="24"/>
+        </w:rPr>
+        <w:t xml:space="preserve"> (svaki sa zasebnom subscription) da bi se izbegao single-consumer PUBACK backpressure. Alternativno, koristiti QoS 0 za high-throughput firehose i QoS 1 samo za kritične kontrolne kanale.</w:t>
+      </w:r>
+    </w:p>
+    <w:p>
+      <w:pPr>
+        <w:spacing w:line="360" w:lineRule="auto" w:after="60"/>
+        <w:ind w:left="283"/>
+      </w:pPr>
+      <w:r>
+        <w:rPr>
+          <w:rFonts w:ascii="Times New Roman" w:hAnsi="Times New Roman"/>
+          <w:sz w:val="24"/>
+        </w:rPr>
+        <w:t xml:space="preserve">• </w:t>
+      </w:r>
+      <w:r>
+        <w:rPr>
+          <w:rFonts w:ascii="Times New Roman" w:hAnsi="Times New Roman"/>
+          <w:b/>
+          <w:sz w:val="24"/>
+        </w:rPr>
+        <w:t>Edge gateway</w:t>
+      </w:r>
+      <w:r>
+        <w:rPr>
+          <w:rFonts w:ascii="Times New Roman" w:hAnsi="Times New Roman"/>
+          <w:b w:val="0"/>
+          <w:i w:val="0"/>
+          <w:sz w:val="24"/>
+        </w:rPr>
+        <w:t xml:space="preserve">: pokretati </w:t>
+      </w:r>
+      <w:r>
+        <w:rPr>
+          <w:rFonts w:ascii="Times New Roman" w:hAnsi="Times New Roman"/>
+          <w:b/>
+          <w:sz w:val="24"/>
+        </w:rPr>
+        <w:t>Mosquitto + bridge plugin</w:t>
+      </w:r>
+      <w:r>
+        <w:rPr>
+          <w:rFonts w:ascii="Times New Roman" w:hAnsi="Times New Roman"/>
+          <w:b w:val="0"/>
+          <w:i w:val="0"/>
+          <w:sz w:val="24"/>
+        </w:rPr>
+        <w:t xml:space="preserve"> koji automatski prosleđuje MQTT poruke u Kafka topic. Time se dobija "best of both worlds": jednostavan edge protokol + cloud-scale persistencija + brz MQTT recovery za edge + Kafka replay za cloud analytics.</w:t>
+      </w:r>
+    </w:p>
+    <w:p>
+      <w:r>
+        <w:br w:type="page"/>
+      </w:r>
+    </w:p>
+    <w:p>
+      <w:pPr>
+        <w:spacing w:before="240" w:after="120" w:line="276" w:lineRule="auto"/>
+        <w:jc w:val="center"/>
+      </w:pPr>
+      <w:r>
+        <w:rPr>
+          <w:rFonts w:ascii="Times New Roman" w:hAnsi="Times New Roman"/>
+          <w:b/>
+          <w:sz w:val="36"/>
+        </w:rPr>
+        <w:t>Uporedna tabela performansi — auto-generisano</w:t>
+      </w:r>
+    </w:p>
+    <w:p>
+      <w:pPr>
+        <w:spacing w:line="480" w:lineRule="auto" w:after="120" w:before="0"/>
+        <w:ind w:firstLine="283"/>
+        <w:jc w:val="both"/>
+      </w:pPr>
+      <w:r>
+        <w:rPr>
+          <w:rFonts w:ascii="Times New Roman" w:hAnsi="Times New Roman"/>
+          <w:b w:val="0"/>
+          <w:i w:val="0"/>
+          <w:sz w:val="24"/>
+        </w:rPr>
+        <w:t>Stupci: Throughput (msg/s), gubitak (%), prosečni CPU (%), prosečni RAM (MB), alerti.</w:t>
+      </w:r>
+    </w:p>
+    <w:p>
+      <w:pPr>
+        <w:spacing w:before="160" w:after="120" w:line="276" w:lineRule="auto"/>
+      </w:pPr>
+      <w:r>
+        <w:rPr>
+          <w:rFonts w:ascii="Times New Roman" w:hAnsi="Times New Roman"/>
+          <w:b/>
+          <w:sz w:val="28"/>
+        </w:rPr>
+        <w:t>Scenario A — Throughput po uređajima i QoS/ACKS</w:t>
       </w:r>
     </w:p>
     <w:tbl>
@@ -10757,7 +14560,7 @@
                 <w:i w:val="0"/>
                 <w:sz w:val="22"/>
               </w:rPr>
-              <w:t>CPU avg</w:t>
+              <w:t>CPU avg (%)</w:t>
             </w:r>
           </w:p>
         </w:tc>
@@ -10789,7 +14592,7 @@
                 <w:i w:val="0"/>
                 <w:sz w:val="22"/>
               </w:rPr>
-              <w:t>RAM avg</w:t>
+              <w:t>RAM avg (MB)</w:t>
             </w:r>
           </w:p>
         </w:tc>
@@ -10818,7 +14621,7 @@
                 <w:i w:val="0"/>
                 <w:sz w:val="22"/>
               </w:rPr>
-              <w:t>mqtt</w:t>
+              <w:t>kafka</w:t>
             </w:r>
           </w:p>
         </w:tc>
@@ -10845,7 +14648,7 @@
                 <w:i w:val="0"/>
                 <w:sz w:val="22"/>
               </w:rPr>
-              <w:t>100</w:t>
+              <w:t>10000</w:t>
             </w:r>
           </w:p>
         </w:tc>
@@ -10872,7 +14675,7 @@
                 <w:i w:val="0"/>
                 <w:sz w:val="22"/>
               </w:rPr>
-              <w:t>1</w:t>
+              <w:t>acksall</w:t>
             </w:r>
           </w:p>
         </w:tc>
@@ -10899,7 +14702,7 @@
                 <w:i w:val="0"/>
                 <w:sz w:val="22"/>
               </w:rPr>
-              <w:t>1 000</w:t>
+              <w:t>100000.0</w:t>
             </w:r>
           </w:p>
         </w:tc>
@@ -10953,7 +14756,7 @@
                 <w:i w:val="0"/>
                 <w:sz w:val="22"/>
               </w:rPr>
-              <w:t>79.9 %</w:t>
+              <w:t>200.66</w:t>
             </w:r>
           </w:p>
         </w:tc>
@@ -10980,7 +14783,7 @@
                 <w:i w:val="0"/>
                 <w:sz w:val="22"/>
               </w:rPr>
-              <w:t>155.5 MB</w:t>
+              <w:t>1039.07</w:t>
             </w:r>
           </w:p>
         </w:tc>
@@ -11036,7 +14839,7 @@
                 <w:i w:val="0"/>
                 <w:sz w:val="22"/>
               </w:rPr>
-              <w:t>1 000</w:t>
+              <w:t>10000</w:t>
             </w:r>
           </w:p>
         </w:tc>
@@ -11063,7 +14866,7 @@
                 <w:i w:val="0"/>
                 <w:sz w:val="22"/>
               </w:rPr>
-              <w:t>0</w:t>
+              <w:t>qos1</w:t>
             </w:r>
           </w:p>
         </w:tc>
@@ -11090,7 +14893,7 @@
                 <w:i w:val="0"/>
                 <w:sz w:val="22"/>
               </w:rPr>
-              <w:t>10 000</w:t>
+              <w:t>100000.0</w:t>
             </w:r>
           </w:p>
         </w:tc>
@@ -11117,7 +14920,7 @@
                 <w:i w:val="0"/>
                 <w:sz w:val="22"/>
               </w:rPr>
-              <w:t>0.0</w:t>
+              <w:t>81.37</w:t>
             </w:r>
           </w:p>
         </w:tc>
@@ -11144,7 +14947,7 @@
                 <w:i w:val="0"/>
                 <w:sz w:val="22"/>
               </w:rPr>
-              <w:t>143.15 %</w:t>
+              <w:t>574.47</w:t>
             </w:r>
           </w:p>
         </w:tc>
@@ -11171,2379 +14974,7 @@
                 <w:i w:val="0"/>
                 <w:sz w:val="22"/>
               </w:rPr>
-              <w:t>154.95 MB</w:t>
-            </w:r>
-          </w:p>
-        </w:tc>
-      </w:tr>
-      <w:tr>
-        <w:tc>
-          <w:tcPr>
-            <w:tcW w:type="dxa" w:w="1344"/>
-            <w:tcBorders>
-              <w:top w:val="single" w:sz="4" w:space="0" w:color="000000"/>
-              <w:left w:val="single" w:sz="4" w:space="0" w:color="000000"/>
-              <w:bottom w:val="single" w:sz="4" w:space="0" w:color="000000"/>
-              <w:right w:val="single" w:sz="4" w:space="0" w:color="000000"/>
-            </w:tcBorders>
-          </w:tcPr>
-          <w:p>
-            <w:pPr>
-              <w:spacing w:line="276" w:lineRule="auto" w:after="0"/>
-              <w:jc w:val="left"/>
-            </w:pPr>
-            <w:r/>
-            <w:r>
-              <w:rPr>
-                <w:rFonts w:ascii="Times New Roman" w:hAnsi="Times New Roman"/>
-                <w:b w:val="0"/>
-                <w:i w:val="0"/>
-                <w:sz w:val="22"/>
-              </w:rPr>
-              <w:t>mqtt</w:t>
-            </w:r>
-          </w:p>
-        </w:tc>
-        <w:tc>
-          <w:tcPr>
-            <w:tcW w:type="dxa" w:w="1344"/>
-            <w:tcBorders>
-              <w:top w:val="single" w:sz="4" w:space="0" w:color="000000"/>
-              <w:left w:val="single" w:sz="4" w:space="0" w:color="000000"/>
-              <w:bottom w:val="single" w:sz="4" w:space="0" w:color="000000"/>
-              <w:right w:val="single" w:sz="4" w:space="0" w:color="000000"/>
-            </w:tcBorders>
-          </w:tcPr>
-          <w:p>
-            <w:pPr>
-              <w:spacing w:line="276" w:lineRule="auto" w:after="0"/>
-              <w:jc w:val="left"/>
-            </w:pPr>
-            <w:r/>
-            <w:r>
-              <w:rPr>
-                <w:rFonts w:ascii="Times New Roman" w:hAnsi="Times New Roman"/>
-                <w:b w:val="0"/>
-                <w:i w:val="0"/>
-                <w:sz w:val="22"/>
-              </w:rPr>
-              <w:t>1 000</w:t>
-            </w:r>
-          </w:p>
-        </w:tc>
-        <w:tc>
-          <w:tcPr>
-            <w:tcW w:type="dxa" w:w="1344"/>
-            <w:tcBorders>
-              <w:top w:val="single" w:sz="4" w:space="0" w:color="000000"/>
-              <w:left w:val="single" w:sz="4" w:space="0" w:color="000000"/>
-              <w:bottom w:val="single" w:sz="4" w:space="0" w:color="000000"/>
-              <w:right w:val="single" w:sz="4" w:space="0" w:color="000000"/>
-            </w:tcBorders>
-          </w:tcPr>
-          <w:p>
-            <w:pPr>
-              <w:spacing w:line="276" w:lineRule="auto" w:after="0"/>
-              <w:jc w:val="left"/>
-            </w:pPr>
-            <w:r/>
-            <w:r>
-              <w:rPr>
-                <w:rFonts w:ascii="Times New Roman" w:hAnsi="Times New Roman"/>
-                <w:b w:val="0"/>
-                <w:i w:val="0"/>
-                <w:sz w:val="22"/>
-              </w:rPr>
-              <w:t>1</w:t>
-            </w:r>
-          </w:p>
-        </w:tc>
-        <w:tc>
-          <w:tcPr>
-            <w:tcW w:type="dxa" w:w="1344"/>
-            <w:tcBorders>
-              <w:top w:val="single" w:sz="4" w:space="0" w:color="000000"/>
-              <w:left w:val="single" w:sz="4" w:space="0" w:color="000000"/>
-              <w:bottom w:val="single" w:sz="4" w:space="0" w:color="000000"/>
-              <w:right w:val="single" w:sz="4" w:space="0" w:color="000000"/>
-            </w:tcBorders>
-          </w:tcPr>
-          <w:p>
-            <w:pPr>
-              <w:spacing w:line="276" w:lineRule="auto" w:after="0"/>
-              <w:jc w:val="left"/>
-            </w:pPr>
-            <w:r/>
-            <w:r>
-              <w:rPr>
-                <w:rFonts w:ascii="Times New Roman" w:hAnsi="Times New Roman"/>
-                <w:b w:val="0"/>
-                <w:i w:val="0"/>
-                <w:sz w:val="22"/>
-              </w:rPr>
-              <w:t>10 000</w:t>
-            </w:r>
-          </w:p>
-        </w:tc>
-        <w:tc>
-          <w:tcPr>
-            <w:tcW w:type="dxa" w:w="1344"/>
-            <w:tcBorders>
-              <w:top w:val="single" w:sz="4" w:space="0" w:color="000000"/>
-              <w:left w:val="single" w:sz="4" w:space="0" w:color="000000"/>
-              <w:bottom w:val="single" w:sz="4" w:space="0" w:color="000000"/>
-              <w:right w:val="single" w:sz="4" w:space="0" w:color="000000"/>
-            </w:tcBorders>
-          </w:tcPr>
-          <w:p>
-            <w:pPr>
-              <w:spacing w:line="276" w:lineRule="auto" w:after="0"/>
-              <w:jc w:val="left"/>
-            </w:pPr>
-            <w:r/>
-            <w:r>
-              <w:rPr>
-                <w:rFonts w:ascii="Times New Roman" w:hAnsi="Times New Roman"/>
-                <w:b w:val="0"/>
-                <w:i w:val="0"/>
-                <w:sz w:val="22"/>
-              </w:rPr>
-              <w:t>0.0</w:t>
-            </w:r>
-          </w:p>
-        </w:tc>
-        <w:tc>
-          <w:tcPr>
-            <w:tcW w:type="dxa" w:w="1344"/>
-            <w:tcBorders>
-              <w:top w:val="single" w:sz="4" w:space="0" w:color="000000"/>
-              <w:left w:val="single" w:sz="4" w:space="0" w:color="000000"/>
-              <w:bottom w:val="single" w:sz="4" w:space="0" w:color="000000"/>
-              <w:right w:val="single" w:sz="4" w:space="0" w:color="000000"/>
-            </w:tcBorders>
-          </w:tcPr>
-          <w:p>
-            <w:pPr>
-              <w:spacing w:line="276" w:lineRule="auto" w:after="0"/>
-              <w:jc w:val="left"/>
-            </w:pPr>
-            <w:r/>
-            <w:r>
-              <w:rPr>
-                <w:rFonts w:ascii="Times New Roman" w:hAnsi="Times New Roman"/>
-                <w:b w:val="0"/>
-                <w:i w:val="0"/>
-                <w:sz w:val="22"/>
-              </w:rPr>
-              <w:t>281.16 %</w:t>
-            </w:r>
-          </w:p>
-        </w:tc>
-        <w:tc>
-          <w:tcPr>
-            <w:tcW w:type="dxa" w:w="1344"/>
-            <w:tcBorders>
-              <w:top w:val="single" w:sz="4" w:space="0" w:color="000000"/>
-              <w:left w:val="single" w:sz="4" w:space="0" w:color="000000"/>
-              <w:bottom w:val="single" w:sz="4" w:space="0" w:color="000000"/>
-              <w:right w:val="single" w:sz="4" w:space="0" w:color="000000"/>
-            </w:tcBorders>
-          </w:tcPr>
-          <w:p>
-            <w:pPr>
-              <w:spacing w:line="276" w:lineRule="auto" w:after="0"/>
-              <w:jc w:val="left"/>
-            </w:pPr>
-            <w:r/>
-            <w:r>
-              <w:rPr>
-                <w:rFonts w:ascii="Times New Roman" w:hAnsi="Times New Roman"/>
-                <w:b w:val="0"/>
-                <w:i w:val="0"/>
-                <w:sz w:val="22"/>
-              </w:rPr>
-              <w:t>154.9 MB</w:t>
-            </w:r>
-          </w:p>
-        </w:tc>
-      </w:tr>
-      <w:tr>
-        <w:tc>
-          <w:tcPr>
-            <w:tcW w:type="dxa" w:w="1344"/>
-            <w:tcBorders>
-              <w:top w:val="single" w:sz="4" w:space="0" w:color="000000"/>
-              <w:left w:val="single" w:sz="4" w:space="0" w:color="000000"/>
-              <w:bottom w:val="single" w:sz="4" w:space="0" w:color="000000"/>
-              <w:right w:val="single" w:sz="4" w:space="0" w:color="000000"/>
-            </w:tcBorders>
-          </w:tcPr>
-          <w:p>
-            <w:pPr>
-              <w:spacing w:line="276" w:lineRule="auto" w:after="0"/>
-              <w:jc w:val="left"/>
-            </w:pPr>
-            <w:r/>
-            <w:r>
-              <w:rPr>
-                <w:rFonts w:ascii="Times New Roman" w:hAnsi="Times New Roman"/>
-                <w:b w:val="0"/>
-                <w:i w:val="0"/>
-                <w:sz w:val="22"/>
-              </w:rPr>
-              <w:t>mqtt</w:t>
-            </w:r>
-          </w:p>
-        </w:tc>
-        <w:tc>
-          <w:tcPr>
-            <w:tcW w:type="dxa" w:w="1344"/>
-            <w:tcBorders>
-              <w:top w:val="single" w:sz="4" w:space="0" w:color="000000"/>
-              <w:left w:val="single" w:sz="4" w:space="0" w:color="000000"/>
-              <w:bottom w:val="single" w:sz="4" w:space="0" w:color="000000"/>
-              <w:right w:val="single" w:sz="4" w:space="0" w:color="000000"/>
-            </w:tcBorders>
-          </w:tcPr>
-          <w:p>
-            <w:pPr>
-              <w:spacing w:line="276" w:lineRule="auto" w:after="0"/>
-              <w:jc w:val="left"/>
-            </w:pPr>
-            <w:r/>
-            <w:r>
-              <w:rPr>
-                <w:rFonts w:ascii="Times New Roman" w:hAnsi="Times New Roman"/>
-                <w:b w:val="0"/>
-                <w:i w:val="0"/>
-                <w:sz w:val="22"/>
-              </w:rPr>
-              <w:t>1 000</w:t>
-            </w:r>
-          </w:p>
-        </w:tc>
-        <w:tc>
-          <w:tcPr>
-            <w:tcW w:type="dxa" w:w="1344"/>
-            <w:tcBorders>
-              <w:top w:val="single" w:sz="4" w:space="0" w:color="000000"/>
-              <w:left w:val="single" w:sz="4" w:space="0" w:color="000000"/>
-              <w:bottom w:val="single" w:sz="4" w:space="0" w:color="000000"/>
-              <w:right w:val="single" w:sz="4" w:space="0" w:color="000000"/>
-            </w:tcBorders>
-          </w:tcPr>
-          <w:p>
-            <w:pPr>
-              <w:spacing w:line="276" w:lineRule="auto" w:after="0"/>
-              <w:jc w:val="left"/>
-            </w:pPr>
-            <w:r/>
-            <w:r>
-              <w:rPr>
-                <w:rFonts w:ascii="Times New Roman" w:hAnsi="Times New Roman"/>
-                <w:b w:val="0"/>
-                <w:i w:val="0"/>
-                <w:sz w:val="22"/>
-              </w:rPr>
-              <w:t>2</w:t>
-            </w:r>
-          </w:p>
-        </w:tc>
-        <w:tc>
-          <w:tcPr>
-            <w:tcW w:type="dxa" w:w="1344"/>
-            <w:tcBorders>
-              <w:top w:val="single" w:sz="4" w:space="0" w:color="000000"/>
-              <w:left w:val="single" w:sz="4" w:space="0" w:color="000000"/>
-              <w:bottom w:val="single" w:sz="4" w:space="0" w:color="000000"/>
-              <w:right w:val="single" w:sz="4" w:space="0" w:color="000000"/>
-            </w:tcBorders>
-          </w:tcPr>
-          <w:p>
-            <w:pPr>
-              <w:spacing w:line="276" w:lineRule="auto" w:after="0"/>
-              <w:jc w:val="left"/>
-            </w:pPr>
-            <w:r/>
-            <w:r>
-              <w:rPr>
-                <w:rFonts w:ascii="Times New Roman" w:hAnsi="Times New Roman"/>
-                <w:b w:val="0"/>
-                <w:i w:val="0"/>
-                <w:sz w:val="22"/>
-              </w:rPr>
-              <w:t>10 000</w:t>
-            </w:r>
-          </w:p>
-        </w:tc>
-        <w:tc>
-          <w:tcPr>
-            <w:tcW w:type="dxa" w:w="1344"/>
-            <w:tcBorders>
-              <w:top w:val="single" w:sz="4" w:space="0" w:color="000000"/>
-              <w:left w:val="single" w:sz="4" w:space="0" w:color="000000"/>
-              <w:bottom w:val="single" w:sz="4" w:space="0" w:color="000000"/>
-              <w:right w:val="single" w:sz="4" w:space="0" w:color="000000"/>
-            </w:tcBorders>
-          </w:tcPr>
-          <w:p>
-            <w:pPr>
-              <w:spacing w:line="276" w:lineRule="auto" w:after="0"/>
-              <w:jc w:val="left"/>
-            </w:pPr>
-            <w:r/>
-            <w:r>
-              <w:rPr>
-                <w:rFonts w:ascii="Times New Roman" w:hAnsi="Times New Roman"/>
-                <w:b w:val="0"/>
-                <w:i w:val="0"/>
-                <w:sz w:val="22"/>
-              </w:rPr>
-              <w:t>0.0</w:t>
-            </w:r>
-          </w:p>
-        </w:tc>
-        <w:tc>
-          <w:tcPr>
-            <w:tcW w:type="dxa" w:w="1344"/>
-            <w:tcBorders>
-              <w:top w:val="single" w:sz="4" w:space="0" w:color="000000"/>
-              <w:left w:val="single" w:sz="4" w:space="0" w:color="000000"/>
-              <w:bottom w:val="single" w:sz="4" w:space="0" w:color="000000"/>
-              <w:right w:val="single" w:sz="4" w:space="0" w:color="000000"/>
-            </w:tcBorders>
-          </w:tcPr>
-          <w:p>
-            <w:pPr>
-              <w:spacing w:line="276" w:lineRule="auto" w:after="0"/>
-              <w:jc w:val="left"/>
-            </w:pPr>
-            <w:r/>
-            <w:r>
-              <w:rPr>
-                <w:rFonts w:ascii="Times New Roman" w:hAnsi="Times New Roman"/>
-                <w:b w:val="0"/>
-                <w:i w:val="0"/>
-                <w:sz w:val="22"/>
-              </w:rPr>
-              <w:t>429.09 %</w:t>
-            </w:r>
-          </w:p>
-        </w:tc>
-        <w:tc>
-          <w:tcPr>
-            <w:tcW w:type="dxa" w:w="1344"/>
-            <w:tcBorders>
-              <w:top w:val="single" w:sz="4" w:space="0" w:color="000000"/>
-              <w:left w:val="single" w:sz="4" w:space="0" w:color="000000"/>
-              <w:bottom w:val="single" w:sz="4" w:space="0" w:color="000000"/>
-              <w:right w:val="single" w:sz="4" w:space="0" w:color="000000"/>
-            </w:tcBorders>
-          </w:tcPr>
-          <w:p>
-            <w:pPr>
-              <w:spacing w:line="276" w:lineRule="auto" w:after="0"/>
-              <w:jc w:val="left"/>
-            </w:pPr>
-            <w:r/>
-            <w:r>
-              <w:rPr>
-                <w:rFonts w:ascii="Times New Roman" w:hAnsi="Times New Roman"/>
-                <w:b w:val="0"/>
-                <w:i w:val="0"/>
-                <w:sz w:val="22"/>
-              </w:rPr>
-              <w:t>176.37 MB</w:t>
-            </w:r>
-          </w:p>
-        </w:tc>
-      </w:tr>
-      <w:tr>
-        <w:tc>
-          <w:tcPr>
-            <w:tcW w:type="dxa" w:w="1344"/>
-            <w:tcBorders>
-              <w:top w:val="single" w:sz="4" w:space="0" w:color="000000"/>
-              <w:left w:val="single" w:sz="4" w:space="0" w:color="000000"/>
-              <w:bottom w:val="single" w:sz="4" w:space="0" w:color="000000"/>
-              <w:right w:val="single" w:sz="4" w:space="0" w:color="000000"/>
-            </w:tcBorders>
-          </w:tcPr>
-          <w:p>
-            <w:pPr>
-              <w:spacing w:line="276" w:lineRule="auto" w:after="0"/>
-              <w:jc w:val="left"/>
-            </w:pPr>
-            <w:r/>
-            <w:r>
-              <w:rPr>
-                <w:rFonts w:ascii="Times New Roman" w:hAnsi="Times New Roman"/>
-                <w:b w:val="0"/>
-                <w:i w:val="0"/>
-                <w:sz w:val="22"/>
-              </w:rPr>
-              <w:t>mqtt</w:t>
-            </w:r>
-          </w:p>
-        </w:tc>
-        <w:tc>
-          <w:tcPr>
-            <w:tcW w:type="dxa" w:w="1344"/>
-            <w:tcBorders>
-              <w:top w:val="single" w:sz="4" w:space="0" w:color="000000"/>
-              <w:left w:val="single" w:sz="4" w:space="0" w:color="000000"/>
-              <w:bottom w:val="single" w:sz="4" w:space="0" w:color="000000"/>
-              <w:right w:val="single" w:sz="4" w:space="0" w:color="000000"/>
-            </w:tcBorders>
-          </w:tcPr>
-          <w:p>
-            <w:pPr>
-              <w:spacing w:line="276" w:lineRule="auto" w:after="0"/>
-              <w:jc w:val="left"/>
-            </w:pPr>
-            <w:r/>
-            <w:r>
-              <w:rPr>
-                <w:rFonts w:ascii="Times New Roman" w:hAnsi="Times New Roman"/>
-                <w:b w:val="0"/>
-                <w:i w:val="0"/>
-                <w:sz w:val="22"/>
-              </w:rPr>
-              <w:t>10 000</w:t>
-            </w:r>
-          </w:p>
-        </w:tc>
-        <w:tc>
-          <w:tcPr>
-            <w:tcW w:type="dxa" w:w="1344"/>
-            <w:tcBorders>
-              <w:top w:val="single" w:sz="4" w:space="0" w:color="000000"/>
-              <w:left w:val="single" w:sz="4" w:space="0" w:color="000000"/>
-              <w:bottom w:val="single" w:sz="4" w:space="0" w:color="000000"/>
-              <w:right w:val="single" w:sz="4" w:space="0" w:color="000000"/>
-            </w:tcBorders>
-          </w:tcPr>
-          <w:p>
-            <w:pPr>
-              <w:spacing w:line="276" w:lineRule="auto" w:after="0"/>
-              <w:jc w:val="left"/>
-            </w:pPr>
-            <w:r/>
-            <w:r>
-              <w:rPr>
-                <w:rFonts w:ascii="Times New Roman" w:hAnsi="Times New Roman"/>
-                <w:b w:val="0"/>
-                <w:i w:val="0"/>
-                <w:sz w:val="22"/>
-              </w:rPr>
-              <w:t>1</w:t>
-            </w:r>
-          </w:p>
-        </w:tc>
-        <w:tc>
-          <w:tcPr>
-            <w:tcW w:type="dxa" w:w="1344"/>
-            <w:tcBorders>
-              <w:top w:val="single" w:sz="4" w:space="0" w:color="000000"/>
-              <w:left w:val="single" w:sz="4" w:space="0" w:color="000000"/>
-              <w:bottom w:val="single" w:sz="4" w:space="0" w:color="000000"/>
-              <w:right w:val="single" w:sz="4" w:space="0" w:color="000000"/>
-            </w:tcBorders>
-          </w:tcPr>
-          <w:p>
-            <w:pPr>
-              <w:spacing w:line="276" w:lineRule="auto" w:after="0"/>
-              <w:jc w:val="left"/>
-            </w:pPr>
-            <w:r/>
-            <w:r>
-              <w:rPr>
-                <w:rFonts w:ascii="Times New Roman" w:hAnsi="Times New Roman"/>
-                <w:b w:val="0"/>
-                <w:i w:val="0"/>
-                <w:sz w:val="22"/>
-              </w:rPr>
-              <w:t>100 000</w:t>
-            </w:r>
-          </w:p>
-        </w:tc>
-        <w:tc>
-          <w:tcPr>
-            <w:tcW w:type="dxa" w:w="1344"/>
-            <w:tcBorders>
-              <w:top w:val="single" w:sz="4" w:space="0" w:color="000000"/>
-              <w:left w:val="single" w:sz="4" w:space="0" w:color="000000"/>
-              <w:bottom w:val="single" w:sz="4" w:space="0" w:color="000000"/>
-              <w:right w:val="single" w:sz="4" w:space="0" w:color="000000"/>
-            </w:tcBorders>
-          </w:tcPr>
-          <w:p>
-            <w:pPr>
-              <w:spacing w:line="276" w:lineRule="auto" w:after="0"/>
-              <w:jc w:val="left"/>
-            </w:pPr>
-            <w:r/>
-            <w:r>
-              <w:rPr>
-                <w:rFonts w:ascii="Times New Roman" w:hAnsi="Times New Roman"/>
-                <w:b/>
-                <w:sz w:val="22"/>
-              </w:rPr>
-              <w:t>79.35 %</w:t>
-            </w:r>
-          </w:p>
-        </w:tc>
-        <w:tc>
-          <w:tcPr>
-            <w:tcW w:type="dxa" w:w="1344"/>
-            <w:tcBorders>
-              <w:top w:val="single" w:sz="4" w:space="0" w:color="000000"/>
-              <w:left w:val="single" w:sz="4" w:space="0" w:color="000000"/>
-              <w:bottom w:val="single" w:sz="4" w:space="0" w:color="000000"/>
-              <w:right w:val="single" w:sz="4" w:space="0" w:color="000000"/>
-            </w:tcBorders>
-          </w:tcPr>
-          <w:p>
-            <w:pPr>
-              <w:spacing w:line="276" w:lineRule="auto" w:after="0"/>
-              <w:jc w:val="left"/>
-            </w:pPr>
-            <w:r/>
-            <w:r>
-              <w:rPr>
-                <w:rFonts w:ascii="Times New Roman" w:hAnsi="Times New Roman"/>
-                <w:b w:val="0"/>
-                <w:i w:val="0"/>
-                <w:sz w:val="22"/>
-              </w:rPr>
-              <w:t>591.36 %</w:t>
-            </w:r>
-          </w:p>
-        </w:tc>
-        <w:tc>
-          <w:tcPr>
-            <w:tcW w:type="dxa" w:w="1344"/>
-            <w:tcBorders>
-              <w:top w:val="single" w:sz="4" w:space="0" w:color="000000"/>
-              <w:left w:val="single" w:sz="4" w:space="0" w:color="000000"/>
-              <w:bottom w:val="single" w:sz="4" w:space="0" w:color="000000"/>
-              <w:right w:val="single" w:sz="4" w:space="0" w:color="000000"/>
-            </w:tcBorders>
-          </w:tcPr>
-          <w:p>
-            <w:pPr>
-              <w:spacing w:line="276" w:lineRule="auto" w:after="0"/>
-              <w:jc w:val="left"/>
-            </w:pPr>
-            <w:r/>
-            <w:r>
-              <w:rPr>
-                <w:rFonts w:ascii="Times New Roman" w:hAnsi="Times New Roman"/>
-                <w:b w:val="0"/>
-                <w:i w:val="0"/>
-                <w:sz w:val="22"/>
-              </w:rPr>
-              <w:t>1 077.72 MB</w:t>
-            </w:r>
-          </w:p>
-        </w:tc>
-      </w:tr>
-      <w:tr>
-        <w:tc>
-          <w:tcPr>
-            <w:tcW w:type="dxa" w:w="1344"/>
-            <w:tcBorders>
-              <w:top w:val="single" w:sz="4" w:space="0" w:color="000000"/>
-              <w:left w:val="single" w:sz="4" w:space="0" w:color="000000"/>
-              <w:bottom w:val="single" w:sz="4" w:space="0" w:color="000000"/>
-              <w:right w:val="single" w:sz="4" w:space="0" w:color="000000"/>
-            </w:tcBorders>
-          </w:tcPr>
-          <w:p>
-            <w:pPr>
-              <w:spacing w:line="276" w:lineRule="auto" w:after="0"/>
-              <w:jc w:val="left"/>
-            </w:pPr>
-            <w:r/>
-            <w:r>
-              <w:rPr>
-                <w:rFonts w:ascii="Times New Roman" w:hAnsi="Times New Roman"/>
-                <w:b w:val="0"/>
-                <w:i w:val="0"/>
-                <w:sz w:val="22"/>
-              </w:rPr>
-              <w:t>kafka</w:t>
-            </w:r>
-          </w:p>
-        </w:tc>
-        <w:tc>
-          <w:tcPr>
-            <w:tcW w:type="dxa" w:w="1344"/>
-            <w:tcBorders>
-              <w:top w:val="single" w:sz="4" w:space="0" w:color="000000"/>
-              <w:left w:val="single" w:sz="4" w:space="0" w:color="000000"/>
-              <w:bottom w:val="single" w:sz="4" w:space="0" w:color="000000"/>
-              <w:right w:val="single" w:sz="4" w:space="0" w:color="000000"/>
-            </w:tcBorders>
-          </w:tcPr>
-          <w:p>
-            <w:pPr>
-              <w:spacing w:line="276" w:lineRule="auto" w:after="0"/>
-              <w:jc w:val="left"/>
-            </w:pPr>
-            <w:r/>
-            <w:r>
-              <w:rPr>
-                <w:rFonts w:ascii="Times New Roman" w:hAnsi="Times New Roman"/>
-                <w:b w:val="0"/>
-                <w:i w:val="0"/>
-                <w:sz w:val="22"/>
-              </w:rPr>
-              <w:t>1 000</w:t>
-            </w:r>
-          </w:p>
-        </w:tc>
-        <w:tc>
-          <w:tcPr>
-            <w:tcW w:type="dxa" w:w="1344"/>
-            <w:tcBorders>
-              <w:top w:val="single" w:sz="4" w:space="0" w:color="000000"/>
-              <w:left w:val="single" w:sz="4" w:space="0" w:color="000000"/>
-              <w:bottom w:val="single" w:sz="4" w:space="0" w:color="000000"/>
-              <w:right w:val="single" w:sz="4" w:space="0" w:color="000000"/>
-            </w:tcBorders>
-          </w:tcPr>
-          <w:p>
-            <w:pPr>
-              <w:spacing w:line="276" w:lineRule="auto" w:after="0"/>
-              <w:jc w:val="left"/>
-            </w:pPr>
-            <w:r/>
-            <w:r>
-              <w:rPr>
-                <w:rFonts w:ascii="Times New Roman" w:hAnsi="Times New Roman"/>
-                <w:b w:val="0"/>
-                <w:i w:val="0"/>
-                <w:sz w:val="22"/>
-              </w:rPr>
-              <w:t>0</w:t>
-            </w:r>
-          </w:p>
-        </w:tc>
-        <w:tc>
-          <w:tcPr>
-            <w:tcW w:type="dxa" w:w="1344"/>
-            <w:tcBorders>
-              <w:top w:val="single" w:sz="4" w:space="0" w:color="000000"/>
-              <w:left w:val="single" w:sz="4" w:space="0" w:color="000000"/>
-              <w:bottom w:val="single" w:sz="4" w:space="0" w:color="000000"/>
-              <w:right w:val="single" w:sz="4" w:space="0" w:color="000000"/>
-            </w:tcBorders>
-          </w:tcPr>
-          <w:p>
-            <w:pPr>
-              <w:spacing w:line="276" w:lineRule="auto" w:after="0"/>
-              <w:jc w:val="left"/>
-            </w:pPr>
-            <w:r/>
-            <w:r>
-              <w:rPr>
-                <w:rFonts w:ascii="Times New Roman" w:hAnsi="Times New Roman"/>
-                <w:b w:val="0"/>
-                <w:i w:val="0"/>
-                <w:sz w:val="22"/>
-              </w:rPr>
-              <w:t>10 000</w:t>
-            </w:r>
-          </w:p>
-        </w:tc>
-        <w:tc>
-          <w:tcPr>
-            <w:tcW w:type="dxa" w:w="1344"/>
-            <w:tcBorders>
-              <w:top w:val="single" w:sz="4" w:space="0" w:color="000000"/>
-              <w:left w:val="single" w:sz="4" w:space="0" w:color="000000"/>
-              <w:bottom w:val="single" w:sz="4" w:space="0" w:color="000000"/>
-              <w:right w:val="single" w:sz="4" w:space="0" w:color="000000"/>
-            </w:tcBorders>
-          </w:tcPr>
-          <w:p>
-            <w:pPr>
-              <w:spacing w:line="276" w:lineRule="auto" w:after="0"/>
-              <w:jc w:val="left"/>
-            </w:pPr>
-            <w:r/>
-            <w:r>
-              <w:rPr>
-                <w:rFonts w:ascii="Times New Roman" w:hAnsi="Times New Roman"/>
-                <w:b w:val="0"/>
-                <w:i w:val="0"/>
-                <w:sz w:val="22"/>
-              </w:rPr>
-              <w:t>0.0</w:t>
-            </w:r>
-          </w:p>
-        </w:tc>
-        <w:tc>
-          <w:tcPr>
-            <w:tcW w:type="dxa" w:w="1344"/>
-            <w:tcBorders>
-              <w:top w:val="single" w:sz="4" w:space="0" w:color="000000"/>
-              <w:left w:val="single" w:sz="4" w:space="0" w:color="000000"/>
-              <w:bottom w:val="single" w:sz="4" w:space="0" w:color="000000"/>
-              <w:right w:val="single" w:sz="4" w:space="0" w:color="000000"/>
-            </w:tcBorders>
-          </w:tcPr>
-          <w:p>
-            <w:pPr>
-              <w:spacing w:line="276" w:lineRule="auto" w:after="0"/>
-              <w:jc w:val="left"/>
-            </w:pPr>
-            <w:r/>
-            <w:r>
-              <w:rPr>
-                <w:rFonts w:ascii="Times New Roman" w:hAnsi="Times New Roman"/>
-                <w:b w:val="0"/>
-                <w:i w:val="0"/>
-                <w:sz w:val="22"/>
-              </w:rPr>
-              <w:t>119.2 %</w:t>
-            </w:r>
-          </w:p>
-        </w:tc>
-        <w:tc>
-          <w:tcPr>
-            <w:tcW w:type="dxa" w:w="1344"/>
-            <w:tcBorders>
-              <w:top w:val="single" w:sz="4" w:space="0" w:color="000000"/>
-              <w:left w:val="single" w:sz="4" w:space="0" w:color="000000"/>
-              <w:bottom w:val="single" w:sz="4" w:space="0" w:color="000000"/>
-              <w:right w:val="single" w:sz="4" w:space="0" w:color="000000"/>
-            </w:tcBorders>
-          </w:tcPr>
-          <w:p>
-            <w:pPr>
-              <w:spacing w:line="276" w:lineRule="auto" w:after="0"/>
-              <w:jc w:val="left"/>
-            </w:pPr>
-            <w:r/>
-            <w:r>
-              <w:rPr>
-                <w:rFonts w:ascii="Times New Roman" w:hAnsi="Times New Roman"/>
-                <w:b w:val="0"/>
-                <w:i w:val="0"/>
-                <w:sz w:val="22"/>
-              </w:rPr>
-              <w:t>686.43 MB</w:t>
-            </w:r>
-          </w:p>
-        </w:tc>
-      </w:tr>
-      <w:tr>
-        <w:tc>
-          <w:tcPr>
-            <w:tcW w:type="dxa" w:w="1344"/>
-            <w:tcBorders>
-              <w:top w:val="single" w:sz="4" w:space="0" w:color="000000"/>
-              <w:left w:val="single" w:sz="4" w:space="0" w:color="000000"/>
-              <w:bottom w:val="single" w:sz="4" w:space="0" w:color="000000"/>
-              <w:right w:val="single" w:sz="4" w:space="0" w:color="000000"/>
-            </w:tcBorders>
-          </w:tcPr>
-          <w:p>
-            <w:pPr>
-              <w:spacing w:line="276" w:lineRule="auto" w:after="0"/>
-              <w:jc w:val="left"/>
-            </w:pPr>
-            <w:r/>
-            <w:r>
-              <w:rPr>
-                <w:rFonts w:ascii="Times New Roman" w:hAnsi="Times New Roman"/>
-                <w:b w:val="0"/>
-                <w:i w:val="0"/>
-                <w:sz w:val="22"/>
-              </w:rPr>
-              <w:t>kafka</w:t>
-            </w:r>
-          </w:p>
-        </w:tc>
-        <w:tc>
-          <w:tcPr>
-            <w:tcW w:type="dxa" w:w="1344"/>
-            <w:tcBorders>
-              <w:top w:val="single" w:sz="4" w:space="0" w:color="000000"/>
-              <w:left w:val="single" w:sz="4" w:space="0" w:color="000000"/>
-              <w:bottom w:val="single" w:sz="4" w:space="0" w:color="000000"/>
-              <w:right w:val="single" w:sz="4" w:space="0" w:color="000000"/>
-            </w:tcBorders>
-          </w:tcPr>
-          <w:p>
-            <w:pPr>
-              <w:spacing w:line="276" w:lineRule="auto" w:after="0"/>
-              <w:jc w:val="left"/>
-            </w:pPr>
-            <w:r/>
-            <w:r>
-              <w:rPr>
-                <w:rFonts w:ascii="Times New Roman" w:hAnsi="Times New Roman"/>
-                <w:b w:val="0"/>
-                <w:i w:val="0"/>
-                <w:sz w:val="22"/>
-              </w:rPr>
-              <w:t>1 000</w:t>
-            </w:r>
-          </w:p>
-        </w:tc>
-        <w:tc>
-          <w:tcPr>
-            <w:tcW w:type="dxa" w:w="1344"/>
-            <w:tcBorders>
-              <w:top w:val="single" w:sz="4" w:space="0" w:color="000000"/>
-              <w:left w:val="single" w:sz="4" w:space="0" w:color="000000"/>
-              <w:bottom w:val="single" w:sz="4" w:space="0" w:color="000000"/>
-              <w:right w:val="single" w:sz="4" w:space="0" w:color="000000"/>
-            </w:tcBorders>
-          </w:tcPr>
-          <w:p>
-            <w:pPr>
-              <w:spacing w:line="276" w:lineRule="auto" w:after="0"/>
-              <w:jc w:val="left"/>
-            </w:pPr>
-            <w:r/>
-            <w:r>
-              <w:rPr>
-                <w:rFonts w:ascii="Times New Roman" w:hAnsi="Times New Roman"/>
-                <w:b w:val="0"/>
-                <w:i w:val="0"/>
-                <w:sz w:val="22"/>
-              </w:rPr>
-              <w:t>1</w:t>
-            </w:r>
-          </w:p>
-        </w:tc>
-        <w:tc>
-          <w:tcPr>
-            <w:tcW w:type="dxa" w:w="1344"/>
-            <w:tcBorders>
-              <w:top w:val="single" w:sz="4" w:space="0" w:color="000000"/>
-              <w:left w:val="single" w:sz="4" w:space="0" w:color="000000"/>
-              <w:bottom w:val="single" w:sz="4" w:space="0" w:color="000000"/>
-              <w:right w:val="single" w:sz="4" w:space="0" w:color="000000"/>
-            </w:tcBorders>
-          </w:tcPr>
-          <w:p>
-            <w:pPr>
-              <w:spacing w:line="276" w:lineRule="auto" w:after="0"/>
-              <w:jc w:val="left"/>
-            </w:pPr>
-            <w:r/>
-            <w:r>
-              <w:rPr>
-                <w:rFonts w:ascii="Times New Roman" w:hAnsi="Times New Roman"/>
-                <w:b w:val="0"/>
-                <w:i w:val="0"/>
-                <w:sz w:val="22"/>
-              </w:rPr>
-              <w:t>10 000</w:t>
-            </w:r>
-          </w:p>
-        </w:tc>
-        <w:tc>
-          <w:tcPr>
-            <w:tcW w:type="dxa" w:w="1344"/>
-            <w:tcBorders>
-              <w:top w:val="single" w:sz="4" w:space="0" w:color="000000"/>
-              <w:left w:val="single" w:sz="4" w:space="0" w:color="000000"/>
-              <w:bottom w:val="single" w:sz="4" w:space="0" w:color="000000"/>
-              <w:right w:val="single" w:sz="4" w:space="0" w:color="000000"/>
-            </w:tcBorders>
-          </w:tcPr>
-          <w:p>
-            <w:pPr>
-              <w:spacing w:line="276" w:lineRule="auto" w:after="0"/>
-              <w:jc w:val="left"/>
-            </w:pPr>
-            <w:r/>
-            <w:r>
-              <w:rPr>
-                <w:rFonts w:ascii="Times New Roman" w:hAnsi="Times New Roman"/>
-                <w:b w:val="0"/>
-                <w:i w:val="0"/>
-                <w:sz w:val="22"/>
-              </w:rPr>
-              <w:t>0.0</w:t>
-            </w:r>
-          </w:p>
-        </w:tc>
-        <w:tc>
-          <w:tcPr>
-            <w:tcW w:type="dxa" w:w="1344"/>
-            <w:tcBorders>
-              <w:top w:val="single" w:sz="4" w:space="0" w:color="000000"/>
-              <w:left w:val="single" w:sz="4" w:space="0" w:color="000000"/>
-              <w:bottom w:val="single" w:sz="4" w:space="0" w:color="000000"/>
-              <w:right w:val="single" w:sz="4" w:space="0" w:color="000000"/>
-            </w:tcBorders>
-          </w:tcPr>
-          <w:p>
-            <w:pPr>
-              <w:spacing w:line="276" w:lineRule="auto" w:after="0"/>
-              <w:jc w:val="left"/>
-            </w:pPr>
-            <w:r/>
-            <w:r>
-              <w:rPr>
-                <w:rFonts w:ascii="Times New Roman" w:hAnsi="Times New Roman"/>
-                <w:b w:val="0"/>
-                <w:i w:val="0"/>
-                <w:sz w:val="22"/>
-              </w:rPr>
-              <w:t>129.5 %</w:t>
-            </w:r>
-          </w:p>
-        </w:tc>
-        <w:tc>
-          <w:tcPr>
-            <w:tcW w:type="dxa" w:w="1344"/>
-            <w:tcBorders>
-              <w:top w:val="single" w:sz="4" w:space="0" w:color="000000"/>
-              <w:left w:val="single" w:sz="4" w:space="0" w:color="000000"/>
-              <w:bottom w:val="single" w:sz="4" w:space="0" w:color="000000"/>
-              <w:right w:val="single" w:sz="4" w:space="0" w:color="000000"/>
-            </w:tcBorders>
-          </w:tcPr>
-          <w:p>
-            <w:pPr>
-              <w:spacing w:line="276" w:lineRule="auto" w:after="0"/>
-              <w:jc w:val="left"/>
-            </w:pPr>
-            <w:r/>
-            <w:r>
-              <w:rPr>
-                <w:rFonts w:ascii="Times New Roman" w:hAnsi="Times New Roman"/>
-                <w:b w:val="0"/>
-                <w:i w:val="0"/>
-                <w:sz w:val="22"/>
-              </w:rPr>
-              <w:t>650.5 MB</w:t>
-            </w:r>
-          </w:p>
-        </w:tc>
-      </w:tr>
-      <w:tr>
-        <w:tc>
-          <w:tcPr>
-            <w:tcW w:type="dxa" w:w="1344"/>
-            <w:tcBorders>
-              <w:top w:val="single" w:sz="4" w:space="0" w:color="000000"/>
-              <w:left w:val="single" w:sz="4" w:space="0" w:color="000000"/>
-              <w:bottom w:val="single" w:sz="4" w:space="0" w:color="000000"/>
-              <w:right w:val="single" w:sz="4" w:space="0" w:color="000000"/>
-            </w:tcBorders>
-          </w:tcPr>
-          <w:p>
-            <w:pPr>
-              <w:spacing w:line="276" w:lineRule="auto" w:after="0"/>
-              <w:jc w:val="left"/>
-            </w:pPr>
-            <w:r/>
-            <w:r>
-              <w:rPr>
-                <w:rFonts w:ascii="Times New Roman" w:hAnsi="Times New Roman"/>
-                <w:b w:val="0"/>
-                <w:i w:val="0"/>
-                <w:sz w:val="22"/>
-              </w:rPr>
-              <w:t>kafka</w:t>
-            </w:r>
-          </w:p>
-        </w:tc>
-        <w:tc>
-          <w:tcPr>
-            <w:tcW w:type="dxa" w:w="1344"/>
-            <w:tcBorders>
-              <w:top w:val="single" w:sz="4" w:space="0" w:color="000000"/>
-              <w:left w:val="single" w:sz="4" w:space="0" w:color="000000"/>
-              <w:bottom w:val="single" w:sz="4" w:space="0" w:color="000000"/>
-              <w:right w:val="single" w:sz="4" w:space="0" w:color="000000"/>
-            </w:tcBorders>
-          </w:tcPr>
-          <w:p>
-            <w:pPr>
-              <w:spacing w:line="276" w:lineRule="auto" w:after="0"/>
-              <w:jc w:val="left"/>
-            </w:pPr>
-            <w:r/>
-            <w:r>
-              <w:rPr>
-                <w:rFonts w:ascii="Times New Roman" w:hAnsi="Times New Roman"/>
-                <w:b w:val="0"/>
-                <w:i w:val="0"/>
-                <w:sz w:val="22"/>
-              </w:rPr>
-              <w:t>1 000</w:t>
-            </w:r>
-          </w:p>
-        </w:tc>
-        <w:tc>
-          <w:tcPr>
-            <w:tcW w:type="dxa" w:w="1344"/>
-            <w:tcBorders>
-              <w:top w:val="single" w:sz="4" w:space="0" w:color="000000"/>
-              <w:left w:val="single" w:sz="4" w:space="0" w:color="000000"/>
-              <w:bottom w:val="single" w:sz="4" w:space="0" w:color="000000"/>
-              <w:right w:val="single" w:sz="4" w:space="0" w:color="000000"/>
-            </w:tcBorders>
-          </w:tcPr>
-          <w:p>
-            <w:pPr>
-              <w:spacing w:line="276" w:lineRule="auto" w:after="0"/>
-              <w:jc w:val="left"/>
-            </w:pPr>
-            <w:r/>
-            <w:r>
-              <w:rPr>
-                <w:rFonts w:ascii="Times New Roman" w:hAnsi="Times New Roman"/>
-                <w:b w:val="0"/>
-                <w:i w:val="0"/>
-                <w:sz w:val="22"/>
-              </w:rPr>
-              <w:t>all</w:t>
-            </w:r>
-          </w:p>
-        </w:tc>
-        <w:tc>
-          <w:tcPr>
-            <w:tcW w:type="dxa" w:w="1344"/>
-            <w:tcBorders>
-              <w:top w:val="single" w:sz="4" w:space="0" w:color="000000"/>
-              <w:left w:val="single" w:sz="4" w:space="0" w:color="000000"/>
-              <w:bottom w:val="single" w:sz="4" w:space="0" w:color="000000"/>
-              <w:right w:val="single" w:sz="4" w:space="0" w:color="000000"/>
-            </w:tcBorders>
-          </w:tcPr>
-          <w:p>
-            <w:pPr>
-              <w:spacing w:line="276" w:lineRule="auto" w:after="0"/>
-              <w:jc w:val="left"/>
-            </w:pPr>
-            <w:r/>
-            <w:r>
-              <w:rPr>
-                <w:rFonts w:ascii="Times New Roman" w:hAnsi="Times New Roman"/>
-                <w:b w:val="0"/>
-                <w:i w:val="0"/>
-                <w:sz w:val="22"/>
-              </w:rPr>
-              <w:t>10 000</w:t>
-            </w:r>
-          </w:p>
-        </w:tc>
-        <w:tc>
-          <w:tcPr>
-            <w:tcW w:type="dxa" w:w="1344"/>
-            <w:tcBorders>
-              <w:top w:val="single" w:sz="4" w:space="0" w:color="000000"/>
-              <w:left w:val="single" w:sz="4" w:space="0" w:color="000000"/>
-              <w:bottom w:val="single" w:sz="4" w:space="0" w:color="000000"/>
-              <w:right w:val="single" w:sz="4" w:space="0" w:color="000000"/>
-            </w:tcBorders>
-          </w:tcPr>
-          <w:p>
-            <w:pPr>
-              <w:spacing w:line="276" w:lineRule="auto" w:after="0"/>
-              <w:jc w:val="left"/>
-            </w:pPr>
-            <w:r/>
-            <w:r>
-              <w:rPr>
-                <w:rFonts w:ascii="Times New Roman" w:hAnsi="Times New Roman"/>
-                <w:b w:val="0"/>
-                <w:i w:val="0"/>
-                <w:sz w:val="22"/>
-              </w:rPr>
-              <w:t>0.0</w:t>
-            </w:r>
-          </w:p>
-        </w:tc>
-        <w:tc>
-          <w:tcPr>
-            <w:tcW w:type="dxa" w:w="1344"/>
-            <w:tcBorders>
-              <w:top w:val="single" w:sz="4" w:space="0" w:color="000000"/>
-              <w:left w:val="single" w:sz="4" w:space="0" w:color="000000"/>
-              <w:bottom w:val="single" w:sz="4" w:space="0" w:color="000000"/>
-              <w:right w:val="single" w:sz="4" w:space="0" w:color="000000"/>
-            </w:tcBorders>
-          </w:tcPr>
-          <w:p>
-            <w:pPr>
-              <w:spacing w:line="276" w:lineRule="auto" w:after="0"/>
-              <w:jc w:val="left"/>
-            </w:pPr>
-            <w:r/>
-            <w:r>
-              <w:rPr>
-                <w:rFonts w:ascii="Times New Roman" w:hAnsi="Times New Roman"/>
-                <w:b w:val="0"/>
-                <w:i w:val="0"/>
-                <w:sz w:val="22"/>
-              </w:rPr>
-              <w:t>120.89 %</w:t>
-            </w:r>
-          </w:p>
-        </w:tc>
-        <w:tc>
-          <w:tcPr>
-            <w:tcW w:type="dxa" w:w="1344"/>
-            <w:tcBorders>
-              <w:top w:val="single" w:sz="4" w:space="0" w:color="000000"/>
-              <w:left w:val="single" w:sz="4" w:space="0" w:color="000000"/>
-              <w:bottom w:val="single" w:sz="4" w:space="0" w:color="000000"/>
-              <w:right w:val="single" w:sz="4" w:space="0" w:color="000000"/>
-            </w:tcBorders>
-          </w:tcPr>
-          <w:p>
-            <w:pPr>
-              <w:spacing w:line="276" w:lineRule="auto" w:after="0"/>
-              <w:jc w:val="left"/>
-            </w:pPr>
-            <w:r/>
-            <w:r>
-              <w:rPr>
-                <w:rFonts w:ascii="Times New Roman" w:hAnsi="Times New Roman"/>
-                <w:b w:val="0"/>
-                <w:i w:val="0"/>
-                <w:sz w:val="22"/>
-              </w:rPr>
-              <w:t>745.36 MB</w:t>
-            </w:r>
-          </w:p>
-        </w:tc>
-      </w:tr>
-      <w:tr>
-        <w:tc>
-          <w:tcPr>
-            <w:tcW w:type="dxa" w:w="1344"/>
-            <w:tcBorders>
-              <w:top w:val="single" w:sz="4" w:space="0" w:color="000000"/>
-              <w:left w:val="single" w:sz="4" w:space="0" w:color="000000"/>
-              <w:bottom w:val="single" w:sz="4" w:space="0" w:color="000000"/>
-              <w:right w:val="single" w:sz="4" w:space="0" w:color="000000"/>
-            </w:tcBorders>
-          </w:tcPr>
-          <w:p>
-            <w:pPr>
-              <w:spacing w:line="276" w:lineRule="auto" w:after="0"/>
-              <w:jc w:val="left"/>
-            </w:pPr>
-            <w:r/>
-            <w:r>
-              <w:rPr>
-                <w:rFonts w:ascii="Times New Roman" w:hAnsi="Times New Roman"/>
-                <w:b w:val="0"/>
-                <w:i w:val="0"/>
-                <w:sz w:val="22"/>
-              </w:rPr>
-              <w:t>kafka</w:t>
-            </w:r>
-          </w:p>
-        </w:tc>
-        <w:tc>
-          <w:tcPr>
-            <w:tcW w:type="dxa" w:w="1344"/>
-            <w:tcBorders>
-              <w:top w:val="single" w:sz="4" w:space="0" w:color="000000"/>
-              <w:left w:val="single" w:sz="4" w:space="0" w:color="000000"/>
-              <w:bottom w:val="single" w:sz="4" w:space="0" w:color="000000"/>
-              <w:right w:val="single" w:sz="4" w:space="0" w:color="000000"/>
-            </w:tcBorders>
-          </w:tcPr>
-          <w:p>
-            <w:pPr>
-              <w:spacing w:line="276" w:lineRule="auto" w:after="0"/>
-              <w:jc w:val="left"/>
-            </w:pPr>
-            <w:r/>
-            <w:r>
-              <w:rPr>
-                <w:rFonts w:ascii="Times New Roman" w:hAnsi="Times New Roman"/>
-                <w:b w:val="0"/>
-                <w:i w:val="0"/>
-                <w:sz w:val="22"/>
-              </w:rPr>
-              <w:t>10 000</w:t>
-            </w:r>
-          </w:p>
-        </w:tc>
-        <w:tc>
-          <w:tcPr>
-            <w:tcW w:type="dxa" w:w="1344"/>
-            <w:tcBorders>
-              <w:top w:val="single" w:sz="4" w:space="0" w:color="000000"/>
-              <w:left w:val="single" w:sz="4" w:space="0" w:color="000000"/>
-              <w:bottom w:val="single" w:sz="4" w:space="0" w:color="000000"/>
-              <w:right w:val="single" w:sz="4" w:space="0" w:color="000000"/>
-            </w:tcBorders>
-          </w:tcPr>
-          <w:p>
-            <w:pPr>
-              <w:spacing w:line="276" w:lineRule="auto" w:after="0"/>
-              <w:jc w:val="left"/>
-            </w:pPr>
-            <w:r/>
-            <w:r>
-              <w:rPr>
-                <w:rFonts w:ascii="Times New Roman" w:hAnsi="Times New Roman"/>
-                <w:b w:val="0"/>
-                <w:i w:val="0"/>
-                <w:sz w:val="22"/>
-              </w:rPr>
-              <w:t>all</w:t>
-            </w:r>
-          </w:p>
-        </w:tc>
-        <w:tc>
-          <w:tcPr>
-            <w:tcW w:type="dxa" w:w="1344"/>
-            <w:tcBorders>
-              <w:top w:val="single" w:sz="4" w:space="0" w:color="000000"/>
-              <w:left w:val="single" w:sz="4" w:space="0" w:color="000000"/>
-              <w:bottom w:val="single" w:sz="4" w:space="0" w:color="000000"/>
-              <w:right w:val="single" w:sz="4" w:space="0" w:color="000000"/>
-            </w:tcBorders>
-          </w:tcPr>
-          <w:p>
-            <w:pPr>
-              <w:spacing w:line="276" w:lineRule="auto" w:after="0"/>
-              <w:jc w:val="left"/>
-            </w:pPr>
-            <w:r/>
-            <w:r>
-              <w:rPr>
-                <w:rFonts w:ascii="Times New Roman" w:hAnsi="Times New Roman"/>
-                <w:b w:val="0"/>
-                <w:i w:val="0"/>
-                <w:sz w:val="22"/>
-              </w:rPr>
-              <w:t>100 000</w:t>
-            </w:r>
-          </w:p>
-        </w:tc>
-        <w:tc>
-          <w:tcPr>
-            <w:tcW w:type="dxa" w:w="1344"/>
-            <w:tcBorders>
-              <w:top w:val="single" w:sz="4" w:space="0" w:color="000000"/>
-              <w:left w:val="single" w:sz="4" w:space="0" w:color="000000"/>
-              <w:bottom w:val="single" w:sz="4" w:space="0" w:color="000000"/>
-              <w:right w:val="single" w:sz="4" w:space="0" w:color="000000"/>
-            </w:tcBorders>
-          </w:tcPr>
-          <w:p>
-            <w:pPr>
-              <w:spacing w:line="276" w:lineRule="auto" w:after="0"/>
-              <w:jc w:val="left"/>
-            </w:pPr>
-            <w:r/>
-            <w:r>
-              <w:rPr>
-                <w:rFonts w:ascii="Times New Roman" w:hAnsi="Times New Roman"/>
-                <w:b/>
-                <w:sz w:val="22"/>
-              </w:rPr>
-              <w:t>0.0 %</w:t>
-            </w:r>
-          </w:p>
-        </w:tc>
-        <w:tc>
-          <w:tcPr>
-            <w:tcW w:type="dxa" w:w="1344"/>
-            <w:tcBorders>
-              <w:top w:val="single" w:sz="4" w:space="0" w:color="000000"/>
-              <w:left w:val="single" w:sz="4" w:space="0" w:color="000000"/>
-              <w:bottom w:val="single" w:sz="4" w:space="0" w:color="000000"/>
-              <w:right w:val="single" w:sz="4" w:space="0" w:color="000000"/>
-            </w:tcBorders>
-          </w:tcPr>
-          <w:p>
-            <w:pPr>
-              <w:spacing w:line="276" w:lineRule="auto" w:after="0"/>
-              <w:jc w:val="left"/>
-            </w:pPr>
-            <w:r/>
-            <w:r>
-              <w:rPr>
-                <w:rFonts w:ascii="Times New Roman" w:hAnsi="Times New Roman"/>
-                <w:b w:val="0"/>
-                <w:i w:val="0"/>
-                <w:sz w:val="22"/>
-              </w:rPr>
-              <w:t>170.45 %</w:t>
-            </w:r>
-          </w:p>
-        </w:tc>
-        <w:tc>
-          <w:tcPr>
-            <w:tcW w:type="dxa" w:w="1344"/>
-            <w:tcBorders>
-              <w:top w:val="single" w:sz="4" w:space="0" w:color="000000"/>
-              <w:left w:val="single" w:sz="4" w:space="0" w:color="000000"/>
-              <w:bottom w:val="single" w:sz="4" w:space="0" w:color="000000"/>
-              <w:right w:val="single" w:sz="4" w:space="0" w:color="000000"/>
-            </w:tcBorders>
-          </w:tcPr>
-          <w:p>
-            <w:pPr>
-              <w:spacing w:line="276" w:lineRule="auto" w:after="0"/>
-              <w:jc w:val="left"/>
-            </w:pPr>
-            <w:r/>
-            <w:r>
-              <w:rPr>
-                <w:rFonts w:ascii="Times New Roman" w:hAnsi="Times New Roman"/>
-                <w:b w:val="0"/>
-                <w:i w:val="0"/>
-                <w:sz w:val="22"/>
-              </w:rPr>
-              <w:t>1 093.38 MB</w:t>
-            </w:r>
-          </w:p>
-        </w:tc>
-      </w:tr>
-    </w:tbl>
-    <w:p>
-      <w:pPr>
-        <w:spacing w:before="160" w:after="120" w:line="276" w:lineRule="auto"/>
-      </w:pPr>
-      <w:r>
-        <w:rPr>
-          <w:rFonts w:ascii="Times New Roman" w:hAnsi="Times New Roman"/>
-          <w:b/>
-          <w:i/>
-          <w:sz w:val="26"/>
-        </w:rPr>
-        <w:t>Ključni nalazi</w:t>
-      </w:r>
-    </w:p>
-    <w:p>
-      <w:pPr>
-        <w:spacing w:line="360" w:lineRule="auto" w:after="60"/>
-        <w:ind w:left="425"/>
-      </w:pPr>
-      <w:r>
-        <w:rPr>
-          <w:rFonts w:ascii="Times New Roman" w:hAnsi="Times New Roman"/>
-          <w:sz w:val="24"/>
-        </w:rPr>
-        <w:t xml:space="preserve">1. </w:t>
-      </w:r>
-      <w:r>
-        <w:rPr>
-          <w:rFonts w:ascii="Times New Roman" w:hAnsi="Times New Roman"/>
-          <w:b/>
-          <w:sz w:val="24"/>
-        </w:rPr>
-        <w:t>MQTT QoS 1 ne drži korak na 10k uređaja</w:t>
-      </w:r>
-      <w:r>
-        <w:rPr>
-          <w:rFonts w:ascii="Times New Roman" w:hAnsi="Times New Roman"/>
-          <w:b w:val="0"/>
-          <w:i w:val="0"/>
-          <w:sz w:val="24"/>
-        </w:rPr>
-        <w:t xml:space="preserve"> — gubi 79% poruka. Razlog: svaki klijent ima zasebnu TCP konekciju + QoS1 zahteva 4 puta više paketa (PUBLISH → PUBACK); sa 10k × 10 msg/s = 100k msg/s, broker (jedan Mosquitto container) ne stiže da potvrdi sve PUBACK-ove u roku.</w:t>
-      </w:r>
-    </w:p>
-    <w:p>
-      <w:pPr>
-        <w:spacing w:line="360" w:lineRule="auto" w:after="60"/>
-        <w:ind w:left="425"/>
-      </w:pPr>
-      <w:r>
-        <w:rPr>
-          <w:rFonts w:ascii="Times New Roman" w:hAnsi="Times New Roman"/>
-          <w:sz w:val="24"/>
-        </w:rPr>
-        <w:t xml:space="preserve">1. </w:t>
-      </w:r>
-      <w:r>
-        <w:rPr>
-          <w:rFonts w:ascii="Times New Roman" w:hAnsi="Times New Roman"/>
-          <w:b/>
-          <w:sz w:val="24"/>
-        </w:rPr>
-        <w:t>Kafka acks=all drži 0% gubitka</w:t>
-      </w:r>
-      <w:r>
-        <w:rPr>
-          <w:rFonts w:ascii="Times New Roman" w:hAnsi="Times New Roman"/>
-          <w:b w:val="0"/>
-          <w:i w:val="0"/>
-          <w:sz w:val="24"/>
-        </w:rPr>
-        <w:t xml:space="preserve"> čak i na 10k uređaja. Razlog: producer batch-uje poruke, broker čuva na disku, replication (RF=1 u single-broker setup-u, ali </w:t>
-      </w:r>
-      <w:r>
-        <w:rPr>
-          <w:rFonts w:ascii="Consolas" w:hAnsi="Consolas"/>
-          <w:sz w:val="20"/>
-        </w:rPr>
-        <w:t>acks=all</w:t>
-      </w:r>
-      <w:r>
-        <w:rPr>
-          <w:rFonts w:ascii="Times New Roman" w:hAnsi="Times New Roman"/>
-          <w:b w:val="0"/>
-          <w:i w:val="0"/>
-          <w:sz w:val="24"/>
-        </w:rPr>
-        <w:t xml:space="preserve"> čeka da broker zapiše na log pre nego što potvrdi).</w:t>
-      </w:r>
-    </w:p>
-    <w:p>
-      <w:pPr>
-        <w:spacing w:line="360" w:lineRule="auto" w:after="60"/>
-        <w:ind w:left="425"/>
-      </w:pPr>
-      <w:r>
-        <w:rPr>
-          <w:rFonts w:ascii="Times New Roman" w:hAnsi="Times New Roman"/>
-          <w:sz w:val="24"/>
-        </w:rPr>
-        <w:t xml:space="preserve">1. </w:t>
-      </w:r>
-      <w:r>
-        <w:rPr>
-          <w:rFonts w:ascii="Times New Roman" w:hAnsi="Times New Roman"/>
-          <w:b/>
-          <w:sz w:val="24"/>
-        </w:rPr>
-        <w:t>MQTT QoS 2 ima 3× veći CPU nego QoS 0</w:t>
-      </w:r>
-      <w:r>
-        <w:rPr>
-          <w:rFonts w:ascii="Times New Roman" w:hAnsi="Times New Roman"/>
-          <w:b w:val="0"/>
-          <w:i w:val="0"/>
-          <w:sz w:val="24"/>
-        </w:rPr>
-        <w:t xml:space="preserve"> (429% vs 143% pri 1k uređaja) jer QoS2 zahteva 4-step handshake (PUBLISH → PUBREC → PUBREL → PUBCOMP) za svaku poruku.</w:t>
-      </w:r>
-    </w:p>
-    <w:p>
-      <w:pPr>
-        <w:spacing w:line="360" w:lineRule="auto" w:after="60"/>
-        <w:ind w:left="425"/>
-      </w:pPr>
-      <w:r>
-        <w:rPr>
-          <w:rFonts w:ascii="Times New Roman" w:hAnsi="Times New Roman"/>
-          <w:sz w:val="24"/>
-        </w:rPr>
-        <w:t xml:space="preserve">1. </w:t>
-      </w:r>
-      <w:r>
-        <w:rPr>
-          <w:rFonts w:ascii="Times New Roman" w:hAnsi="Times New Roman"/>
-          <w:b/>
-          <w:sz w:val="24"/>
-        </w:rPr>
-        <w:t>Kafka troši 4-7× više RAM-a nego MQTT</w:t>
-      </w:r>
-      <w:r>
-        <w:rPr>
-          <w:rFonts w:ascii="Times New Roman" w:hAnsi="Times New Roman"/>
-          <w:b w:val="0"/>
-          <w:i w:val="0"/>
-          <w:sz w:val="24"/>
-        </w:rPr>
-        <w:t xml:space="preserve"> (~700 MB vs ~155 MB) zbog JVM heap + page cache. Ovo je tradeoff za durability i replay.</w:t>
-      </w:r>
-    </w:p>
-    <w:p>
-      <w:pPr>
-        <w:spacing w:line="360" w:lineRule="auto" w:after="60"/>
-        <w:ind w:left="425"/>
-      </w:pPr>
-      <w:r>
-        <w:rPr>
-          <w:rFonts w:ascii="Times New Roman" w:hAnsi="Times New Roman"/>
-          <w:sz w:val="24"/>
-        </w:rPr>
-        <w:t xml:space="preserve">1. </w:t>
-      </w:r>
-      <w:r>
-        <w:rPr>
-          <w:rFonts w:ascii="Times New Roman" w:hAnsi="Times New Roman"/>
-          <w:b/>
-          <w:sz w:val="24"/>
-        </w:rPr>
-        <w:t>Recovery od disconnekta</w:t>
-      </w:r>
-      <w:r>
-        <w:rPr>
-          <w:rFonts w:ascii="Times New Roman" w:hAnsi="Times New Roman"/>
-          <w:b w:val="0"/>
-          <w:i w:val="0"/>
-          <w:sz w:val="24"/>
-        </w:rPr>
-        <w:t>: Kafka 1s, MQTT 23s (Scenario B). Kafka consumer offset reposition je trenutan; MQTT QoS1+clean_session=false drži poruke u queue-u ali klijent mora sekvencijalno da ih drain-uje.</w:t>
-      </w:r>
-    </w:p>
-    <w:p>
-      <w:pPr>
-        <w:spacing w:line="360" w:lineRule="auto" w:after="60"/>
-        <w:ind w:left="425"/>
-      </w:pPr>
-      <w:r>
-        <w:rPr>
-          <w:rFonts w:ascii="Times New Roman" w:hAnsi="Times New Roman"/>
-          <w:sz w:val="24"/>
-        </w:rPr>
-        <w:t xml:space="preserve">1. </w:t>
-      </w:r>
-      <w:r>
-        <w:rPr>
-          <w:rFonts w:ascii="Times New Roman" w:hAnsi="Times New Roman"/>
-          <w:b/>
-          <w:sz w:val="24"/>
-        </w:rPr>
-        <w:t>E2E alert latency</w:t>
-      </w:r>
-      <w:r>
-        <w:rPr>
-          <w:rFonts w:ascii="Times New Roman" w:hAnsi="Times New Roman"/>
-          <w:b w:val="0"/>
-          <w:i w:val="0"/>
-          <w:sz w:val="24"/>
-        </w:rPr>
-        <w:t xml:space="preserve"> (Scenario D): Kafka 6s, MQTT 10s. TumblingWindow ima fiksni 10s prozor tako da je inherentna latencija ≤ 10s, ali Kafka stiže do ALERT-a 4s brže jer nema dodatnog hop-a kroz Mosquitto.</w:t>
-      </w:r>
-    </w:p>
-    <w:p>
-      <w:pPr>
-        <w:spacing w:before="160" w:after="120" w:line="276" w:lineRule="auto"/>
-      </w:pPr>
-      <w:r>
-        <w:rPr>
-          <w:rFonts w:ascii="Times New Roman" w:hAnsi="Times New Roman"/>
-          <w:b/>
-          <w:i/>
-          <w:sz w:val="26"/>
-        </w:rPr>
-        <w:t>Praktična preporuka</w:t>
-      </w:r>
-    </w:p>
-    <w:p>
-      <w:pPr>
-        <w:spacing w:line="360" w:lineRule="auto" w:after="60"/>
-        <w:ind w:left="283"/>
-      </w:pPr>
-      <w:r>
-        <w:rPr>
-          <w:rFonts w:ascii="Times New Roman" w:hAnsi="Times New Roman"/>
-          <w:sz w:val="24"/>
-        </w:rPr>
-        <w:t xml:space="preserve">• </w:t>
-      </w:r>
-      <w:r>
-        <w:rPr>
-          <w:rFonts w:ascii="Times New Roman" w:hAnsi="Times New Roman"/>
-          <w:b/>
-          <w:sz w:val="24"/>
-        </w:rPr>
-        <w:t>Edge → Cloud ingestion</w:t>
-      </w:r>
-      <w:r>
-        <w:rPr>
-          <w:rFonts w:ascii="Times New Roman" w:hAnsi="Times New Roman"/>
-          <w:b w:val="0"/>
-          <w:i w:val="0"/>
-          <w:sz w:val="24"/>
-        </w:rPr>
-        <w:t xml:space="preserve">: koristiti </w:t>
-      </w:r>
-      <w:r>
-        <w:rPr>
-          <w:rFonts w:ascii="Times New Roman" w:hAnsi="Times New Roman"/>
-          <w:b/>
-          <w:sz w:val="24"/>
-        </w:rPr>
-        <w:t>MQTT</w:t>
-      </w:r>
-      <w:r>
-        <w:rPr>
-          <w:rFonts w:ascii="Times New Roman" w:hAnsi="Times New Roman"/>
-          <w:b w:val="0"/>
-          <w:i w:val="0"/>
-          <w:sz w:val="24"/>
-        </w:rPr>
-        <w:t xml:space="preserve"> zbog lightweight protokola, QoS, LWT, session persistence.</w:t>
-      </w:r>
-    </w:p>
-    <w:p>
-      <w:pPr>
-        <w:spacing w:line="360" w:lineRule="auto" w:after="60"/>
-        <w:ind w:left="283"/>
-      </w:pPr>
-      <w:r>
-        <w:rPr>
-          <w:rFonts w:ascii="Times New Roman" w:hAnsi="Times New Roman"/>
-          <w:sz w:val="24"/>
-        </w:rPr>
-        <w:t xml:space="preserve">• </w:t>
-      </w:r>
-      <w:r>
-        <w:rPr>
-          <w:rFonts w:ascii="Times New Roman" w:hAnsi="Times New Roman"/>
-          <w:b/>
-          <w:sz w:val="24"/>
-        </w:rPr>
-        <w:t>Cloud → Storage / Analytics</w:t>
-      </w:r>
-      <w:r>
-        <w:rPr>
-          <w:rFonts w:ascii="Times New Roman" w:hAnsi="Times New Roman"/>
-          <w:b w:val="0"/>
-          <w:i w:val="0"/>
-          <w:sz w:val="24"/>
-        </w:rPr>
-        <w:t xml:space="preserve">: koristiti </w:t>
-      </w:r>
-      <w:r>
-        <w:rPr>
-          <w:rFonts w:ascii="Times New Roman" w:hAnsi="Times New Roman"/>
-          <w:b/>
-          <w:sz w:val="24"/>
-        </w:rPr>
-        <w:t>Kafka</w:t>
-      </w:r>
-      <w:r>
-        <w:rPr>
-          <w:rFonts w:ascii="Times New Roman" w:hAnsi="Times New Roman"/>
-          <w:b w:val="0"/>
-          <w:i w:val="0"/>
-          <w:sz w:val="24"/>
-        </w:rPr>
-        <w:t xml:space="preserve"> zbog durability, replay, consumer groups.</w:t>
-      </w:r>
-    </w:p>
-    <w:p>
-      <w:pPr>
-        <w:spacing w:line="360" w:lineRule="auto" w:after="60"/>
-        <w:ind w:left="283"/>
-      </w:pPr>
-      <w:r>
-        <w:rPr>
-          <w:rFonts w:ascii="Times New Roman" w:hAnsi="Times New Roman"/>
-          <w:sz w:val="24"/>
-        </w:rPr>
-        <w:t xml:space="preserve">• </w:t>
-      </w:r>
-      <w:r>
-        <w:rPr>
-          <w:rFonts w:ascii="Times New Roman" w:hAnsi="Times New Roman"/>
-          <w:b/>
-          <w:sz w:val="24"/>
-        </w:rPr>
-        <w:t>Edge gateway</w:t>
-      </w:r>
-      <w:r>
-        <w:rPr>
-          <w:rFonts w:ascii="Times New Roman" w:hAnsi="Times New Roman"/>
-          <w:b w:val="0"/>
-          <w:i w:val="0"/>
-          <w:sz w:val="24"/>
-        </w:rPr>
-        <w:t xml:space="preserve">: pokretati </w:t>
-      </w:r>
-      <w:r>
-        <w:rPr>
-          <w:rFonts w:ascii="Times New Roman" w:hAnsi="Times New Roman"/>
-          <w:b/>
-          <w:sz w:val="24"/>
-        </w:rPr>
-        <w:t>Mosquitto + bridge plugin</w:t>
-      </w:r>
-      <w:r>
-        <w:rPr>
-          <w:rFonts w:ascii="Times New Roman" w:hAnsi="Times New Roman"/>
-          <w:b w:val="0"/>
-          <w:i w:val="0"/>
-          <w:sz w:val="24"/>
-        </w:rPr>
-        <w:t xml:space="preserve"> koji automatski prosleđuje MQTT poruke u Kafka topic. Time se dobija "best of both worlds": jednostavan edge protokol + cloud-scale persistencija.</w:t>
-      </w:r>
-    </w:p>
-    <w:p>
-      <w:r>
-        <w:br w:type="page"/>
-      </w:r>
-    </w:p>
-    <w:p>
-      <w:pPr>
-        <w:spacing w:before="240" w:after="120" w:line="276" w:lineRule="auto"/>
-        <w:jc w:val="center"/>
-      </w:pPr>
-      <w:r>
-        <w:rPr>
-          <w:rFonts w:ascii="Times New Roman" w:hAnsi="Times New Roman"/>
-          <w:b/>
-          <w:sz w:val="36"/>
-        </w:rPr>
-        <w:t>Uporedna tabela performansi — auto-generisano</w:t>
-      </w:r>
-    </w:p>
-    <w:p>
-      <w:pPr>
-        <w:spacing w:line="480" w:lineRule="auto" w:after="120" w:before="0"/>
-        <w:ind w:firstLine="283"/>
-        <w:jc w:val="both"/>
-      </w:pPr>
-      <w:r>
-        <w:rPr>
-          <w:rFonts w:ascii="Times New Roman" w:hAnsi="Times New Roman"/>
-          <w:b w:val="0"/>
-          <w:i w:val="0"/>
-          <w:sz w:val="24"/>
-        </w:rPr>
-        <w:t>Stupci: Throughput (msg/s), gubitak (%), prosečni CPU (%), prosečni RAM (MB), alerti.</w:t>
-      </w:r>
-    </w:p>
-    <w:p>
-      <w:pPr>
-        <w:spacing w:before="160" w:after="120" w:line="276" w:lineRule="auto"/>
-      </w:pPr>
-      <w:r>
-        <w:rPr>
-          <w:rFonts w:ascii="Times New Roman" w:hAnsi="Times New Roman"/>
-          <w:b/>
-          <w:sz w:val="28"/>
-        </w:rPr>
-        <w:t>Scenario A — Throughput po uređajima i QoS/ACKS</w:t>
-      </w:r>
-    </w:p>
-    <w:tbl>
-      <w:tblPr>
-        <w:tblW w:type="auto" w:w="0"/>
-        <w:jc w:val="center"/>
-        <w:tblLook w:firstColumn="1" w:firstRow="1" w:lastColumn="0" w:lastRow="0" w:noHBand="0" w:noVBand="1" w:val="04A0"/>
-      </w:tblPr>
-      <w:tblGrid>
-        <w:gridCol w:w="1344"/>
-        <w:gridCol w:w="1344"/>
-        <w:gridCol w:w="1344"/>
-        <w:gridCol w:w="1344"/>
-        <w:gridCol w:w="1344"/>
-        <w:gridCol w:w="1344"/>
-        <w:gridCol w:w="1344"/>
-      </w:tblGrid>
-      <w:tr>
-        <w:tc>
-          <w:tcPr>
-            <w:tcW w:type="dxa" w:w="1344"/>
-            <w:tcBorders>
-              <w:top w:val="single" w:sz="4" w:space="0" w:color="000000"/>
-              <w:left w:val="single" w:sz="4" w:space="0" w:color="000000"/>
-              <w:bottom w:val="single" w:sz="4" w:space="0" w:color="000000"/>
-              <w:right w:val="single" w:sz="4" w:space="0" w:color="000000"/>
-            </w:tcBorders>
-            <w:shd w:val="clear" w:color="auto" w:fill="DDDDDD"/>
-          </w:tcPr>
-          <w:p>
-            <w:pPr>
-              <w:spacing w:line="276" w:lineRule="auto" w:after="0"/>
-              <w:jc w:val="left"/>
-            </w:pPr>
-            <w:r>
-              <w:rPr>
-                <w:b/>
-              </w:rPr>
-            </w:r>
-            <w:r>
-              <w:rPr>
-                <w:rFonts w:ascii="Times New Roman" w:hAnsi="Times New Roman"/>
-                <w:b/>
-                <w:i w:val="0"/>
-                <w:sz w:val="22"/>
-              </w:rPr>
-              <w:t>Broker</w:t>
-            </w:r>
-          </w:p>
-        </w:tc>
-        <w:tc>
-          <w:tcPr>
-            <w:tcW w:type="dxa" w:w="1344"/>
-            <w:tcBorders>
-              <w:top w:val="single" w:sz="4" w:space="0" w:color="000000"/>
-              <w:left w:val="single" w:sz="4" w:space="0" w:color="000000"/>
-              <w:bottom w:val="single" w:sz="4" w:space="0" w:color="000000"/>
-              <w:right w:val="single" w:sz="4" w:space="0" w:color="000000"/>
-            </w:tcBorders>
-            <w:shd w:val="clear" w:color="auto" w:fill="DDDDDD"/>
-          </w:tcPr>
-          <w:p>
-            <w:pPr>
-              <w:spacing w:line="276" w:lineRule="auto" w:after="0"/>
-              <w:jc w:val="left"/>
-            </w:pPr>
-            <w:r>
-              <w:rPr>
-                <w:b/>
-              </w:rPr>
-            </w:r>
-            <w:r>
-              <w:rPr>
-                <w:rFonts w:ascii="Times New Roman" w:hAnsi="Times New Roman"/>
-                <w:b/>
-                <w:i w:val="0"/>
-                <w:sz w:val="22"/>
-              </w:rPr>
-              <w:t>Uređaji</w:t>
-            </w:r>
-          </w:p>
-        </w:tc>
-        <w:tc>
-          <w:tcPr>
-            <w:tcW w:type="dxa" w:w="1344"/>
-            <w:tcBorders>
-              <w:top w:val="single" w:sz="4" w:space="0" w:color="000000"/>
-              <w:left w:val="single" w:sz="4" w:space="0" w:color="000000"/>
-              <w:bottom w:val="single" w:sz="4" w:space="0" w:color="000000"/>
-              <w:right w:val="single" w:sz="4" w:space="0" w:color="000000"/>
-            </w:tcBorders>
-            <w:shd w:val="clear" w:color="auto" w:fill="DDDDDD"/>
-          </w:tcPr>
-          <w:p>
-            <w:pPr>
-              <w:spacing w:line="276" w:lineRule="auto" w:after="0"/>
-              <w:jc w:val="left"/>
-            </w:pPr>
-            <w:r>
-              <w:rPr>
-                <w:b/>
-              </w:rPr>
-            </w:r>
-            <w:r>
-              <w:rPr>
-                <w:rFonts w:ascii="Times New Roman" w:hAnsi="Times New Roman"/>
-                <w:b/>
-                <w:i w:val="0"/>
-                <w:sz w:val="22"/>
-              </w:rPr>
-              <w:t>QoS/ACKS</w:t>
-            </w:r>
-          </w:p>
-        </w:tc>
-        <w:tc>
-          <w:tcPr>
-            <w:tcW w:type="dxa" w:w="1344"/>
-            <w:tcBorders>
-              <w:top w:val="single" w:sz="4" w:space="0" w:color="000000"/>
-              <w:left w:val="single" w:sz="4" w:space="0" w:color="000000"/>
-              <w:bottom w:val="single" w:sz="4" w:space="0" w:color="000000"/>
-              <w:right w:val="single" w:sz="4" w:space="0" w:color="000000"/>
-            </w:tcBorders>
-            <w:shd w:val="clear" w:color="auto" w:fill="DDDDDD"/>
-          </w:tcPr>
-          <w:p>
-            <w:pPr>
-              <w:spacing w:line="276" w:lineRule="auto" w:after="0"/>
-              <w:jc w:val="left"/>
-            </w:pPr>
-            <w:r>
-              <w:rPr>
-                <w:b/>
-              </w:rPr>
-            </w:r>
-            <w:r>
-              <w:rPr>
-                <w:rFonts w:ascii="Times New Roman" w:hAnsi="Times New Roman"/>
-                <w:b/>
-                <w:i w:val="0"/>
-                <w:sz w:val="22"/>
-              </w:rPr>
-              <w:t>Throughput (msg/s)</w:t>
-            </w:r>
-          </w:p>
-        </w:tc>
-        <w:tc>
-          <w:tcPr>
-            <w:tcW w:type="dxa" w:w="1344"/>
-            <w:tcBorders>
-              <w:top w:val="single" w:sz="4" w:space="0" w:color="000000"/>
-              <w:left w:val="single" w:sz="4" w:space="0" w:color="000000"/>
-              <w:bottom w:val="single" w:sz="4" w:space="0" w:color="000000"/>
-              <w:right w:val="single" w:sz="4" w:space="0" w:color="000000"/>
-            </w:tcBorders>
-            <w:shd w:val="clear" w:color="auto" w:fill="DDDDDD"/>
-          </w:tcPr>
-          <w:p>
-            <w:pPr>
-              <w:spacing w:line="276" w:lineRule="auto" w:after="0"/>
-              <w:jc w:val="left"/>
-            </w:pPr>
-            <w:r>
-              <w:rPr>
-                <w:b/>
-              </w:rPr>
-            </w:r>
-            <w:r>
-              <w:rPr>
-                <w:rFonts w:ascii="Times New Roman" w:hAnsi="Times New Roman"/>
-                <w:b/>
-                <w:i w:val="0"/>
-                <w:sz w:val="22"/>
-              </w:rPr>
-              <w:t>Gubitak (%)</w:t>
-            </w:r>
-          </w:p>
-        </w:tc>
-        <w:tc>
-          <w:tcPr>
-            <w:tcW w:type="dxa" w:w="1344"/>
-            <w:tcBorders>
-              <w:top w:val="single" w:sz="4" w:space="0" w:color="000000"/>
-              <w:left w:val="single" w:sz="4" w:space="0" w:color="000000"/>
-              <w:bottom w:val="single" w:sz="4" w:space="0" w:color="000000"/>
-              <w:right w:val="single" w:sz="4" w:space="0" w:color="000000"/>
-            </w:tcBorders>
-            <w:shd w:val="clear" w:color="auto" w:fill="DDDDDD"/>
-          </w:tcPr>
-          <w:p>
-            <w:pPr>
-              <w:spacing w:line="276" w:lineRule="auto" w:after="0"/>
-              <w:jc w:val="left"/>
-            </w:pPr>
-            <w:r>
-              <w:rPr>
-                <w:b/>
-              </w:rPr>
-            </w:r>
-            <w:r>
-              <w:rPr>
-                <w:rFonts w:ascii="Times New Roman" w:hAnsi="Times New Roman"/>
-                <w:b/>
-                <w:i w:val="0"/>
-                <w:sz w:val="22"/>
-              </w:rPr>
-              <w:t>CPU avg (%)</w:t>
-            </w:r>
-          </w:p>
-        </w:tc>
-        <w:tc>
-          <w:tcPr>
-            <w:tcW w:type="dxa" w:w="1344"/>
-            <w:tcBorders>
-              <w:top w:val="single" w:sz="4" w:space="0" w:color="000000"/>
-              <w:left w:val="single" w:sz="4" w:space="0" w:color="000000"/>
-              <w:bottom w:val="single" w:sz="4" w:space="0" w:color="000000"/>
-              <w:right w:val="single" w:sz="4" w:space="0" w:color="000000"/>
-            </w:tcBorders>
-            <w:shd w:val="clear" w:color="auto" w:fill="DDDDDD"/>
-          </w:tcPr>
-          <w:p>
-            <w:pPr>
-              <w:spacing w:line="276" w:lineRule="auto" w:after="0"/>
-              <w:jc w:val="left"/>
-            </w:pPr>
-            <w:r>
-              <w:rPr>
-                <w:b/>
-              </w:rPr>
-            </w:r>
-            <w:r>
-              <w:rPr>
-                <w:rFonts w:ascii="Times New Roman" w:hAnsi="Times New Roman"/>
-                <w:b/>
-                <w:i w:val="0"/>
-                <w:sz w:val="22"/>
-              </w:rPr>
-              <w:t>RAM avg (MB)</w:t>
-            </w:r>
-          </w:p>
-        </w:tc>
-      </w:tr>
-      <w:tr>
-        <w:tc>
-          <w:tcPr>
-            <w:tcW w:type="dxa" w:w="1344"/>
-            <w:tcBorders>
-              <w:top w:val="single" w:sz="4" w:space="0" w:color="000000"/>
-              <w:left w:val="single" w:sz="4" w:space="0" w:color="000000"/>
-              <w:bottom w:val="single" w:sz="4" w:space="0" w:color="000000"/>
-              <w:right w:val="single" w:sz="4" w:space="0" w:color="000000"/>
-            </w:tcBorders>
-          </w:tcPr>
-          <w:p>
-            <w:pPr>
-              <w:spacing w:line="276" w:lineRule="auto" w:after="0"/>
-              <w:jc w:val="left"/>
-            </w:pPr>
-            <w:r/>
-            <w:r>
-              <w:rPr>
-                <w:rFonts w:ascii="Times New Roman" w:hAnsi="Times New Roman"/>
-                <w:b w:val="0"/>
-                <w:i w:val="0"/>
-                <w:sz w:val="22"/>
-              </w:rPr>
-              <w:t>kafka</w:t>
-            </w:r>
-          </w:p>
-        </w:tc>
-        <w:tc>
-          <w:tcPr>
-            <w:tcW w:type="dxa" w:w="1344"/>
-            <w:tcBorders>
-              <w:top w:val="single" w:sz="4" w:space="0" w:color="000000"/>
-              <w:left w:val="single" w:sz="4" w:space="0" w:color="000000"/>
-              <w:bottom w:val="single" w:sz="4" w:space="0" w:color="000000"/>
-              <w:right w:val="single" w:sz="4" w:space="0" w:color="000000"/>
-            </w:tcBorders>
-          </w:tcPr>
-          <w:p>
-            <w:pPr>
-              <w:spacing w:line="276" w:lineRule="auto" w:after="0"/>
-              <w:jc w:val="left"/>
-            </w:pPr>
-            <w:r/>
-            <w:r>
-              <w:rPr>
-                <w:rFonts w:ascii="Times New Roman" w:hAnsi="Times New Roman"/>
-                <w:b w:val="0"/>
-                <w:i w:val="0"/>
-                <w:sz w:val="22"/>
-              </w:rPr>
-              <w:t>10000</w:t>
-            </w:r>
-          </w:p>
-        </w:tc>
-        <w:tc>
-          <w:tcPr>
-            <w:tcW w:type="dxa" w:w="1344"/>
-            <w:tcBorders>
-              <w:top w:val="single" w:sz="4" w:space="0" w:color="000000"/>
-              <w:left w:val="single" w:sz="4" w:space="0" w:color="000000"/>
-              <w:bottom w:val="single" w:sz="4" w:space="0" w:color="000000"/>
-              <w:right w:val="single" w:sz="4" w:space="0" w:color="000000"/>
-            </w:tcBorders>
-          </w:tcPr>
-          <w:p>
-            <w:pPr>
-              <w:spacing w:line="276" w:lineRule="auto" w:after="0"/>
-              <w:jc w:val="left"/>
-            </w:pPr>
-            <w:r/>
-            <w:r>
-              <w:rPr>
-                <w:rFonts w:ascii="Times New Roman" w:hAnsi="Times New Roman"/>
-                <w:b w:val="0"/>
-                <w:i w:val="0"/>
-                <w:sz w:val="22"/>
-              </w:rPr>
-              <w:t>acksall</w:t>
-            </w:r>
-          </w:p>
-        </w:tc>
-        <w:tc>
-          <w:tcPr>
-            <w:tcW w:type="dxa" w:w="1344"/>
-            <w:tcBorders>
-              <w:top w:val="single" w:sz="4" w:space="0" w:color="000000"/>
-              <w:left w:val="single" w:sz="4" w:space="0" w:color="000000"/>
-              <w:bottom w:val="single" w:sz="4" w:space="0" w:color="000000"/>
-              <w:right w:val="single" w:sz="4" w:space="0" w:color="000000"/>
-            </w:tcBorders>
-          </w:tcPr>
-          <w:p>
-            <w:pPr>
-              <w:spacing w:line="276" w:lineRule="auto" w:after="0"/>
-              <w:jc w:val="left"/>
-            </w:pPr>
-            <w:r/>
-            <w:r>
-              <w:rPr>
-                <w:rFonts w:ascii="Times New Roman" w:hAnsi="Times New Roman"/>
-                <w:b w:val="0"/>
-                <w:i w:val="0"/>
-                <w:sz w:val="22"/>
-              </w:rPr>
-              <w:t>100000.0</w:t>
-            </w:r>
-          </w:p>
-        </w:tc>
-        <w:tc>
-          <w:tcPr>
-            <w:tcW w:type="dxa" w:w="1344"/>
-            <w:tcBorders>
-              <w:top w:val="single" w:sz="4" w:space="0" w:color="000000"/>
-              <w:left w:val="single" w:sz="4" w:space="0" w:color="000000"/>
-              <w:bottom w:val="single" w:sz="4" w:space="0" w:color="000000"/>
-              <w:right w:val="single" w:sz="4" w:space="0" w:color="000000"/>
-            </w:tcBorders>
-          </w:tcPr>
-          <w:p>
-            <w:pPr>
-              <w:spacing w:line="276" w:lineRule="auto" w:after="0"/>
-              <w:jc w:val="left"/>
-            </w:pPr>
-            <w:r/>
-            <w:r>
-              <w:rPr>
-                <w:rFonts w:ascii="Times New Roman" w:hAnsi="Times New Roman"/>
-                <w:b w:val="0"/>
-                <w:i w:val="0"/>
-                <w:sz w:val="22"/>
-              </w:rPr>
-              <w:t>0.0</w:t>
-            </w:r>
-          </w:p>
-        </w:tc>
-        <w:tc>
-          <w:tcPr>
-            <w:tcW w:type="dxa" w:w="1344"/>
-            <w:tcBorders>
-              <w:top w:val="single" w:sz="4" w:space="0" w:color="000000"/>
-              <w:left w:val="single" w:sz="4" w:space="0" w:color="000000"/>
-              <w:bottom w:val="single" w:sz="4" w:space="0" w:color="000000"/>
-              <w:right w:val="single" w:sz="4" w:space="0" w:color="000000"/>
-            </w:tcBorders>
-          </w:tcPr>
-          <w:p>
-            <w:pPr>
-              <w:spacing w:line="276" w:lineRule="auto" w:after="0"/>
-              <w:jc w:val="left"/>
-            </w:pPr>
-            <w:r/>
-            <w:r>
-              <w:rPr>
-                <w:rFonts w:ascii="Times New Roman" w:hAnsi="Times New Roman"/>
-                <w:b w:val="0"/>
-                <w:i w:val="0"/>
-                <w:sz w:val="22"/>
-              </w:rPr>
-              <w:t>170.45</w:t>
-            </w:r>
-          </w:p>
-        </w:tc>
-        <w:tc>
-          <w:tcPr>
-            <w:tcW w:type="dxa" w:w="1344"/>
-            <w:tcBorders>
-              <w:top w:val="single" w:sz="4" w:space="0" w:color="000000"/>
-              <w:left w:val="single" w:sz="4" w:space="0" w:color="000000"/>
-              <w:bottom w:val="single" w:sz="4" w:space="0" w:color="000000"/>
-              <w:right w:val="single" w:sz="4" w:space="0" w:color="000000"/>
-            </w:tcBorders>
-          </w:tcPr>
-          <w:p>
-            <w:pPr>
-              <w:spacing w:line="276" w:lineRule="auto" w:after="0"/>
-              <w:jc w:val="left"/>
-            </w:pPr>
-            <w:r/>
-            <w:r>
-              <w:rPr>
-                <w:rFonts w:ascii="Times New Roman" w:hAnsi="Times New Roman"/>
-                <w:b w:val="0"/>
-                <w:i w:val="0"/>
-                <w:sz w:val="22"/>
-              </w:rPr>
-              <w:t>1093.38</w:t>
-            </w:r>
-          </w:p>
-        </w:tc>
-      </w:tr>
-      <w:tr>
-        <w:tc>
-          <w:tcPr>
-            <w:tcW w:type="dxa" w:w="1344"/>
-            <w:tcBorders>
-              <w:top w:val="single" w:sz="4" w:space="0" w:color="000000"/>
-              <w:left w:val="single" w:sz="4" w:space="0" w:color="000000"/>
-              <w:bottom w:val="single" w:sz="4" w:space="0" w:color="000000"/>
-              <w:right w:val="single" w:sz="4" w:space="0" w:color="000000"/>
-            </w:tcBorders>
-          </w:tcPr>
-          <w:p>
-            <w:pPr>
-              <w:spacing w:line="276" w:lineRule="auto" w:after="0"/>
-              <w:jc w:val="left"/>
-            </w:pPr>
-            <w:r/>
-            <w:r>
-              <w:rPr>
-                <w:rFonts w:ascii="Times New Roman" w:hAnsi="Times New Roman"/>
-                <w:b w:val="0"/>
-                <w:i w:val="0"/>
-                <w:sz w:val="22"/>
-              </w:rPr>
-              <w:t>mqtt</w:t>
-            </w:r>
-          </w:p>
-        </w:tc>
-        <w:tc>
-          <w:tcPr>
-            <w:tcW w:type="dxa" w:w="1344"/>
-            <w:tcBorders>
-              <w:top w:val="single" w:sz="4" w:space="0" w:color="000000"/>
-              <w:left w:val="single" w:sz="4" w:space="0" w:color="000000"/>
-              <w:bottom w:val="single" w:sz="4" w:space="0" w:color="000000"/>
-              <w:right w:val="single" w:sz="4" w:space="0" w:color="000000"/>
-            </w:tcBorders>
-          </w:tcPr>
-          <w:p>
-            <w:pPr>
-              <w:spacing w:line="276" w:lineRule="auto" w:after="0"/>
-              <w:jc w:val="left"/>
-            </w:pPr>
-            <w:r/>
-            <w:r>
-              <w:rPr>
-                <w:rFonts w:ascii="Times New Roman" w:hAnsi="Times New Roman"/>
-                <w:b w:val="0"/>
-                <w:i w:val="0"/>
-                <w:sz w:val="22"/>
-              </w:rPr>
-              <w:t>10000</w:t>
-            </w:r>
-          </w:p>
-        </w:tc>
-        <w:tc>
-          <w:tcPr>
-            <w:tcW w:type="dxa" w:w="1344"/>
-            <w:tcBorders>
-              <w:top w:val="single" w:sz="4" w:space="0" w:color="000000"/>
-              <w:left w:val="single" w:sz="4" w:space="0" w:color="000000"/>
-              <w:bottom w:val="single" w:sz="4" w:space="0" w:color="000000"/>
-              <w:right w:val="single" w:sz="4" w:space="0" w:color="000000"/>
-            </w:tcBorders>
-          </w:tcPr>
-          <w:p>
-            <w:pPr>
-              <w:spacing w:line="276" w:lineRule="auto" w:after="0"/>
-              <w:jc w:val="left"/>
-            </w:pPr>
-            <w:r/>
-            <w:r>
-              <w:rPr>
-                <w:rFonts w:ascii="Times New Roman" w:hAnsi="Times New Roman"/>
-                <w:b w:val="0"/>
-                <w:i w:val="0"/>
-                <w:sz w:val="22"/>
-              </w:rPr>
-              <w:t>qos1</w:t>
-            </w:r>
-          </w:p>
-        </w:tc>
-        <w:tc>
-          <w:tcPr>
-            <w:tcW w:type="dxa" w:w="1344"/>
-            <w:tcBorders>
-              <w:top w:val="single" w:sz="4" w:space="0" w:color="000000"/>
-              <w:left w:val="single" w:sz="4" w:space="0" w:color="000000"/>
-              <w:bottom w:val="single" w:sz="4" w:space="0" w:color="000000"/>
-              <w:right w:val="single" w:sz="4" w:space="0" w:color="000000"/>
-            </w:tcBorders>
-          </w:tcPr>
-          <w:p>
-            <w:pPr>
-              <w:spacing w:line="276" w:lineRule="auto" w:after="0"/>
-              <w:jc w:val="left"/>
-            </w:pPr>
-            <w:r/>
-            <w:r>
-              <w:rPr>
-                <w:rFonts w:ascii="Times New Roman" w:hAnsi="Times New Roman"/>
-                <w:b w:val="0"/>
-                <w:i w:val="0"/>
-                <w:sz w:val="22"/>
-              </w:rPr>
-              <w:t>100000.0</w:t>
-            </w:r>
-          </w:p>
-        </w:tc>
-        <w:tc>
-          <w:tcPr>
-            <w:tcW w:type="dxa" w:w="1344"/>
-            <w:tcBorders>
-              <w:top w:val="single" w:sz="4" w:space="0" w:color="000000"/>
-              <w:left w:val="single" w:sz="4" w:space="0" w:color="000000"/>
-              <w:bottom w:val="single" w:sz="4" w:space="0" w:color="000000"/>
-              <w:right w:val="single" w:sz="4" w:space="0" w:color="000000"/>
-            </w:tcBorders>
-          </w:tcPr>
-          <w:p>
-            <w:pPr>
-              <w:spacing w:line="276" w:lineRule="auto" w:after="0"/>
-              <w:jc w:val="left"/>
-            </w:pPr>
-            <w:r/>
-            <w:r>
-              <w:rPr>
-                <w:rFonts w:ascii="Times New Roman" w:hAnsi="Times New Roman"/>
-                <w:b w:val="0"/>
-                <w:i w:val="0"/>
-                <w:sz w:val="22"/>
-              </w:rPr>
-              <w:t>79.35</w:t>
-            </w:r>
-          </w:p>
-        </w:tc>
-        <w:tc>
-          <w:tcPr>
-            <w:tcW w:type="dxa" w:w="1344"/>
-            <w:tcBorders>
-              <w:top w:val="single" w:sz="4" w:space="0" w:color="000000"/>
-              <w:left w:val="single" w:sz="4" w:space="0" w:color="000000"/>
-              <w:bottom w:val="single" w:sz="4" w:space="0" w:color="000000"/>
-              <w:right w:val="single" w:sz="4" w:space="0" w:color="000000"/>
-            </w:tcBorders>
-          </w:tcPr>
-          <w:p>
-            <w:pPr>
-              <w:spacing w:line="276" w:lineRule="auto" w:after="0"/>
-              <w:jc w:val="left"/>
-            </w:pPr>
-            <w:r/>
-            <w:r>
-              <w:rPr>
-                <w:rFonts w:ascii="Times New Roman" w:hAnsi="Times New Roman"/>
-                <w:b w:val="0"/>
-                <w:i w:val="0"/>
-                <w:sz w:val="22"/>
-              </w:rPr>
-              <w:t>591.36</w:t>
-            </w:r>
-          </w:p>
-        </w:tc>
-        <w:tc>
-          <w:tcPr>
-            <w:tcW w:type="dxa" w:w="1344"/>
-            <w:tcBorders>
-              <w:top w:val="single" w:sz="4" w:space="0" w:color="000000"/>
-              <w:left w:val="single" w:sz="4" w:space="0" w:color="000000"/>
-              <w:bottom w:val="single" w:sz="4" w:space="0" w:color="000000"/>
-              <w:right w:val="single" w:sz="4" w:space="0" w:color="000000"/>
-            </w:tcBorders>
-          </w:tcPr>
-          <w:p>
-            <w:pPr>
-              <w:spacing w:line="276" w:lineRule="auto" w:after="0"/>
-              <w:jc w:val="left"/>
-            </w:pPr>
-            <w:r/>
-            <w:r>
-              <w:rPr>
-                <w:rFonts w:ascii="Times New Roman" w:hAnsi="Times New Roman"/>
-                <w:b w:val="0"/>
-                <w:i w:val="0"/>
-                <w:sz w:val="22"/>
-              </w:rPr>
-              <w:t>1077.72</w:t>
+              <w:t>1080.32</w:t>
             </w:r>
           </w:p>
         </w:tc>
@@ -13941,7 +15372,7 @@
                 <w:i w:val="0"/>
                 <w:sz w:val="22"/>
               </w:rPr>
-              <w:t>1</w:t>
+              <w:t>23</w:t>
             </w:r>
           </w:p>
         </w:tc>
@@ -14022,7 +15453,7 @@
                 <w:i w:val="0"/>
                 <w:sz w:val="22"/>
               </w:rPr>
-              <w:t>66.42</w:t>
+              <w:t>70.8</w:t>
             </w:r>
           </w:p>
         </w:tc>
@@ -14049,7 +15480,7 @@
                 <w:i w:val="0"/>
                 <w:sz w:val="22"/>
               </w:rPr>
-              <w:t>529.81</w:t>
+              <w:t>763.99</w:t>
             </w:r>
           </w:p>
         </w:tc>
@@ -14159,7 +15590,7 @@
                 <w:i w:val="0"/>
                 <w:sz w:val="22"/>
               </w:rPr>
-              <w:t>23</w:t>
+              <w:t>1</w:t>
             </w:r>
           </w:p>
         </w:tc>
@@ -14240,7 +15671,7 @@
                 <w:i w:val="0"/>
                 <w:sz w:val="22"/>
               </w:rPr>
-              <w:t>40.31</w:t>
+              <w:t>46.79</w:t>
             </w:r>
           </w:p>
         </w:tc>
@@ -14267,7 +15698,7 @@
                 <w:i w:val="0"/>
                 <w:sz w:val="22"/>
               </w:rPr>
-              <w:t>206.49</w:t>
+              <w:t>176.13</w:t>
             </w:r>
           </w:p>
         </w:tc>
@@ -14665,7 +16096,7 @@
                 <w:i w:val="0"/>
                 <w:sz w:val="22"/>
               </w:rPr>
-              <w:t>6</w:t>
+              <w:t>3</w:t>
             </w:r>
           </w:p>
         </w:tc>
@@ -14692,7 +16123,7 @@
                 <w:i w:val="0"/>
                 <w:sz w:val="22"/>
               </w:rPr>
-              <w:t>22</w:t>
+              <w:t>23</w:t>
             </w:r>
           </w:p>
         </w:tc>
@@ -14719,7 +16150,7 @@
                 <w:i w:val="0"/>
                 <w:sz w:val="22"/>
               </w:rPr>
-              <w:t>343</w:t>
+              <w:t>403</w:t>
             </w:r>
           </w:p>
         </w:tc>
@@ -14746,7 +16177,7 @@
                 <w:i w:val="0"/>
                 <w:sz w:val="22"/>
               </w:rPr>
-              <w:t>52.94</w:t>
+              <w:t>56.24</w:t>
             </w:r>
           </w:p>
         </w:tc>
@@ -14773,7 +16204,7 @@
                 <w:i w:val="0"/>
                 <w:sz w:val="22"/>
               </w:rPr>
-              <w:t>715.07</w:t>
+              <w:t>799.03</w:t>
             </w:r>
           </w:p>
         </w:tc>
@@ -14910,7 +16341,7 @@
                 <w:i w:val="0"/>
                 <w:sz w:val="22"/>
               </w:rPr>
-              <w:t>25</w:t>
+              <w:t>22</w:t>
             </w:r>
           </w:p>
         </w:tc>
@@ -14937,7 +16368,7 @@
                 <w:i w:val="0"/>
                 <w:sz w:val="22"/>
               </w:rPr>
-              <w:t>339</w:t>
+              <w:t>171</w:t>
             </w:r>
           </w:p>
         </w:tc>
@@ -14964,7 +16395,7 @@
                 <w:i w:val="0"/>
                 <w:sz w:val="22"/>
               </w:rPr>
-              <w:t>35.77</w:t>
+              <w:t>42.29</w:t>
             </w:r>
           </w:p>
         </w:tc>
@@ -14991,7 +16422,7 @@
                 <w:i w:val="0"/>
                 <w:sz w:val="22"/>
               </w:rPr>
-              <w:t>191.6</w:t>
+              <w:t>185.23</w:t>
             </w:r>
           </w:p>
         </w:tc>
@@ -15269,7 +16700,7 @@
                 <w:i w:val="0"/>
                 <w:sz w:val="22"/>
               </w:rPr>
-              <w:t>17</w:t>
+              <w:t>18</w:t>
             </w:r>
           </w:p>
         </w:tc>
@@ -15296,7 +16727,7 @@
                 <w:i w:val="0"/>
                 <w:sz w:val="22"/>
               </w:rPr>
-              <w:t>90.71</w:t>
+              <w:t>90.5</w:t>
             </w:r>
           </w:p>
         </w:tc>
@@ -15323,7 +16754,7 @@
                 <w:i w:val="0"/>
                 <w:sz w:val="22"/>
               </w:rPr>
-              <w:t>6</w:t>
+              <w:t>3</w:t>
             </w:r>
           </w:p>
         </w:tc>
@@ -15350,7 +16781,7 @@
                 <w:i w:val="0"/>
                 <w:sz w:val="22"/>
               </w:rPr>
-              <w:t>63.17</w:t>
+              <w:t>65.06</w:t>
             </w:r>
           </w:p>
         </w:tc>
@@ -15377,7 +16808,7 @@
                 <w:i w:val="0"/>
                 <w:sz w:val="22"/>
               </w:rPr>
-              <w:t>672.96</w:t>
+              <w:t>780.07</w:t>
             </w:r>
           </w:p>
         </w:tc>
@@ -15460,7 +16891,7 @@
                 <w:i w:val="0"/>
                 <w:sz w:val="22"/>
               </w:rPr>
-              <w:t>90.46</w:t>
+              <w:t>90.53</w:t>
             </w:r>
           </w:p>
         </w:tc>
@@ -15487,7 +16918,7 @@
                 <w:i w:val="0"/>
                 <w:sz w:val="22"/>
               </w:rPr>
-              <w:t>10</w:t>
+              <w:t>8</w:t>
             </w:r>
           </w:p>
         </w:tc>
@@ -15514,7 +16945,7 @@
                 <w:i w:val="0"/>
                 <w:sz w:val="22"/>
               </w:rPr>
-              <w:t>63.93</w:t>
+              <w:t>66.45</w:t>
             </w:r>
           </w:p>
         </w:tc>
@@ -15541,7 +16972,7 @@
                 <w:i w:val="0"/>
                 <w:sz w:val="22"/>
               </w:rPr>
-              <w:t>186.98</w:t>
+              <w:t>164.49</w:t>
             </w:r>
           </w:p>
         </w:tc>
